--- a/squads/vmo-autonomo/projects/DEM-2026-007/02-iniciacao/work-request.docx
+++ b/squads/vmo-autonomo/projects/DEM-2026-007/02-iniciacao/work-request.docx
@@ -8,8 +8,11 @@
       </w:pPr>
       <w:r>
         <w:rPr>
-          <w:color w:val="1F497D"/>
-          <w:sz w:val="36"/>
+          <w:rFonts w:ascii="Calibri" w:hAnsi="Calibri"/>
+          <w:b/>
+          <w:i w:val="0"/>
+          <w:color w:val="1A3A5C"/>
+          <w:sz w:val="30"/>
         </w:rPr>
         <w:t>WORK REQUEST — DEM-2026-007</w:t>
       </w:r>
@@ -20,8 +23,11 @@
       </w:pPr>
       <w:r>
         <w:rPr>
-          <w:color w:val="2E74B5"/>
-          <w:sz w:val="28"/>
+          <w:rFonts w:ascii="Calibri" w:hAnsi="Calibri"/>
+          <w:b/>
+          <w:i w:val="0"/>
+          <w:color w:val="1E5296"/>
+          <w:sz w:val="25"/>
         </w:rPr>
         <w:t>Implantação DDA (Débito Direto Autorizado) no SAP FI — Contas a Pagar VAB Matriz</w:t>
       </w:r>
@@ -49,9 +55,11 @@
     </w:p>
     <w:p/>
     <w:p>
-      <w:r>
-        <w:t>────────────────────────────────────────────────────────────</w:t>
-      </w:r>
+      <w:pPr>
+        <w:pBdr>
+          <w:bottom w:val="single" w:sz="6" w:space="1" w:color="CCCCCC"/>
+        </w:pBdr>
+      </w:pPr>
     </w:p>
     <w:p/>
     <w:p>
@@ -60,8 +68,11 @@
       </w:pPr>
       <w:r>
         <w:rPr>
-          <w:color w:val="2E74B5"/>
-          <w:sz w:val="28"/>
+          <w:rFonts w:ascii="Calibri" w:hAnsi="Calibri"/>
+          <w:b/>
+          <w:i w:val="0"/>
+          <w:color w:val="1E5296"/>
+          <w:sz w:val="25"/>
         </w:rPr>
         <w:t>1. Identificação</w:t>
       </w:r>
@@ -70,24 +81,26 @@
     <w:tbl>
       <w:tblPr>
         <w:tblStyle w:val="TableGrid"/>
-        <w:tblW w:type="auto" w:w="0"/>
         <w:tblLook w:firstColumn="1" w:firstRow="1" w:lastColumn="0" w:lastRow="0" w:noHBand="0" w:noVBand="1" w:val="04A0"/>
+        <w:tblW w:w="8900" w:type="dxa"/>
+        <w:tblLayout w:type="fixed"/>
       </w:tblPr>
       <w:tblGrid>
-        <w:gridCol w:w="4392"/>
-        <w:gridCol w:w="4392"/>
+        <w:gridCol w:w="4450"/>
+        <w:gridCol w:w="4450"/>
       </w:tblGrid>
       <w:tr>
         <w:tc>
           <w:tcPr>
-            <w:tcW w:type="dxa" w:w="4392"/>
-            <w:shd w:val="clear" w:color="auto" w:fill="D6E4F0"/>
+            <w:tcW w:w="4450" w:type="dxa"/>
+            <w:shd w:val="clear" w:color="auto" w:fill="1A3A5C"/>
           </w:tcPr>
           <w:p>
             <w:r>
               <w:rPr>
                 <w:b/>
-                <w:sz w:val="20"/>
+                <w:color w:val="FFFFFF"/>
+                <w:sz w:val="19"/>
               </w:rPr>
               <w:t>Campo</w:t>
             </w:r>
@@ -95,14 +108,15 @@
         </w:tc>
         <w:tc>
           <w:tcPr>
-            <w:tcW w:type="dxa" w:w="4392"/>
-            <w:shd w:val="clear" w:color="auto" w:fill="D6E4F0"/>
+            <w:tcW w:w="4450" w:type="dxa"/>
+            <w:shd w:val="clear" w:color="auto" w:fill="1A3A5C"/>
           </w:tcPr>
           <w:p>
             <w:r>
               <w:rPr>
                 <w:b/>
-                <w:sz w:val="20"/>
+                <w:color w:val="FFFFFF"/>
+                <w:sz w:val="19"/>
               </w:rPr>
               <w:t>Valor</w:t>
             </w:r>
@@ -112,12 +126,12 @@
       <w:tr>
         <w:tc>
           <w:tcPr>
-            <w:tcW w:type="dxa" w:w="4392"/>
-          </w:tcPr>
-          <w:p>
-            <w:r>
-              <w:rPr>
-                <w:sz w:val="20"/>
+            <w:tcW w:w="4450" w:type="dxa"/>
+          </w:tcPr>
+          <w:p>
+            <w:r>
+              <w:rPr>
+                <w:sz w:val="19"/>
               </w:rPr>
               <w:t>Código do Projeto</w:t>
             </w:r>
@@ -125,12 +139,12 @@
         </w:tc>
         <w:tc>
           <w:tcPr>
-            <w:tcW w:type="dxa" w:w="4392"/>
-          </w:tcPr>
-          <w:p>
-            <w:r>
-              <w:rPr>
-                <w:sz w:val="20"/>
+            <w:tcW w:w="4450" w:type="dxa"/>
+          </w:tcPr>
+          <w:p>
+            <w:r>
+              <w:rPr>
+                <w:sz w:val="19"/>
               </w:rPr>
               <w:t>DEM-2026-007 / PROJ-VAB-2026-DDA</w:t>
             </w:r>
@@ -140,12 +154,13 @@
       <w:tr>
         <w:tc>
           <w:tcPr>
-            <w:tcW w:type="dxa" w:w="4392"/>
-          </w:tcPr>
-          <w:p>
-            <w:r>
-              <w:rPr>
-                <w:sz w:val="20"/>
+            <w:tcW w:w="4450" w:type="dxa"/>
+            <w:shd w:val="clear" w:color="auto" w:fill="F0F5FB"/>
+          </w:tcPr>
+          <w:p>
+            <w:r>
+              <w:rPr>
+                <w:sz w:val="19"/>
               </w:rPr>
               <w:t>Tipo de solicitação</w:t>
             </w:r>
@@ -153,12 +168,13 @@
         </w:tc>
         <w:tc>
           <w:tcPr>
-            <w:tcW w:type="dxa" w:w="4392"/>
-          </w:tcPr>
-          <w:p>
-            <w:r>
-              <w:rPr>
-                <w:sz w:val="20"/>
+            <w:tcW w:w="4450" w:type="dxa"/>
+            <w:shd w:val="clear" w:color="auto" w:fill="F0F5FB"/>
+          </w:tcPr>
+          <w:p>
+            <w:r>
+              <w:rPr>
+                <w:sz w:val="19"/>
               </w:rPr>
               <w:t>Melhoria Evolutiva ERP FI (replicação com ajustes)</w:t>
             </w:r>
@@ -168,12 +184,12 @@
       <w:tr>
         <w:tc>
           <w:tcPr>
-            <w:tcW w:type="dxa" w:w="4392"/>
-          </w:tcPr>
-          <w:p>
-            <w:r>
-              <w:rPr>
-                <w:sz w:val="20"/>
+            <w:tcW w:w="4450" w:type="dxa"/>
+          </w:tcPr>
+          <w:p>
+            <w:r>
+              <w:rPr>
+                <w:sz w:val="19"/>
               </w:rPr>
               <w:t>Área demandante</w:t>
             </w:r>
@@ -181,12 +197,12 @@
         </w:tc>
         <w:tc>
           <w:tcPr>
-            <w:tcW w:type="dxa" w:w="4392"/>
-          </w:tcPr>
-          <w:p>
-            <w:r>
-              <w:rPr>
-                <w:sz w:val="20"/>
+            <w:tcW w:w="4450" w:type="dxa"/>
+          </w:tcPr>
+          <w:p>
+            <w:r>
+              <w:rPr>
+                <w:sz w:val="19"/>
               </w:rPr>
               <w:t>VAB Matriz — Contas a Pagar</w:t>
             </w:r>
@@ -196,12 +212,13 @@
       <w:tr>
         <w:tc>
           <w:tcPr>
-            <w:tcW w:type="dxa" w:w="4392"/>
-          </w:tcPr>
-          <w:p>
-            <w:r>
-              <w:rPr>
-                <w:sz w:val="20"/>
+            <w:tcW w:w="4450" w:type="dxa"/>
+            <w:shd w:val="clear" w:color="auto" w:fill="F0F5FB"/>
+          </w:tcPr>
+          <w:p>
+            <w:r>
+              <w:rPr>
+                <w:sz w:val="19"/>
               </w:rPr>
               <w:t>Sponsor provisório</w:t>
             </w:r>
@@ -209,12 +226,13 @@
         </w:tc>
         <w:tc>
           <w:tcPr>
-            <w:tcW w:type="dxa" w:w="4392"/>
-          </w:tcPr>
-          <w:p>
-            <w:r>
-              <w:rPr>
-                <w:sz w:val="20"/>
+            <w:tcW w:w="4450" w:type="dxa"/>
+            <w:shd w:val="clear" w:color="auto" w:fill="F0F5FB"/>
+          </w:tcPr>
+          <w:p>
+            <w:r>
+              <w:rPr>
+                <w:sz w:val="19"/>
               </w:rPr>
               <w:t>Gladston Campos — Gerência TI e Projetos Estratégicos, VAB Matriz</w:t>
             </w:r>
@@ -224,12 +242,12 @@
       <w:tr>
         <w:tc>
           <w:tcPr>
-            <w:tcW w:type="dxa" w:w="4392"/>
-          </w:tcPr>
-          <w:p>
-            <w:r>
-              <w:rPr>
-                <w:sz w:val="20"/>
+            <w:tcW w:w="4450" w:type="dxa"/>
+          </w:tcPr>
+          <w:p>
+            <w:r>
+              <w:rPr>
+                <w:sz w:val="19"/>
               </w:rPr>
               <w:t>Ponto focal negócio</w:t>
             </w:r>
@@ -237,12 +255,12 @@
         </w:tc>
         <w:tc>
           <w:tcPr>
-            <w:tcW w:type="dxa" w:w="4392"/>
-          </w:tcPr>
-          <w:p>
-            <w:r>
-              <w:rPr>
-                <w:sz w:val="20"/>
+            <w:tcW w:w="4450" w:type="dxa"/>
+          </w:tcPr>
+          <w:p>
+            <w:r>
+              <w:rPr>
+                <w:sz w:val="19"/>
               </w:rPr>
               <w:t>Noemia Tambara Cardoso Malini (noemia@...)</w:t>
             </w:r>
@@ -252,12 +270,13 @@
       <w:tr>
         <w:tc>
           <w:tcPr>
-            <w:tcW w:type="dxa" w:w="4392"/>
-          </w:tcPr>
-          <w:p>
-            <w:r>
-              <w:rPr>
-                <w:sz w:val="20"/>
+            <w:tcW w:w="4450" w:type="dxa"/>
+            <w:shd w:val="clear" w:color="auto" w:fill="F0F5FB"/>
+          </w:tcPr>
+          <w:p>
+            <w:r>
+              <w:rPr>
+                <w:sz w:val="19"/>
               </w:rPr>
               <w:t>Gerente de Projeto</w:t>
             </w:r>
@@ -265,12 +284,13 @@
         </w:tc>
         <w:tc>
           <w:tcPr>
-            <w:tcW w:type="dxa" w:w="4392"/>
-          </w:tcPr>
-          <w:p>
-            <w:r>
-              <w:rPr>
-                <w:sz w:val="20"/>
+            <w:tcW w:w="4450" w:type="dxa"/>
+            <w:shd w:val="clear" w:color="auto" w:fill="F0F5FB"/>
+          </w:tcPr>
+          <w:p>
+            <w:r>
+              <w:rPr>
+                <w:sz w:val="19"/>
               </w:rPr>
               <w:t>A designar pelo DTI após gate de kick-off</w:t>
             </w:r>
@@ -280,12 +300,12 @@
       <w:tr>
         <w:tc>
           <w:tcPr>
-            <w:tcW w:type="dxa" w:w="4392"/>
-          </w:tcPr>
-          <w:p>
-            <w:r>
-              <w:rPr>
-                <w:sz w:val="20"/>
+            <w:tcW w:w="4450" w:type="dxa"/>
+          </w:tcPr>
+          <w:p>
+            <w:r>
+              <w:rPr>
+                <w:sz w:val="19"/>
               </w:rPr>
               <w:t>Centro de custo</w:t>
             </w:r>
@@ -293,12 +313,12 @@
         </w:tc>
         <w:tc>
           <w:tcPr>
-            <w:tcW w:type="dxa" w:w="4392"/>
-          </w:tcPr>
-          <w:p>
-            <w:r>
-              <w:rPr>
-                <w:sz w:val="20"/>
+            <w:tcW w:w="4450" w:type="dxa"/>
+          </w:tcPr>
+          <w:p>
+            <w:r>
+              <w:rPr>
+                <w:sz w:val="19"/>
               </w:rPr>
               <w:t>200195148</w:t>
             </w:r>
@@ -308,9 +328,11 @@
     </w:tbl>
     <w:p/>
     <w:p>
-      <w:r>
-        <w:t>────────────────────────────────────────────────────────────</w:t>
-      </w:r>
+      <w:pPr>
+        <w:pBdr>
+          <w:bottom w:val="single" w:sz="6" w:space="1" w:color="CCCCCC"/>
+        </w:pBdr>
+      </w:pPr>
     </w:p>
     <w:p/>
     <w:p>
@@ -319,8 +341,11 @@
       </w:pPr>
       <w:r>
         <w:rPr>
-          <w:color w:val="2E74B5"/>
-          <w:sz w:val="28"/>
+          <w:rFonts w:ascii="Calibri" w:hAnsi="Calibri"/>
+          <w:b/>
+          <w:i w:val="0"/>
+          <w:color w:val="1E5296"/>
+          <w:sz w:val="25"/>
         </w:rPr>
         <w:t>2. Contexto e Problema de Negócio</w:t>
       </w:r>
@@ -400,9 +425,11 @@
     </w:p>
     <w:p/>
     <w:p>
-      <w:r>
-        <w:t>────────────────────────────────────────────────────────────</w:t>
-      </w:r>
+      <w:pPr>
+        <w:pBdr>
+          <w:bottom w:val="single" w:sz="6" w:space="1" w:color="CCCCCC"/>
+        </w:pBdr>
+      </w:pPr>
     </w:p>
     <w:p/>
     <w:p>
@@ -411,8 +438,11 @@
       </w:pPr>
       <w:r>
         <w:rPr>
-          <w:color w:val="2E74B5"/>
-          <w:sz w:val="28"/>
+          <w:rFonts w:ascii="Calibri" w:hAnsi="Calibri"/>
+          <w:b/>
+          <w:i w:val="0"/>
+          <w:color w:val="1E5296"/>
+          <w:sz w:val="25"/>
         </w:rPr>
         <w:t>3. Objetivo</w:t>
       </w:r>
@@ -444,9 +474,11 @@
     </w:p>
     <w:p/>
     <w:p>
-      <w:r>
-        <w:t>────────────────────────────────────────────────────────────</w:t>
-      </w:r>
+      <w:pPr>
+        <w:pBdr>
+          <w:bottom w:val="single" w:sz="6" w:space="1" w:color="CCCCCC"/>
+        </w:pBdr>
+      </w:pPr>
     </w:p>
     <w:p/>
     <w:p>
@@ -455,8 +487,11 @@
       </w:pPr>
       <w:r>
         <w:rPr>
-          <w:color w:val="2E74B5"/>
-          <w:sz w:val="28"/>
+          <w:rFonts w:ascii="Calibri" w:hAnsi="Calibri"/>
+          <w:b/>
+          <w:i w:val="0"/>
+          <w:color w:val="1E5296"/>
+          <w:sz w:val="25"/>
         </w:rPr>
         <w:t>4. Escopo Incluso</w:t>
       </w:r>
@@ -465,26 +500,28 @@
     <w:tbl>
       <w:tblPr>
         <w:tblStyle w:val="TableGrid"/>
-        <w:tblW w:type="auto" w:w="0"/>
         <w:tblLook w:firstColumn="1" w:firstRow="1" w:lastColumn="0" w:lastRow="0" w:noHBand="0" w:noVBand="1" w:val="04A0"/>
+        <w:tblW w:w="8901" w:type="dxa"/>
+        <w:tblLayout w:type="fixed"/>
       </w:tblPr>
       <w:tblGrid>
-        <w:gridCol w:w="2196"/>
-        <w:gridCol w:w="2196"/>
-        <w:gridCol w:w="2196"/>
-        <w:gridCol w:w="2196"/>
+        <w:gridCol w:w="1020"/>
+        <w:gridCol w:w="2627"/>
+        <w:gridCol w:w="2627"/>
+        <w:gridCol w:w="2627"/>
       </w:tblGrid>
       <w:tr>
         <w:tc>
           <w:tcPr>
-            <w:tcW w:type="dxa" w:w="2196"/>
-            <w:shd w:val="clear" w:color="auto" w:fill="D6E4F0"/>
+            <w:tcW w:w="1020" w:type="dxa"/>
+            <w:shd w:val="clear" w:color="auto" w:fill="1A3A5C"/>
           </w:tcPr>
           <w:p>
             <w:r>
               <w:rPr>
                 <w:b/>
-                <w:sz w:val="20"/>
+                <w:color w:val="FFFFFF"/>
+                <w:sz w:val="19"/>
               </w:rPr>
               <w:t>#</w:t>
             </w:r>
@@ -492,14 +529,15 @@
         </w:tc>
         <w:tc>
           <w:tcPr>
-            <w:tcW w:type="dxa" w:w="2196"/>
-            <w:shd w:val="clear" w:color="auto" w:fill="D6E4F0"/>
+            <w:tcW w:w="2627" w:type="dxa"/>
+            <w:shd w:val="clear" w:color="auto" w:fill="1A3A5C"/>
           </w:tcPr>
           <w:p>
             <w:r>
               <w:rPr>
                 <w:b/>
-                <w:sz w:val="20"/>
+                <w:color w:val="FFFFFF"/>
+                <w:sz w:val="19"/>
               </w:rPr>
               <w:t>Entregável</w:t>
             </w:r>
@@ -507,14 +545,15 @@
         </w:tc>
         <w:tc>
           <w:tcPr>
-            <w:tcW w:type="dxa" w:w="2196"/>
-            <w:shd w:val="clear" w:color="auto" w:fill="D6E4F0"/>
+            <w:tcW w:w="2627" w:type="dxa"/>
+            <w:shd w:val="clear" w:color="auto" w:fill="1A3A5C"/>
           </w:tcPr>
           <w:p>
             <w:r>
               <w:rPr>
                 <w:b/>
-                <w:sz w:val="20"/>
+                <w:color w:val="FFFFFF"/>
+                <w:sz w:val="19"/>
               </w:rPr>
               <w:t>RF Referência</w:t>
             </w:r>
@@ -522,14 +561,15 @@
         </w:tc>
         <w:tc>
           <w:tcPr>
-            <w:tcW w:type="dxa" w:w="2196"/>
-            <w:shd w:val="clear" w:color="auto" w:fill="D6E4F0"/>
+            <w:tcW w:w="2627" w:type="dxa"/>
+            <w:shd w:val="clear" w:color="auto" w:fill="1A3A5C"/>
           </w:tcPr>
           <w:p>
             <w:r>
               <w:rPr>
                 <w:b/>
-                <w:sz w:val="20"/>
+                <w:color w:val="FFFFFF"/>
+                <w:sz w:val="19"/>
               </w:rPr>
               <w:t>Critério de Aceite</w:t>
             </w:r>
@@ -539,12 +579,12 @@
       <w:tr>
         <w:tc>
           <w:tcPr>
-            <w:tcW w:type="dxa" w:w="2196"/>
-          </w:tcPr>
-          <w:p>
-            <w:r>
-              <w:rPr>
-                <w:sz w:val="20"/>
+            <w:tcW w:w="1020" w:type="dxa"/>
+          </w:tcPr>
+          <w:p>
+            <w:r>
+              <w:rPr>
+                <w:sz w:val="19"/>
               </w:rPr>
               <w:t>E-01</w:t>
             </w:r>
@@ -552,12 +592,12 @@
         </w:tc>
         <w:tc>
           <w:tcPr>
-            <w:tcW w:type="dxa" w:w="2196"/>
-          </w:tcPr>
-          <w:p>
-            <w:r>
-              <w:rPr>
-                <w:sz w:val="20"/>
+            <w:tcW w:w="2627" w:type="dxa"/>
+          </w:tcPr>
+          <w:p>
+            <w:r>
+              <w:rPr>
+                <w:sz w:val="19"/>
               </w:rPr>
               <w:t>Levantamento técnico: análise dos parâmetros DDA da Div. Logística e mapeamento dos ajustes para VAB CP</w:t>
             </w:r>
@@ -565,12 +605,12 @@
         </w:tc>
         <w:tc>
           <w:tcPr>
-            <w:tcW w:type="dxa" w:w="2196"/>
-          </w:tcPr>
-          <w:p>
-            <w:r>
-              <w:rPr>
-                <w:sz w:val="20"/>
+            <w:tcW w:w="2627" w:type="dxa"/>
+          </w:tcPr>
+          <w:p>
+            <w:r>
+              <w:rPr>
+                <w:sz w:val="19"/>
               </w:rPr>
               <w:t>RF001, RF002 [CB-2]</w:t>
             </w:r>
@@ -578,12 +618,12 @@
         </w:tc>
         <w:tc>
           <w:tcPr>
-            <w:tcW w:type="dxa" w:w="2196"/>
-          </w:tcPr>
-          <w:p>
-            <w:r>
-              <w:rPr>
-                <w:sz w:val="20"/>
+            <w:tcW w:w="2627" w:type="dxa"/>
+          </w:tcPr>
+          <w:p>
+            <w:r>
+              <w:rPr>
+                <w:sz w:val="19"/>
               </w:rPr>
               <w:t>Documento de análise com lista dos ajustes e estimativa de esforço aprovado pelo GP</w:t>
             </w:r>
@@ -593,12 +633,13 @@
       <w:tr>
         <w:tc>
           <w:tcPr>
-            <w:tcW w:type="dxa" w:w="2196"/>
-          </w:tcPr>
-          <w:p>
-            <w:r>
-              <w:rPr>
-                <w:sz w:val="20"/>
+            <w:tcW w:w="1020" w:type="dxa"/>
+            <w:shd w:val="clear" w:color="auto" w:fill="F0F5FB"/>
+          </w:tcPr>
+          <w:p>
+            <w:r>
+              <w:rPr>
+                <w:sz w:val="19"/>
               </w:rPr>
               <w:t>E-02</w:t>
             </w:r>
@@ -606,12 +647,13 @@
         </w:tc>
         <w:tc>
           <w:tcPr>
-            <w:tcW w:type="dxa" w:w="2196"/>
-          </w:tcPr>
-          <w:p>
-            <w:r>
-              <w:rPr>
-                <w:sz w:val="20"/>
+            <w:tcW w:w="2627" w:type="dxa"/>
+            <w:shd w:val="clear" w:color="auto" w:fill="F0F5FB"/>
+          </w:tcPr>
+          <w:p>
+            <w:r>
+              <w:rPr>
+                <w:sz w:val="19"/>
               </w:rPr>
               <w:t>Habilitação DDA na conta Santander da VAB Matriz</w:t>
             </w:r>
@@ -619,12 +661,13 @@
         </w:tc>
         <w:tc>
           <w:tcPr>
-            <w:tcW w:type="dxa" w:w="2196"/>
-          </w:tcPr>
-          <w:p>
-            <w:r>
-              <w:rPr>
-                <w:sz w:val="20"/>
+            <w:tcW w:w="2627" w:type="dxa"/>
+            <w:shd w:val="clear" w:color="auto" w:fill="F0F5FB"/>
+          </w:tcPr>
+          <w:p>
+            <w:r>
+              <w:rPr>
+                <w:sz w:val="19"/>
               </w:rPr>
               <w:t>RF001</w:t>
             </w:r>
@@ -632,12 +675,13 @@
         </w:tc>
         <w:tc>
           <w:tcPr>
-            <w:tcW w:type="dxa" w:w="2196"/>
-          </w:tcPr>
-          <w:p>
-            <w:r>
-              <w:rPr>
-                <w:sz w:val="20"/>
+            <w:tcW w:w="2627" w:type="dxa"/>
+            <w:shd w:val="clear" w:color="auto" w:fill="F0F5FB"/>
+          </w:tcPr>
+          <w:p>
+            <w:r>
+              <w:rPr>
+                <w:sz w:val="19"/>
               </w:rPr>
               <w:t>Confirmação escrita do Santander de habilitação DDA ativa para a conta VAB</w:t>
             </w:r>
@@ -647,12 +691,12 @@
       <w:tr>
         <w:tc>
           <w:tcPr>
-            <w:tcW w:type="dxa" w:w="2196"/>
-          </w:tcPr>
-          <w:p>
-            <w:r>
-              <w:rPr>
-                <w:sz w:val="20"/>
+            <w:tcW w:w="1020" w:type="dxa"/>
+          </w:tcPr>
+          <w:p>
+            <w:r>
+              <w:rPr>
+                <w:sz w:val="19"/>
               </w:rPr>
               <w:t>E-03</w:t>
             </w:r>
@@ -660,12 +704,12 @@
         </w:tc>
         <w:tc>
           <w:tcPr>
-            <w:tcW w:type="dxa" w:w="2196"/>
-          </w:tcPr>
-          <w:p>
-            <w:r>
-              <w:rPr>
-                <w:sz w:val="20"/>
+            <w:tcW w:w="2627" w:type="dxa"/>
+          </w:tcPr>
+          <w:p>
+            <w:r>
+              <w:rPr>
+                <w:sz w:val="19"/>
               </w:rPr>
               <w:t>Configuração do FEBAN/SAP FI para recepção CNAB 240 DDA</w:t>
             </w:r>
@@ -673,12 +717,12 @@
         </w:tc>
         <w:tc>
           <w:tcPr>
-            <w:tcW w:type="dxa" w:w="2196"/>
-          </w:tcPr>
-          <w:p>
-            <w:r>
-              <w:rPr>
-                <w:sz w:val="20"/>
+            <w:tcW w:w="2627" w:type="dxa"/>
+          </w:tcPr>
+          <w:p>
+            <w:r>
+              <w:rPr>
+                <w:sz w:val="19"/>
               </w:rPr>
               <w:t>RF001, RF002</w:t>
             </w:r>
@@ -686,12 +730,12 @@
         </w:tc>
         <w:tc>
           <w:tcPr>
-            <w:tcW w:type="dxa" w:w="2196"/>
-          </w:tcPr>
-          <w:p>
-            <w:r>
-              <w:rPr>
-                <w:sz w:val="20"/>
+            <w:tcW w:w="2627" w:type="dxa"/>
+          </w:tcPr>
+          <w:p>
+            <w:r>
+              <w:rPr>
+                <w:sz w:val="19"/>
               </w:rPr>
               <w:t>Arquivo DDA teste importado com sucesso em ambiente de homologação</w:t>
             </w:r>
@@ -701,12 +745,13 @@
       <w:tr>
         <w:tc>
           <w:tcPr>
-            <w:tcW w:type="dxa" w:w="2196"/>
-          </w:tcPr>
-          <w:p>
-            <w:r>
-              <w:rPr>
-                <w:sz w:val="20"/>
+            <w:tcW w:w="1020" w:type="dxa"/>
+            <w:shd w:val="clear" w:color="auto" w:fill="F0F5FB"/>
+          </w:tcPr>
+          <w:p>
+            <w:r>
+              <w:rPr>
+                <w:sz w:val="19"/>
               </w:rPr>
               <w:t>E-04</w:t>
             </w:r>
@@ -714,12 +759,13 @@
         </w:tc>
         <w:tc>
           <w:tcPr>
-            <w:tcW w:type="dxa" w:w="2196"/>
-          </w:tcPr>
-          <w:p>
-            <w:r>
-              <w:rPr>
-                <w:sz w:val="20"/>
+            <w:tcW w:w="2627" w:type="dxa"/>
+            <w:shd w:val="clear" w:color="auto" w:fill="F0F5FB"/>
+          </w:tcPr>
+          <w:p>
+            <w:r>
+              <w:rPr>
+                <w:sz w:val="19"/>
               </w:rPr>
               <w:t>Ajustes de configuração específicos para o CP da VAB (delta da Div. Logística)</w:t>
             </w:r>
@@ -727,12 +773,13 @@
         </w:tc>
         <w:tc>
           <w:tcPr>
-            <w:tcW w:type="dxa" w:w="2196"/>
-          </w:tcPr>
-          <w:p>
-            <w:r>
-              <w:rPr>
-                <w:sz w:val="20"/>
+            <w:tcW w:w="2627" w:type="dxa"/>
+            <w:shd w:val="clear" w:color="auto" w:fill="F0F5FB"/>
+          </w:tcPr>
+          <w:p>
+            <w:r>
+              <w:rPr>
+                <w:sz w:val="19"/>
               </w:rPr>
               <w:t>RF002, RF003 [CB-2]</w:t>
             </w:r>
@@ -740,12 +787,13 @@
         </w:tc>
         <w:tc>
           <w:tcPr>
-            <w:tcW w:type="dxa" w:w="2196"/>
-          </w:tcPr>
-          <w:p>
-            <w:r>
-              <w:rPr>
-                <w:sz w:val="20"/>
+            <w:tcW w:w="2627" w:type="dxa"/>
+            <w:shd w:val="clear" w:color="auto" w:fill="F0F5FB"/>
+          </w:tcPr>
+          <w:p>
+            <w:r>
+              <w:rPr>
+                <w:sz w:val="19"/>
               </w:rPr>
               <w:t>Todos os ajustes identificados no E-01 implementados e testados em homologação</w:t>
             </w:r>
@@ -755,12 +803,12 @@
       <w:tr>
         <w:tc>
           <w:tcPr>
-            <w:tcW w:type="dxa" w:w="2196"/>
-          </w:tcPr>
-          <w:p>
-            <w:r>
-              <w:rPr>
-                <w:sz w:val="20"/>
+            <w:tcW w:w="1020" w:type="dxa"/>
+          </w:tcPr>
+          <w:p>
+            <w:r>
+              <w:rPr>
+                <w:sz w:val="19"/>
               </w:rPr>
               <w:t>E-05</w:t>
             </w:r>
@@ -768,12 +816,12 @@
         </w:tc>
         <w:tc>
           <w:tcPr>
-            <w:tcW w:type="dxa" w:w="2196"/>
-          </w:tcPr>
-          <w:p>
-            <w:r>
-              <w:rPr>
-                <w:sz w:val="20"/>
+            <w:tcW w:w="2627" w:type="dxa"/>
+          </w:tcPr>
+          <w:p>
+            <w:r>
+              <w:rPr>
+                <w:sz w:val="19"/>
               </w:rPr>
               <w:t>Testes de integração SAP x Santander (homologação)</w:t>
             </w:r>
@@ -781,12 +829,12 @@
         </w:tc>
         <w:tc>
           <w:tcPr>
-            <w:tcW w:type="dxa" w:w="2196"/>
-          </w:tcPr>
-          <w:p>
-            <w:r>
-              <w:rPr>
-                <w:sz w:val="20"/>
+            <w:tcW w:w="2627" w:type="dxa"/>
+          </w:tcPr>
+          <w:p>
+            <w:r>
+              <w:rPr>
+                <w:sz w:val="19"/>
               </w:rPr>
               <w:t>RF001–RF005</w:t>
             </w:r>
@@ -794,12 +842,12 @@
         </w:tc>
         <w:tc>
           <w:tcPr>
-            <w:tcW w:type="dxa" w:w="2196"/>
-          </w:tcPr>
-          <w:p>
-            <w:r>
-              <w:rPr>
-                <w:sz w:val="20"/>
+            <w:tcW w:w="2627" w:type="dxa"/>
+          </w:tcPr>
+          <w:p>
+            <w:r>
+              <w:rPr>
+                <w:sz w:val="19"/>
               </w:rPr>
               <w:t>100% dos RFs Must Have validados em homologação com participação da equipe CP</w:t>
             </w:r>
@@ -809,12 +857,13 @@
       <w:tr>
         <w:tc>
           <w:tcPr>
-            <w:tcW w:type="dxa" w:w="2196"/>
-          </w:tcPr>
-          <w:p>
-            <w:r>
-              <w:rPr>
-                <w:sz w:val="20"/>
+            <w:tcW w:w="1020" w:type="dxa"/>
+            <w:shd w:val="clear" w:color="auto" w:fill="F0F5FB"/>
+          </w:tcPr>
+          <w:p>
+            <w:r>
+              <w:rPr>
+                <w:sz w:val="19"/>
               </w:rPr>
               <w:t>E-06</w:t>
             </w:r>
@@ -822,12 +871,13 @@
         </w:tc>
         <w:tc>
           <w:tcPr>
-            <w:tcW w:type="dxa" w:w="2196"/>
-          </w:tcPr>
-          <w:p>
-            <w:r>
-              <w:rPr>
-                <w:sz w:val="20"/>
+            <w:tcW w:w="2627" w:type="dxa"/>
+            <w:shd w:val="clear" w:color="auto" w:fill="F0F5FB"/>
+          </w:tcPr>
+          <w:p>
+            <w:r>
+              <w:rPr>
+                <w:sz w:val="19"/>
               </w:rPr>
               <w:t>Testes de aceitação do usuário (UAT)</w:t>
             </w:r>
@@ -835,12 +885,13 @@
         </w:tc>
         <w:tc>
           <w:tcPr>
-            <w:tcW w:type="dxa" w:w="2196"/>
-          </w:tcPr>
-          <w:p>
-            <w:r>
-              <w:rPr>
-                <w:sz w:val="20"/>
+            <w:tcW w:w="2627" w:type="dxa"/>
+            <w:shd w:val="clear" w:color="auto" w:fill="F0F5FB"/>
+          </w:tcPr>
+          <w:p>
+            <w:r>
+              <w:rPr>
+                <w:sz w:val="19"/>
               </w:rPr>
               <w:t>RF001–RF005</w:t>
             </w:r>
@@ -848,12 +899,13 @@
         </w:tc>
         <w:tc>
           <w:tcPr>
-            <w:tcW w:type="dxa" w:w="2196"/>
-          </w:tcPr>
-          <w:p>
-            <w:r>
-              <w:rPr>
-                <w:sz w:val="20"/>
+            <w:tcW w:w="2627" w:type="dxa"/>
+            <w:shd w:val="clear" w:color="auto" w:fill="F0F5FB"/>
+          </w:tcPr>
+          <w:p>
+            <w:r>
+              <w:rPr>
+                <w:sz w:val="19"/>
               </w:rPr>
               <w:t>Assinatura de aprovação da Noemia Tambara e do recurso CP validador</w:t>
             </w:r>
@@ -863,12 +915,12 @@
       <w:tr>
         <w:tc>
           <w:tcPr>
-            <w:tcW w:type="dxa" w:w="2196"/>
-          </w:tcPr>
-          <w:p>
-            <w:r>
-              <w:rPr>
-                <w:sz w:val="20"/>
+            <w:tcW w:w="1020" w:type="dxa"/>
+          </w:tcPr>
+          <w:p>
+            <w:r>
+              <w:rPr>
+                <w:sz w:val="19"/>
               </w:rPr>
               <w:t>E-07</w:t>
             </w:r>
@@ -876,12 +928,12 @@
         </w:tc>
         <w:tc>
           <w:tcPr>
-            <w:tcW w:type="dxa" w:w="2196"/>
-          </w:tcPr>
-          <w:p>
-            <w:r>
-              <w:rPr>
-                <w:sz w:val="20"/>
+            <w:tcW w:w="2627" w:type="dxa"/>
+          </w:tcPr>
+          <w:p>
+            <w:r>
+              <w:rPr>
+                <w:sz w:val="19"/>
               </w:rPr>
               <w:t>Go-live supervisionado e acompanhamento (30 dias)</w:t>
             </w:r>
@@ -889,12 +941,12 @@
         </w:tc>
         <w:tc>
           <w:tcPr>
-            <w:tcW w:type="dxa" w:w="2196"/>
-          </w:tcPr>
-          <w:p>
-            <w:r>
-              <w:rPr>
-                <w:sz w:val="20"/>
+            <w:tcW w:w="2627" w:type="dxa"/>
+          </w:tcPr>
+          <w:p>
+            <w:r>
+              <w:rPr>
+                <w:sz w:val="19"/>
               </w:rPr>
               <w:t>Todos RFs</w:t>
             </w:r>
@@ -902,12 +954,12 @@
         </w:tc>
         <w:tc>
           <w:tcPr>
-            <w:tcW w:type="dxa" w:w="2196"/>
-          </w:tcPr>
-          <w:p>
-            <w:r>
-              <w:rPr>
-                <w:sz w:val="20"/>
+            <w:tcW w:w="2627" w:type="dxa"/>
+          </w:tcPr>
+          <w:p>
+            <w:r>
+              <w:rPr>
+                <w:sz w:val="19"/>
               </w:rPr>
               <w:t>Go-live em produção com monitoramento por 30 dias; zero incidentes críticos</w:t>
             </w:r>
@@ -917,12 +969,13 @@
       <w:tr>
         <w:tc>
           <w:tcPr>
-            <w:tcW w:type="dxa" w:w="2196"/>
-          </w:tcPr>
-          <w:p>
-            <w:r>
-              <w:rPr>
-                <w:sz w:val="20"/>
+            <w:tcW w:w="1020" w:type="dxa"/>
+            <w:shd w:val="clear" w:color="auto" w:fill="F0F5FB"/>
+          </w:tcPr>
+          <w:p>
+            <w:r>
+              <w:rPr>
+                <w:sz w:val="19"/>
               </w:rPr>
               <w:t>E-08</w:t>
             </w:r>
@@ -930,12 +983,13 @@
         </w:tc>
         <w:tc>
           <w:tcPr>
-            <w:tcW w:type="dxa" w:w="2196"/>
-          </w:tcPr>
-          <w:p>
-            <w:r>
-              <w:rPr>
-                <w:sz w:val="20"/>
+            <w:tcW w:w="2627" w:type="dxa"/>
+            <w:shd w:val="clear" w:color="auto" w:fill="F0F5FB"/>
+          </w:tcPr>
+          <w:p>
+            <w:r>
+              <w:rPr>
+                <w:sz w:val="19"/>
               </w:rPr>
               <w:t>Treinamento da equipe CP da VAB Matriz</w:t>
             </w:r>
@@ -943,12 +997,13 @@
         </w:tc>
         <w:tc>
           <w:tcPr>
-            <w:tcW w:type="dxa" w:w="2196"/>
-          </w:tcPr>
-          <w:p>
-            <w:r>
-              <w:rPr>
-                <w:sz w:val="20"/>
+            <w:tcW w:w="2627" w:type="dxa"/>
+            <w:shd w:val="clear" w:color="auto" w:fill="F0F5FB"/>
+          </w:tcPr>
+          <w:p>
+            <w:r>
+              <w:rPr>
+                <w:sz w:val="19"/>
               </w:rPr>
               <w:t>RF003, RF004</w:t>
             </w:r>
@@ -956,12 +1011,13 @@
         </w:tc>
         <w:tc>
           <w:tcPr>
-            <w:tcW w:type="dxa" w:w="2196"/>
-          </w:tcPr>
-          <w:p>
-            <w:r>
-              <w:rPr>
-                <w:sz w:val="20"/>
+            <w:tcW w:w="2627" w:type="dxa"/>
+            <w:shd w:val="clear" w:color="auto" w:fill="F0F5FB"/>
+          </w:tcPr>
+          <w:p>
+            <w:r>
+              <w:rPr>
+                <w:sz w:val="19"/>
               </w:rPr>
               <w:t>100% da equipe CP treinada com avaliação ≥ 7/10</w:t>
             </w:r>
@@ -971,12 +1027,12 @@
       <w:tr>
         <w:tc>
           <w:tcPr>
-            <w:tcW w:type="dxa" w:w="2196"/>
-          </w:tcPr>
-          <w:p>
-            <w:r>
-              <w:rPr>
-                <w:sz w:val="20"/>
+            <w:tcW w:w="1020" w:type="dxa"/>
+          </w:tcPr>
+          <w:p>
+            <w:r>
+              <w:rPr>
+                <w:sz w:val="19"/>
               </w:rPr>
               <w:t>E-09</w:t>
             </w:r>
@@ -984,12 +1040,12 @@
         </w:tc>
         <w:tc>
           <w:tcPr>
-            <w:tcW w:type="dxa" w:w="2196"/>
-          </w:tcPr>
-          <w:p>
-            <w:r>
-              <w:rPr>
-                <w:sz w:val="20"/>
+            <w:tcW w:w="2627" w:type="dxa"/>
+          </w:tcPr>
+          <w:p>
+            <w:r>
+              <w:rPr>
+                <w:sz w:val="19"/>
               </w:rPr>
               <w:t>Documentação técnica da implementação</w:t>
             </w:r>
@@ -997,12 +1053,12 @@
         </w:tc>
         <w:tc>
           <w:tcPr>
-            <w:tcW w:type="dxa" w:w="2196"/>
-          </w:tcPr>
-          <w:p>
-            <w:r>
-              <w:rPr>
-                <w:sz w:val="20"/>
+            <w:tcW w:w="2627" w:type="dxa"/>
+          </w:tcPr>
+          <w:p>
+            <w:r>
+              <w:rPr>
+                <w:sz w:val="19"/>
               </w:rPr>
               <w:t>—</w:t>
             </w:r>
@@ -1010,12 +1066,12 @@
         </w:tc>
         <w:tc>
           <w:tcPr>
-            <w:tcW w:type="dxa" w:w="2196"/>
-          </w:tcPr>
-          <w:p>
-            <w:r>
-              <w:rPr>
-                <w:sz w:val="20"/>
+            <w:tcW w:w="2627" w:type="dxa"/>
+          </w:tcPr>
+          <w:p>
+            <w:r>
+              <w:rPr>
+                <w:sz w:val="19"/>
               </w:rPr>
               <w:t>Documento com configurações SAP, parâmetros CNAB e diferenças em relação à Div. Logística</w:t>
             </w:r>
@@ -1025,9 +1081,11 @@
     </w:tbl>
     <w:p/>
     <w:p>
-      <w:r>
-        <w:t>────────────────────────────────────────────────────────────</w:t>
-      </w:r>
+      <w:pPr>
+        <w:pBdr>
+          <w:bottom w:val="single" w:sz="6" w:space="1" w:color="CCCCCC"/>
+        </w:pBdr>
+      </w:pPr>
     </w:p>
     <w:p/>
     <w:p>
@@ -1036,8 +1094,11 @@
       </w:pPr>
       <w:r>
         <w:rPr>
-          <w:color w:val="2E74B5"/>
-          <w:sz w:val="28"/>
+          <w:rFonts w:ascii="Calibri" w:hAnsi="Calibri"/>
+          <w:b/>
+          <w:i w:val="0"/>
+          <w:color w:val="1E5296"/>
+          <w:sz w:val="25"/>
         </w:rPr>
         <w:t>5. Escopo Excluso</w:t>
       </w:r>
@@ -1046,25 +1107,27 @@
     <w:tbl>
       <w:tblPr>
         <w:tblStyle w:val="TableGrid"/>
-        <w:tblW w:type="auto" w:w="0"/>
         <w:tblLook w:firstColumn="1" w:firstRow="1" w:lastColumn="0" w:lastRow="0" w:noHBand="0" w:noVBand="1" w:val="04A0"/>
+        <w:tblW w:w="8900" w:type="dxa"/>
+        <w:tblLayout w:type="fixed"/>
       </w:tblPr>
       <w:tblGrid>
-        <w:gridCol w:w="2928"/>
-        <w:gridCol w:w="2928"/>
-        <w:gridCol w:w="2928"/>
+        <w:gridCol w:w="1020"/>
+        <w:gridCol w:w="3940"/>
+        <w:gridCol w:w="3940"/>
       </w:tblGrid>
       <w:tr>
         <w:tc>
           <w:tcPr>
-            <w:tcW w:type="dxa" w:w="2928"/>
-            <w:shd w:val="clear" w:color="auto" w:fill="D6E4F0"/>
+            <w:tcW w:w="1020" w:type="dxa"/>
+            <w:shd w:val="clear" w:color="auto" w:fill="1A3A5C"/>
           </w:tcPr>
           <w:p>
             <w:r>
               <w:rPr>
                 <w:b/>
-                <w:sz w:val="20"/>
+                <w:color w:val="FFFFFF"/>
+                <w:sz w:val="19"/>
               </w:rPr>
               <w:t>#</w:t>
             </w:r>
@@ -1072,14 +1135,15 @@
         </w:tc>
         <w:tc>
           <w:tcPr>
-            <w:tcW w:type="dxa" w:w="2928"/>
-            <w:shd w:val="clear" w:color="auto" w:fill="D6E4F0"/>
+            <w:tcW w:w="3940" w:type="dxa"/>
+            <w:shd w:val="clear" w:color="auto" w:fill="1A3A5C"/>
           </w:tcPr>
           <w:p>
             <w:r>
               <w:rPr>
                 <w:b/>
-                <w:sz w:val="20"/>
+                <w:color w:val="FFFFFF"/>
+                <w:sz w:val="19"/>
               </w:rPr>
               <w:t>Item excluído</w:t>
             </w:r>
@@ -1087,14 +1151,15 @@
         </w:tc>
         <w:tc>
           <w:tcPr>
-            <w:tcW w:type="dxa" w:w="2928"/>
-            <w:shd w:val="clear" w:color="auto" w:fill="D6E4F0"/>
+            <w:tcW w:w="3940" w:type="dxa"/>
+            <w:shd w:val="clear" w:color="auto" w:fill="1A3A5C"/>
           </w:tcPr>
           <w:p>
             <w:r>
               <w:rPr>
                 <w:b/>
-                <w:sz w:val="20"/>
+                <w:color w:val="FFFFFF"/>
+                <w:sz w:val="19"/>
               </w:rPr>
               <w:t>Motivo</w:t>
             </w:r>
@@ -1104,12 +1169,12 @@
       <w:tr>
         <w:tc>
           <w:tcPr>
-            <w:tcW w:type="dxa" w:w="2928"/>
-          </w:tcPr>
-          <w:p>
-            <w:r>
-              <w:rPr>
-                <w:sz w:val="20"/>
+            <w:tcW w:w="1020" w:type="dxa"/>
+          </w:tcPr>
+          <w:p>
+            <w:r>
+              <w:rPr>
+                <w:sz w:val="19"/>
               </w:rPr>
               <w:t>EX-01</w:t>
             </w:r>
@@ -1117,12 +1182,12 @@
         </w:tc>
         <w:tc>
           <w:tcPr>
-            <w:tcW w:type="dxa" w:w="2928"/>
-          </w:tcPr>
-          <w:p>
-            <w:r>
-              <w:rPr>
-                <w:sz w:val="20"/>
+            <w:tcW w:w="3940" w:type="dxa"/>
+          </w:tcPr>
+          <w:p>
+            <w:r>
+              <w:rPr>
+                <w:sz w:val="19"/>
               </w:rPr>
               <w:t>Outros bancos além do Santander</w:t>
             </w:r>
@@ -1130,12 +1195,12 @@
         </w:tc>
         <w:tc>
           <w:tcPr>
-            <w:tcW w:type="dxa" w:w="2928"/>
-          </w:tcPr>
-          <w:p>
-            <w:r>
-              <w:rPr>
-                <w:sz w:val="20"/>
+            <w:tcW w:w="3940" w:type="dxa"/>
+          </w:tcPr>
+          <w:p>
+            <w:r>
+              <w:rPr>
+                <w:sz w:val="19"/>
               </w:rPr>
               <w:t>Fora do escopo desta versão</w:t>
             </w:r>
@@ -1145,12 +1210,13 @@
       <w:tr>
         <w:tc>
           <w:tcPr>
-            <w:tcW w:type="dxa" w:w="2928"/>
-          </w:tcPr>
-          <w:p>
-            <w:r>
-              <w:rPr>
-                <w:sz w:val="20"/>
+            <w:tcW w:w="1020" w:type="dxa"/>
+            <w:shd w:val="clear" w:color="auto" w:fill="F0F5FB"/>
+          </w:tcPr>
+          <w:p>
+            <w:r>
+              <w:rPr>
+                <w:sz w:val="19"/>
               </w:rPr>
               <w:t>EX-02</w:t>
             </w:r>
@@ -1158,12 +1224,13 @@
         </w:tc>
         <w:tc>
           <w:tcPr>
-            <w:tcW w:type="dxa" w:w="2928"/>
-          </w:tcPr>
-          <w:p>
-            <w:r>
-              <w:rPr>
-                <w:sz w:val="20"/>
+            <w:tcW w:w="3940" w:type="dxa"/>
+            <w:shd w:val="clear" w:color="auto" w:fill="F0F5FB"/>
+          </w:tcPr>
+          <w:p>
+            <w:r>
+              <w:rPr>
+                <w:sz w:val="19"/>
               </w:rPr>
               <w:t>Emissão de boletos pela VAB (DDA de saída)</w:t>
             </w:r>
@@ -1171,12 +1238,13 @@
         </w:tc>
         <w:tc>
           <w:tcPr>
-            <w:tcW w:type="dxa" w:w="2928"/>
-          </w:tcPr>
-          <w:p>
-            <w:r>
-              <w:rPr>
-                <w:sz w:val="20"/>
+            <w:tcW w:w="3940" w:type="dxa"/>
+            <w:shd w:val="clear" w:color="auto" w:fill="F0F5FB"/>
+          </w:tcPr>
+          <w:p>
+            <w:r>
+              <w:rPr>
+                <w:sz w:val="19"/>
               </w:rPr>
               <w:t>Não é DDA recepção</w:t>
             </w:r>
@@ -1186,12 +1254,12 @@
       <w:tr>
         <w:tc>
           <w:tcPr>
-            <w:tcW w:type="dxa" w:w="2928"/>
-          </w:tcPr>
-          <w:p>
-            <w:r>
-              <w:rPr>
-                <w:sz w:val="20"/>
+            <w:tcW w:w="1020" w:type="dxa"/>
+          </w:tcPr>
+          <w:p>
+            <w:r>
+              <w:rPr>
+                <w:sz w:val="19"/>
               </w:rPr>
               <w:t>EX-03</w:t>
             </w:r>
@@ -1199,12 +1267,12 @@
         </w:tc>
         <w:tc>
           <w:tcPr>
-            <w:tcW w:type="dxa" w:w="2928"/>
-          </w:tcPr>
-          <w:p>
-            <w:r>
-              <w:rPr>
-                <w:sz w:val="20"/>
+            <w:tcW w:w="3940" w:type="dxa"/>
+          </w:tcPr>
+          <w:p>
+            <w:r>
+              <w:rPr>
+                <w:sz w:val="19"/>
               </w:rPr>
               <w:t>Outras divisões do Grupo além da VAB Matriz</w:t>
             </w:r>
@@ -1212,12 +1280,12 @@
         </w:tc>
         <w:tc>
           <w:tcPr>
-            <w:tcW w:type="dxa" w:w="2928"/>
-          </w:tcPr>
-          <w:p>
-            <w:r>
-              <w:rPr>
-                <w:sz w:val="20"/>
+            <w:tcW w:w="3940" w:type="dxa"/>
+          </w:tcPr>
+          <w:p>
+            <w:r>
+              <w:rPr>
+                <w:sz w:val="19"/>
               </w:rPr>
               <w:t>Expansão futura</w:t>
             </w:r>
@@ -1227,12 +1295,13 @@
       <w:tr>
         <w:tc>
           <w:tcPr>
-            <w:tcW w:type="dxa" w:w="2928"/>
-          </w:tcPr>
-          <w:p>
-            <w:r>
-              <w:rPr>
-                <w:sz w:val="20"/>
+            <w:tcW w:w="1020" w:type="dxa"/>
+            <w:shd w:val="clear" w:color="auto" w:fill="F0F5FB"/>
+          </w:tcPr>
+          <w:p>
+            <w:r>
+              <w:rPr>
+                <w:sz w:val="19"/>
               </w:rPr>
               <w:t>EX-04</w:t>
             </w:r>
@@ -1240,12 +1309,13 @@
         </w:tc>
         <w:tc>
           <w:tcPr>
-            <w:tcW w:type="dxa" w:w="2928"/>
-          </w:tcPr>
-          <w:p>
-            <w:r>
-              <w:rPr>
-                <w:sz w:val="20"/>
+            <w:tcW w:w="3940" w:type="dxa"/>
+            <w:shd w:val="clear" w:color="auto" w:fill="F0F5FB"/>
+          </w:tcPr>
+          <w:p>
+            <w:r>
+              <w:rPr>
+                <w:sz w:val="19"/>
               </w:rPr>
               <w:t>Upgrade ou migração de versão do SAP</w:t>
             </w:r>
@@ -1253,12 +1323,13 @@
         </w:tc>
         <w:tc>
           <w:tcPr>
-            <w:tcW w:type="dxa" w:w="2928"/>
-          </w:tcPr>
-          <w:p>
-            <w:r>
-              <w:rPr>
-                <w:sz w:val="20"/>
+            <w:tcW w:w="3940" w:type="dxa"/>
+            <w:shd w:val="clear" w:color="auto" w:fill="F0F5FB"/>
+          </w:tcPr>
+          <w:p>
+            <w:r>
+              <w:rPr>
+                <w:sz w:val="19"/>
               </w:rPr>
               <w:t>Restrição de ambiente</w:t>
             </w:r>
@@ -1268,12 +1339,12 @@
       <w:tr>
         <w:tc>
           <w:tcPr>
-            <w:tcW w:type="dxa" w:w="2928"/>
-          </w:tcPr>
-          <w:p>
-            <w:r>
-              <w:rPr>
-                <w:sz w:val="20"/>
+            <w:tcW w:w="1020" w:type="dxa"/>
+          </w:tcPr>
+          <w:p>
+            <w:r>
+              <w:rPr>
+                <w:sz w:val="19"/>
               </w:rPr>
               <w:t>EX-05</w:t>
             </w:r>
@@ -1281,12 +1352,12 @@
         </w:tc>
         <w:tc>
           <w:tcPr>
-            <w:tcW w:type="dxa" w:w="2928"/>
-          </w:tcPr>
-          <w:p>
-            <w:r>
-              <w:rPr>
-                <w:sz w:val="20"/>
+            <w:tcW w:w="3940" w:type="dxa"/>
+          </w:tcPr>
+          <w:p>
+            <w:r>
+              <w:rPr>
+                <w:sz w:val="19"/>
               </w:rPr>
               <w:t>Automação de outros processos de AP além do DDA</w:t>
             </w:r>
@@ -1294,12 +1365,12 @@
         </w:tc>
         <w:tc>
           <w:tcPr>
-            <w:tcW w:type="dxa" w:w="2928"/>
-          </w:tcPr>
-          <w:p>
-            <w:r>
-              <w:rPr>
-                <w:sz w:val="20"/>
+            <w:tcW w:w="3940" w:type="dxa"/>
+          </w:tcPr>
+          <w:p>
+            <w:r>
+              <w:rPr>
+                <w:sz w:val="19"/>
               </w:rPr>
               <w:t>Fora do escopo declarado</w:t>
             </w:r>
@@ -1309,12 +1380,13 @@
       <w:tr>
         <w:tc>
           <w:tcPr>
-            <w:tcW w:type="dxa" w:w="2928"/>
-          </w:tcPr>
-          <w:p>
-            <w:r>
-              <w:rPr>
-                <w:sz w:val="20"/>
+            <w:tcW w:w="1020" w:type="dxa"/>
+            <w:shd w:val="clear" w:color="auto" w:fill="F0F5FB"/>
+          </w:tcPr>
+          <w:p>
+            <w:r>
+              <w:rPr>
+                <w:sz w:val="19"/>
               </w:rPr>
               <w:t>EX-06</w:t>
             </w:r>
@@ -1322,12 +1394,13 @@
         </w:tc>
         <w:tc>
           <w:tcPr>
-            <w:tcW w:type="dxa" w:w="2928"/>
-          </w:tcPr>
-          <w:p>
-            <w:r>
-              <w:rPr>
-                <w:sz w:val="20"/>
+            <w:tcW w:w="3940" w:type="dxa"/>
+            <w:shd w:val="clear" w:color="auto" w:fill="F0F5FB"/>
+          </w:tcPr>
+          <w:p>
+            <w:r>
+              <w:rPr>
+                <w:sz w:val="19"/>
               </w:rPr>
               <w:t>Desenvolvimento ABAP novo (se confirmado na análise)</w:t>
             </w:r>
@@ -1335,12 +1408,13 @@
         </w:tc>
         <w:tc>
           <w:tcPr>
-            <w:tcW w:type="dxa" w:w="2928"/>
-          </w:tcPr>
-          <w:p>
-            <w:r>
-              <w:rPr>
-                <w:sz w:val="20"/>
+            <w:tcW w:w="3940" w:type="dxa"/>
+            <w:shd w:val="clear" w:color="auto" w:fill="F0F5FB"/>
+          </w:tcPr>
+          <w:p>
+            <w:r>
+              <w:rPr>
+                <w:sz w:val="19"/>
               </w:rPr>
               <w:t>Se identificado, será CR formal antes de execução</w:t>
             </w:r>
@@ -1350,9 +1424,11 @@
     </w:tbl>
     <w:p/>
     <w:p>
-      <w:r>
-        <w:t>────────────────────────────────────────────────────────────</w:t>
-      </w:r>
+      <w:pPr>
+        <w:pBdr>
+          <w:bottom w:val="single" w:sz="6" w:space="1" w:color="CCCCCC"/>
+        </w:pBdr>
+      </w:pPr>
     </w:p>
     <w:p/>
     <w:p>
@@ -1361,8 +1437,11 @@
       </w:pPr>
       <w:r>
         <w:rPr>
-          <w:color w:val="2E74B5"/>
-          <w:sz w:val="28"/>
+          <w:rFonts w:ascii="Calibri" w:hAnsi="Calibri"/>
+          <w:b/>
+          <w:i w:val="0"/>
+          <w:color w:val="1E5296"/>
+          <w:sz w:val="25"/>
         </w:rPr>
         <w:t>6. Premissas</w:t>
       </w:r>
@@ -1418,9 +1497,11 @@
     </w:p>
     <w:p/>
     <w:p>
-      <w:r>
-        <w:t>────────────────────────────────────────────────────────────</w:t>
-      </w:r>
+      <w:pPr>
+        <w:pBdr>
+          <w:bottom w:val="single" w:sz="6" w:space="1" w:color="CCCCCC"/>
+        </w:pBdr>
+      </w:pPr>
     </w:p>
     <w:p/>
     <w:p>
@@ -1429,8 +1510,11 @@
       </w:pPr>
       <w:r>
         <w:rPr>
-          <w:color w:val="2E74B5"/>
-          <w:sz w:val="28"/>
+          <w:rFonts w:ascii="Calibri" w:hAnsi="Calibri"/>
+          <w:b/>
+          <w:i w:val="0"/>
+          <w:color w:val="1E5296"/>
+          <w:sz w:val="25"/>
         </w:rPr>
         <w:t>7. Cronograma Esperado (Marcos)</w:t>
       </w:r>
@@ -1439,25 +1523,27 @@
     <w:tbl>
       <w:tblPr>
         <w:tblStyle w:val="TableGrid"/>
-        <w:tblW w:type="auto" w:w="0"/>
         <w:tblLook w:firstColumn="1" w:firstRow="1" w:lastColumn="0" w:lastRow="0" w:noHBand="0" w:noVBand="1" w:val="04A0"/>
+        <w:tblW w:w="8901" w:type="dxa"/>
+        <w:tblLayout w:type="fixed"/>
       </w:tblPr>
       <w:tblGrid>
-        <w:gridCol w:w="2928"/>
-        <w:gridCol w:w="2928"/>
-        <w:gridCol w:w="2928"/>
+        <w:gridCol w:w="2967"/>
+        <w:gridCol w:w="2967"/>
+        <w:gridCol w:w="2967"/>
       </w:tblGrid>
       <w:tr>
         <w:tc>
           <w:tcPr>
-            <w:tcW w:type="dxa" w:w="2928"/>
-            <w:shd w:val="clear" w:color="auto" w:fill="D6E4F0"/>
+            <w:tcW w:w="2967" w:type="dxa"/>
+            <w:shd w:val="clear" w:color="auto" w:fill="1A3A5C"/>
           </w:tcPr>
           <w:p>
             <w:r>
               <w:rPr>
                 <w:b/>
-                <w:sz w:val="20"/>
+                <w:color w:val="FFFFFF"/>
+                <w:sz w:val="19"/>
               </w:rPr>
               <w:t>Marco</w:t>
             </w:r>
@@ -1465,14 +1551,15 @@
         </w:tc>
         <w:tc>
           <w:tcPr>
-            <w:tcW w:type="dxa" w:w="2928"/>
-            <w:shd w:val="clear" w:color="auto" w:fill="D6E4F0"/>
+            <w:tcW w:w="2967" w:type="dxa"/>
+            <w:shd w:val="clear" w:color="auto" w:fill="1A3A5C"/>
           </w:tcPr>
           <w:p>
             <w:r>
               <w:rPr>
                 <w:b/>
-                <w:sz w:val="20"/>
+                <w:color w:val="FFFFFF"/>
+                <w:sz w:val="19"/>
               </w:rPr>
               <w:t>Data Estimada</w:t>
             </w:r>
@@ -1480,14 +1567,15 @@
         </w:tc>
         <w:tc>
           <w:tcPr>
-            <w:tcW w:type="dxa" w:w="2928"/>
-            <w:shd w:val="clear" w:color="auto" w:fill="D6E4F0"/>
+            <w:tcW w:w="2967" w:type="dxa"/>
+            <w:shd w:val="clear" w:color="auto" w:fill="1A3A5C"/>
           </w:tcPr>
           <w:p>
             <w:r>
               <w:rPr>
                 <w:b/>
-                <w:sz w:val="20"/>
+                <w:color w:val="FFFFFF"/>
+                <w:sz w:val="19"/>
               </w:rPr>
               <w:t>Critério de Conclusão</w:t>
             </w:r>
@@ -1497,12 +1585,12 @@
       <w:tr>
         <w:tc>
           <w:tcPr>
-            <w:tcW w:type="dxa" w:w="2928"/>
-          </w:tcPr>
-          <w:p>
-            <w:r>
-              <w:rPr>
-                <w:sz w:val="20"/>
+            <w:tcW w:w="2967" w:type="dxa"/>
+          </w:tcPr>
+          <w:p>
+            <w:r>
+              <w:rPr>
+                <w:sz w:val="19"/>
               </w:rPr>
               <w:t>M-0: Gate de Kick-off</w:t>
             </w:r>
@@ -1510,12 +1598,12 @@
         </w:tc>
         <w:tc>
           <w:tcPr>
-            <w:tcW w:type="dxa" w:w="2928"/>
-          </w:tcPr>
-          <w:p>
-            <w:r>
-              <w:rPr>
-                <w:sz w:val="20"/>
+            <w:tcW w:w="2967" w:type="dxa"/>
+          </w:tcPr>
+          <w:p>
+            <w:r>
+              <w:rPr>
+                <w:sz w:val="19"/>
               </w:rPr>
               <w:t>Junho/2026</w:t>
             </w:r>
@@ -1523,12 +1611,12 @@
         </w:tc>
         <w:tc>
           <w:tcPr>
-            <w:tcW w:type="dxa" w:w="2928"/>
-          </w:tcPr>
-          <w:p>
-            <w:r>
-              <w:rPr>
-                <w:sz w:val="20"/>
+            <w:tcW w:w="2967" w:type="dxa"/>
+          </w:tcPr>
+          <w:p>
+            <w:r>
+              <w:rPr>
+                <w:sz w:val="19"/>
               </w:rPr>
               <w:t>CB-3 e CB-Sponsor resolvidas</w:t>
             </w:r>
@@ -1538,12 +1626,13 @@
       <w:tr>
         <w:tc>
           <w:tcPr>
-            <w:tcW w:type="dxa" w:w="2928"/>
-          </w:tcPr>
-          <w:p>
-            <w:r>
-              <w:rPr>
-                <w:sz w:val="20"/>
+            <w:tcW w:w="2967" w:type="dxa"/>
+            <w:shd w:val="clear" w:color="auto" w:fill="F0F5FB"/>
+          </w:tcPr>
+          <w:p>
+            <w:r>
+              <w:rPr>
+                <w:sz w:val="19"/>
               </w:rPr>
               <w:t>M-1: Levantamento técnico concluído</w:t>
             </w:r>
@@ -1551,12 +1640,13 @@
         </w:tc>
         <w:tc>
           <w:tcPr>
-            <w:tcW w:type="dxa" w:w="2928"/>
-          </w:tcPr>
-          <w:p>
-            <w:r>
-              <w:rPr>
-                <w:sz w:val="20"/>
+            <w:tcW w:w="2967" w:type="dxa"/>
+            <w:shd w:val="clear" w:color="auto" w:fill="F0F5FB"/>
+          </w:tcPr>
+          <w:p>
+            <w:r>
+              <w:rPr>
+                <w:sz w:val="19"/>
               </w:rPr>
               <w:t>2 semanas pós-kick-off</w:t>
             </w:r>
@@ -1564,12 +1654,13 @@
         </w:tc>
         <w:tc>
           <w:tcPr>
-            <w:tcW w:type="dxa" w:w="2928"/>
-          </w:tcPr>
-          <w:p>
-            <w:r>
-              <w:rPr>
-                <w:sz w:val="20"/>
+            <w:tcW w:w="2967" w:type="dxa"/>
+            <w:shd w:val="clear" w:color="auto" w:fill="F0F5FB"/>
+          </w:tcPr>
+          <w:p>
+            <w:r>
+              <w:rPr>
+                <w:sz w:val="19"/>
               </w:rPr>
               <w:t>E-01 entregue e aprovado</w:t>
             </w:r>
@@ -1579,12 +1670,12 @@
       <w:tr>
         <w:tc>
           <w:tcPr>
-            <w:tcW w:type="dxa" w:w="2928"/>
-          </w:tcPr>
-          <w:p>
-            <w:r>
-              <w:rPr>
-                <w:sz w:val="20"/>
+            <w:tcW w:w="2967" w:type="dxa"/>
+          </w:tcPr>
+          <w:p>
+            <w:r>
+              <w:rPr>
+                <w:sz w:val="19"/>
               </w:rPr>
               <w:t>M-2: Habilitação Santander confirmada</w:t>
             </w:r>
@@ -1592,12 +1683,12 @@
         </w:tc>
         <w:tc>
           <w:tcPr>
-            <w:tcW w:type="dxa" w:w="2928"/>
-          </w:tcPr>
-          <w:p>
-            <w:r>
-              <w:rPr>
-                <w:sz w:val="20"/>
+            <w:tcW w:w="2967" w:type="dxa"/>
+          </w:tcPr>
+          <w:p>
+            <w:r>
+              <w:rPr>
+                <w:sz w:val="19"/>
               </w:rPr>
               <w:t>3 semanas pós-kick-off</w:t>
             </w:r>
@@ -1605,12 +1696,12 @@
         </w:tc>
         <w:tc>
           <w:tcPr>
-            <w:tcW w:type="dxa" w:w="2928"/>
-          </w:tcPr>
-          <w:p>
-            <w:r>
-              <w:rPr>
-                <w:sz w:val="20"/>
+            <w:tcW w:w="2967" w:type="dxa"/>
+          </w:tcPr>
+          <w:p>
+            <w:r>
+              <w:rPr>
+                <w:sz w:val="19"/>
               </w:rPr>
               <w:t>E-02 concluído</w:t>
             </w:r>
@@ -1620,12 +1711,13 @@
       <w:tr>
         <w:tc>
           <w:tcPr>
-            <w:tcW w:type="dxa" w:w="2928"/>
-          </w:tcPr>
-          <w:p>
-            <w:r>
-              <w:rPr>
-                <w:sz w:val="20"/>
+            <w:tcW w:w="2967" w:type="dxa"/>
+            <w:shd w:val="clear" w:color="auto" w:fill="F0F5FB"/>
+          </w:tcPr>
+          <w:p>
+            <w:r>
+              <w:rPr>
+                <w:sz w:val="19"/>
               </w:rPr>
               <w:t>M-3: Configuração SAP FI e ajustes concluídos</w:t>
             </w:r>
@@ -1633,12 +1725,13 @@
         </w:tc>
         <w:tc>
           <w:tcPr>
-            <w:tcW w:type="dxa" w:w="2928"/>
-          </w:tcPr>
-          <w:p>
-            <w:r>
-              <w:rPr>
-                <w:sz w:val="20"/>
+            <w:tcW w:w="2967" w:type="dxa"/>
+            <w:shd w:val="clear" w:color="auto" w:fill="F0F5FB"/>
+          </w:tcPr>
+          <w:p>
+            <w:r>
+              <w:rPr>
+                <w:sz w:val="19"/>
               </w:rPr>
               <w:t>5 semanas pós-kick-off</w:t>
             </w:r>
@@ -1646,12 +1739,13 @@
         </w:tc>
         <w:tc>
           <w:tcPr>
-            <w:tcW w:type="dxa" w:w="2928"/>
-          </w:tcPr>
-          <w:p>
-            <w:r>
-              <w:rPr>
-                <w:sz w:val="20"/>
+            <w:tcW w:w="2967" w:type="dxa"/>
+            <w:shd w:val="clear" w:color="auto" w:fill="F0F5FB"/>
+          </w:tcPr>
+          <w:p>
+            <w:r>
+              <w:rPr>
+                <w:sz w:val="19"/>
               </w:rPr>
               <w:t>E-03 + E-04 em homologação</w:t>
             </w:r>
@@ -1661,12 +1755,12 @@
       <w:tr>
         <w:tc>
           <w:tcPr>
-            <w:tcW w:type="dxa" w:w="2928"/>
-          </w:tcPr>
-          <w:p>
-            <w:r>
-              <w:rPr>
-                <w:sz w:val="20"/>
+            <w:tcW w:w="2967" w:type="dxa"/>
+          </w:tcPr>
+          <w:p>
+            <w:r>
+              <w:rPr>
+                <w:sz w:val="19"/>
               </w:rPr>
               <w:t>M-4: Testes de integração aprovados</w:t>
             </w:r>
@@ -1674,12 +1768,12 @@
         </w:tc>
         <w:tc>
           <w:tcPr>
-            <w:tcW w:type="dxa" w:w="2928"/>
-          </w:tcPr>
-          <w:p>
-            <w:r>
-              <w:rPr>
-                <w:sz w:val="20"/>
+            <w:tcW w:w="2967" w:type="dxa"/>
+          </w:tcPr>
+          <w:p>
+            <w:r>
+              <w:rPr>
+                <w:sz w:val="19"/>
               </w:rPr>
               <w:t>7 semanas pós-kick-off</w:t>
             </w:r>
@@ -1687,12 +1781,12 @@
         </w:tc>
         <w:tc>
           <w:tcPr>
-            <w:tcW w:type="dxa" w:w="2928"/>
-          </w:tcPr>
-          <w:p>
-            <w:r>
-              <w:rPr>
-                <w:sz w:val="20"/>
+            <w:tcW w:w="2967" w:type="dxa"/>
+          </w:tcPr>
+          <w:p>
+            <w:r>
+              <w:rPr>
+                <w:sz w:val="19"/>
               </w:rPr>
               <w:t>E-05 + E-06 assinados</w:t>
             </w:r>
@@ -1702,12 +1796,13 @@
       <w:tr>
         <w:tc>
           <w:tcPr>
-            <w:tcW w:type="dxa" w:w="2928"/>
-          </w:tcPr>
-          <w:p>
-            <w:r>
-              <w:rPr>
-                <w:sz w:val="20"/>
+            <w:tcW w:w="2967" w:type="dxa"/>
+            <w:shd w:val="clear" w:color="auto" w:fill="F0F5FB"/>
+          </w:tcPr>
+          <w:p>
+            <w:r>
+              <w:rPr>
+                <w:sz w:val="19"/>
               </w:rPr>
               <w:t>M-5: Go-live</w:t>
             </w:r>
@@ -1715,12 +1810,13 @@
         </w:tc>
         <w:tc>
           <w:tcPr>
-            <w:tcW w:type="dxa" w:w="2928"/>
-          </w:tcPr>
-          <w:p>
-            <w:r>
-              <w:rPr>
-                <w:sz w:val="20"/>
+            <w:tcW w:w="2967" w:type="dxa"/>
+            <w:shd w:val="clear" w:color="auto" w:fill="F0F5FB"/>
+          </w:tcPr>
+          <w:p>
+            <w:r>
+              <w:rPr>
+                <w:sz w:val="19"/>
               </w:rPr>
               <w:t>8 semanas pós-kick-off</w:t>
             </w:r>
@@ -1728,12 +1824,13 @@
         </w:tc>
         <w:tc>
           <w:tcPr>
-            <w:tcW w:type="dxa" w:w="2928"/>
-          </w:tcPr>
-          <w:p>
-            <w:r>
-              <w:rPr>
-                <w:sz w:val="20"/>
+            <w:tcW w:w="2967" w:type="dxa"/>
+            <w:shd w:val="clear" w:color="auto" w:fill="F0F5FB"/>
+          </w:tcPr>
+          <w:p>
+            <w:r>
+              <w:rPr>
+                <w:sz w:val="19"/>
               </w:rPr>
               <w:t>E-07 iniciado</w:t>
             </w:r>
@@ -1743,12 +1840,12 @@
       <w:tr>
         <w:tc>
           <w:tcPr>
-            <w:tcW w:type="dxa" w:w="2928"/>
-          </w:tcPr>
-          <w:p>
-            <w:r>
-              <w:rPr>
-                <w:sz w:val="20"/>
+            <w:tcW w:w="2967" w:type="dxa"/>
+          </w:tcPr>
+          <w:p>
+            <w:r>
+              <w:rPr>
+                <w:sz w:val="19"/>
               </w:rPr>
               <w:t>M-6: Encerramento</w:t>
             </w:r>
@@ -1756,12 +1853,12 @@
         </w:tc>
         <w:tc>
           <w:tcPr>
-            <w:tcW w:type="dxa" w:w="2928"/>
-          </w:tcPr>
-          <w:p>
-            <w:r>
-              <w:rPr>
-                <w:sz w:val="20"/>
+            <w:tcW w:w="2967" w:type="dxa"/>
+          </w:tcPr>
+          <w:p>
+            <w:r>
+              <w:rPr>
+                <w:sz w:val="19"/>
               </w:rPr>
               <w:t>30/09/2026</w:t>
             </w:r>
@@ -1769,12 +1866,12 @@
         </w:tc>
         <w:tc>
           <w:tcPr>
-            <w:tcW w:type="dxa" w:w="2928"/>
-          </w:tcPr>
-          <w:p>
-            <w:r>
-              <w:rPr>
-                <w:sz w:val="20"/>
+            <w:tcW w:w="2967" w:type="dxa"/>
+          </w:tcPr>
+          <w:p>
+            <w:r>
+              <w:rPr>
+                <w:sz w:val="19"/>
               </w:rPr>
               <w:t>E-07–E-09 concluídos</w:t>
             </w:r>
@@ -1785,25 +1882,35 @@
     <w:p/>
     <w:p>
       <w:pPr>
-        <w:pStyle w:val="Quote"/>
+        <w:ind w:left="454"/>
       </w:pPr>
       <w:r>
+        <w:rPr>
+          <w:color w:val="333333"/>
+          <w:sz w:val="20"/>
+        </w:rPr>
         <w:t>Prazo total estimado: 8–10 semanas pós-kick-off (dependente do resultado do E-01 / CB-2).</w:t>
       </w:r>
     </w:p>
     <w:p>
       <w:pPr>
-        <w:pStyle w:val="Quote"/>
+        <w:ind w:left="454"/>
       </w:pPr>
       <w:r>
+        <w:rPr>
+          <w:color w:val="333333"/>
+          <w:sz w:val="20"/>
+        </w:rPr>
         <w:t>Go-live meta: 30/09/2026.</w:t>
       </w:r>
     </w:p>
     <w:p/>
     <w:p>
-      <w:r>
-        <w:t>────────────────────────────────────────────────────────────</w:t>
-      </w:r>
+      <w:pPr>
+        <w:pBdr>
+          <w:bottom w:val="single" w:sz="6" w:space="1" w:color="CCCCCC"/>
+        </w:pBdr>
+      </w:pPr>
     </w:p>
     <w:p/>
     <w:p>
@@ -1812,8 +1919,11 @@
       </w:pPr>
       <w:r>
         <w:rPr>
-          <w:color w:val="2E74B5"/>
-          <w:sz w:val="28"/>
+          <w:rFonts w:ascii="Calibri" w:hAnsi="Calibri"/>
+          <w:b/>
+          <w:i w:val="0"/>
+          <w:color w:val="1E5296"/>
+          <w:sz w:val="25"/>
         </w:rPr>
         <w:t>8. Entregáveis com Critério de Aceite Binário</w:t>
       </w:r>
@@ -1822,25 +1932,27 @@
     <w:tbl>
       <w:tblPr>
         <w:tblStyle w:val="TableGrid"/>
-        <w:tblW w:type="auto" w:w="0"/>
         <w:tblLook w:firstColumn="1" w:firstRow="1" w:lastColumn="0" w:lastRow="0" w:noHBand="0" w:noVBand="1" w:val="04A0"/>
+        <w:tblW w:w="8901" w:type="dxa"/>
+        <w:tblLayout w:type="fixed"/>
       </w:tblPr>
       <w:tblGrid>
-        <w:gridCol w:w="2928"/>
-        <w:gridCol w:w="2928"/>
-        <w:gridCol w:w="2928"/>
+        <w:gridCol w:w="2967"/>
+        <w:gridCol w:w="2967"/>
+        <w:gridCol w:w="2967"/>
       </w:tblGrid>
       <w:tr>
         <w:tc>
           <w:tcPr>
-            <w:tcW w:type="dxa" w:w="2928"/>
-            <w:shd w:val="clear" w:color="auto" w:fill="D6E4F0"/>
+            <w:tcW w:w="2967" w:type="dxa"/>
+            <w:shd w:val="clear" w:color="auto" w:fill="1A3A5C"/>
           </w:tcPr>
           <w:p>
             <w:r>
               <w:rPr>
                 <w:b/>
-                <w:sz w:val="20"/>
+                <w:color w:val="FFFFFF"/>
+                <w:sz w:val="19"/>
               </w:rPr>
               <w:t>Entregável</w:t>
             </w:r>
@@ -1848,14 +1960,15 @@
         </w:tc>
         <w:tc>
           <w:tcPr>
-            <w:tcW w:type="dxa" w:w="2928"/>
-            <w:shd w:val="clear" w:color="auto" w:fill="D6E4F0"/>
+            <w:tcW w:w="2967" w:type="dxa"/>
+            <w:shd w:val="clear" w:color="auto" w:fill="1A3A5C"/>
           </w:tcPr>
           <w:p>
             <w:r>
               <w:rPr>
                 <w:b/>
-                <w:sz w:val="20"/>
+                <w:color w:val="FFFFFF"/>
+                <w:sz w:val="19"/>
               </w:rPr>
               <w:t>Aceito quando</w:t>
             </w:r>
@@ -1863,14 +1976,15 @@
         </w:tc>
         <w:tc>
           <w:tcPr>
-            <w:tcW w:type="dxa" w:w="2928"/>
-            <w:shd w:val="clear" w:color="auto" w:fill="D6E4F0"/>
+            <w:tcW w:w="2967" w:type="dxa"/>
+            <w:shd w:val="clear" w:color="auto" w:fill="1A3A5C"/>
           </w:tcPr>
           <w:p>
             <w:r>
               <w:rPr>
                 <w:b/>
-                <w:sz w:val="20"/>
+                <w:color w:val="FFFFFF"/>
+                <w:sz w:val="19"/>
               </w:rPr>
               <w:t>Não aceito se</w:t>
             </w:r>
@@ -1880,12 +1994,12 @@
       <w:tr>
         <w:tc>
           <w:tcPr>
-            <w:tcW w:type="dxa" w:w="2928"/>
-          </w:tcPr>
-          <w:p>
-            <w:r>
-              <w:rPr>
-                <w:sz w:val="20"/>
+            <w:tcW w:w="2967" w:type="dxa"/>
+          </w:tcPr>
+          <w:p>
+            <w:r>
+              <w:rPr>
+                <w:sz w:val="19"/>
               </w:rPr>
               <w:t>E-01 Análise técnica</w:t>
             </w:r>
@@ -1893,12 +2007,12 @@
         </w:tc>
         <w:tc>
           <w:tcPr>
-            <w:tcW w:type="dxa" w:w="2928"/>
-          </w:tcPr>
-          <w:p>
-            <w:r>
-              <w:rPr>
-                <w:sz w:val="20"/>
+            <w:tcW w:w="2967" w:type="dxa"/>
+          </w:tcPr>
+          <w:p>
+            <w:r>
+              <w:rPr>
+                <w:sz w:val="19"/>
               </w:rPr>
               <w:t>Lista de ajustes com estimativa aprovada pelo GP</w:t>
             </w:r>
@@ -1906,12 +2020,12 @@
         </w:tc>
         <w:tc>
           <w:tcPr>
-            <w:tcW w:type="dxa" w:w="2928"/>
-          </w:tcPr>
-          <w:p>
-            <w:r>
-              <w:rPr>
-                <w:sz w:val="20"/>
+            <w:tcW w:w="2967" w:type="dxa"/>
+          </w:tcPr>
+          <w:p>
+            <w:r>
+              <w:rPr>
+                <w:sz w:val="19"/>
               </w:rPr>
               <w:t>Análise vaga sem itens específicos ou sem estimativa de esforço</w:t>
             </w:r>
@@ -1921,12 +2035,13 @@
       <w:tr>
         <w:tc>
           <w:tcPr>
-            <w:tcW w:type="dxa" w:w="2928"/>
-          </w:tcPr>
-          <w:p>
-            <w:r>
-              <w:rPr>
-                <w:sz w:val="20"/>
+            <w:tcW w:w="2967" w:type="dxa"/>
+            <w:shd w:val="clear" w:color="auto" w:fill="F0F5FB"/>
+          </w:tcPr>
+          <w:p>
+            <w:r>
+              <w:rPr>
+                <w:sz w:val="19"/>
               </w:rPr>
               <w:t>E-02 Habilitação Santander</w:t>
             </w:r>
@@ -1934,12 +2049,13 @@
         </w:tc>
         <w:tc>
           <w:tcPr>
-            <w:tcW w:type="dxa" w:w="2928"/>
-          </w:tcPr>
-          <w:p>
-            <w:r>
-              <w:rPr>
-                <w:sz w:val="20"/>
+            <w:tcW w:w="2967" w:type="dxa"/>
+            <w:shd w:val="clear" w:color="auto" w:fill="F0F5FB"/>
+          </w:tcPr>
+          <w:p>
+            <w:r>
+              <w:rPr>
+                <w:sz w:val="19"/>
               </w:rPr>
               <w:t>Confirmação escrita do banco</w:t>
             </w:r>
@@ -1947,12 +2063,13 @@
         </w:tc>
         <w:tc>
           <w:tcPr>
-            <w:tcW w:type="dxa" w:w="2928"/>
-          </w:tcPr>
-          <w:p>
-            <w:r>
-              <w:rPr>
-                <w:sz w:val="20"/>
+            <w:tcW w:w="2967" w:type="dxa"/>
+            <w:shd w:val="clear" w:color="auto" w:fill="F0F5FB"/>
+          </w:tcPr>
+          <w:p>
+            <w:r>
+              <w:rPr>
+                <w:sz w:val="19"/>
               </w:rPr>
               <w:t>Confirmação verbal ou sem data de ativação</w:t>
             </w:r>
@@ -1962,12 +2079,12 @@
       <w:tr>
         <w:tc>
           <w:tcPr>
-            <w:tcW w:type="dxa" w:w="2928"/>
-          </w:tcPr>
-          <w:p>
-            <w:r>
-              <w:rPr>
-                <w:sz w:val="20"/>
+            <w:tcW w:w="2967" w:type="dxa"/>
+          </w:tcPr>
+          <w:p>
+            <w:r>
+              <w:rPr>
+                <w:sz w:val="19"/>
               </w:rPr>
               <w:t>E-03+E-04 Config SAP</w:t>
             </w:r>
@@ -1975,12 +2092,12 @@
         </w:tc>
         <w:tc>
           <w:tcPr>
-            <w:tcW w:type="dxa" w:w="2928"/>
-          </w:tcPr>
-          <w:p>
-            <w:r>
-              <w:rPr>
-                <w:sz w:val="20"/>
+            <w:tcW w:w="2967" w:type="dxa"/>
+          </w:tcPr>
+          <w:p>
+            <w:r>
+              <w:rPr>
+                <w:sz w:val="19"/>
               </w:rPr>
               <w:t>Arquivo DDA teste importado com sucesso em homologação</w:t>
             </w:r>
@@ -1988,12 +2105,12 @@
         </w:tc>
         <w:tc>
           <w:tcPr>
-            <w:tcW w:type="dxa" w:w="2928"/>
-          </w:tcPr>
-          <w:p>
-            <w:r>
-              <w:rPr>
-                <w:sz w:val="20"/>
+            <w:tcW w:w="2967" w:type="dxa"/>
+          </w:tcPr>
+          <w:p>
+            <w:r>
+              <w:rPr>
+                <w:sz w:val="19"/>
               </w:rPr>
               <w:t>Erro em qualquer RF Must Have no ambiente de homologação</w:t>
             </w:r>
@@ -2003,12 +2120,13 @@
       <w:tr>
         <w:tc>
           <w:tcPr>
-            <w:tcW w:type="dxa" w:w="2928"/>
-          </w:tcPr>
-          <w:p>
-            <w:r>
-              <w:rPr>
-                <w:sz w:val="20"/>
+            <w:tcW w:w="2967" w:type="dxa"/>
+            <w:shd w:val="clear" w:color="auto" w:fill="F0F5FB"/>
+          </w:tcPr>
+          <w:p>
+            <w:r>
+              <w:rPr>
+                <w:sz w:val="19"/>
               </w:rPr>
               <w:t>E-05+E-06 Testes</w:t>
             </w:r>
@@ -2016,12 +2134,13 @@
         </w:tc>
         <w:tc>
           <w:tcPr>
-            <w:tcW w:type="dxa" w:w="2928"/>
-          </w:tcPr>
-          <w:p>
-            <w:r>
-              <w:rPr>
-                <w:sz w:val="20"/>
+            <w:tcW w:w="2967" w:type="dxa"/>
+            <w:shd w:val="clear" w:color="auto" w:fill="F0F5FB"/>
+          </w:tcPr>
+          <w:p>
+            <w:r>
+              <w:rPr>
+                <w:sz w:val="19"/>
               </w:rPr>
               <w:t>Assinatura de aceite da Noemia e do validador CP</w:t>
             </w:r>
@@ -2029,12 +2148,13 @@
         </w:tc>
         <w:tc>
           <w:tcPr>
-            <w:tcW w:type="dxa" w:w="2928"/>
-          </w:tcPr>
-          <w:p>
-            <w:r>
-              <w:rPr>
-                <w:sz w:val="20"/>
+            <w:tcW w:w="2967" w:type="dxa"/>
+            <w:shd w:val="clear" w:color="auto" w:fill="F0F5FB"/>
+          </w:tcPr>
+          <w:p>
+            <w:r>
+              <w:rPr>
+                <w:sz w:val="19"/>
               </w:rPr>
               <w:t>Teste parcial ou sem assinatura formal</w:t>
             </w:r>
@@ -2044,12 +2164,12 @@
       <w:tr>
         <w:tc>
           <w:tcPr>
-            <w:tcW w:type="dxa" w:w="2928"/>
-          </w:tcPr>
-          <w:p>
-            <w:r>
-              <w:rPr>
-                <w:sz w:val="20"/>
+            <w:tcW w:w="2967" w:type="dxa"/>
+          </w:tcPr>
+          <w:p>
+            <w:r>
+              <w:rPr>
+                <w:sz w:val="19"/>
               </w:rPr>
               <w:t>E-07 Go-live</w:t>
             </w:r>
@@ -2057,12 +2177,12 @@
         </w:tc>
         <w:tc>
           <w:tcPr>
-            <w:tcW w:type="dxa" w:w="2928"/>
-          </w:tcPr>
-          <w:p>
-            <w:r>
-              <w:rPr>
-                <w:sz w:val="20"/>
+            <w:tcW w:w="2967" w:type="dxa"/>
+          </w:tcPr>
+          <w:p>
+            <w:r>
+              <w:rPr>
+                <w:sz w:val="19"/>
               </w:rPr>
               <w:t>Sistema em produção sem incidentes críticos por 5 dias úteis</w:t>
             </w:r>
@@ -2070,12 +2190,12 @@
         </w:tc>
         <w:tc>
           <w:tcPr>
-            <w:tcW w:type="dxa" w:w="2928"/>
-          </w:tcPr>
-          <w:p>
-            <w:r>
-              <w:rPr>
-                <w:sz w:val="20"/>
+            <w:tcW w:w="2967" w:type="dxa"/>
+          </w:tcPr>
+          <w:p>
+            <w:r>
+              <w:rPr>
+                <w:sz w:val="19"/>
               </w:rPr>
               <w:t>Qualquer incidente crítico (pagamento errado, perda de dado) nos primeiros 5 dias</w:t>
             </w:r>
@@ -2085,12 +2205,13 @@
       <w:tr>
         <w:tc>
           <w:tcPr>
-            <w:tcW w:type="dxa" w:w="2928"/>
-          </w:tcPr>
-          <w:p>
-            <w:r>
-              <w:rPr>
-                <w:sz w:val="20"/>
+            <w:tcW w:w="2967" w:type="dxa"/>
+            <w:shd w:val="clear" w:color="auto" w:fill="F0F5FB"/>
+          </w:tcPr>
+          <w:p>
+            <w:r>
+              <w:rPr>
+                <w:sz w:val="19"/>
               </w:rPr>
               <w:t>E-08 Treinamento</w:t>
             </w:r>
@@ -2098,12 +2219,13 @@
         </w:tc>
         <w:tc>
           <w:tcPr>
-            <w:tcW w:type="dxa" w:w="2928"/>
-          </w:tcPr>
-          <w:p>
-            <w:r>
-              <w:rPr>
-                <w:sz w:val="20"/>
+            <w:tcW w:w="2967" w:type="dxa"/>
+            <w:shd w:val="clear" w:color="auto" w:fill="F0F5FB"/>
+          </w:tcPr>
+          <w:p>
+            <w:r>
+              <w:rPr>
+                <w:sz w:val="19"/>
               </w:rPr>
               <w:t>100% equipe CP treinada, avaliação ≥ 7/10</w:t>
             </w:r>
@@ -2111,12 +2233,13 @@
         </w:tc>
         <w:tc>
           <w:tcPr>
-            <w:tcW w:type="dxa" w:w="2928"/>
-          </w:tcPr>
-          <w:p>
-            <w:r>
-              <w:rPr>
-                <w:sz w:val="20"/>
+            <w:tcW w:w="2967" w:type="dxa"/>
+            <w:shd w:val="clear" w:color="auto" w:fill="F0F5FB"/>
+          </w:tcPr>
+          <w:p>
+            <w:r>
+              <w:rPr>
+                <w:sz w:val="19"/>
               </w:rPr>
               <w:t>Equipe treinada parcialmente ou avaliação &lt; 7/10</w:t>
             </w:r>
@@ -2126,12 +2249,12 @@
       <w:tr>
         <w:tc>
           <w:tcPr>
-            <w:tcW w:type="dxa" w:w="2928"/>
-          </w:tcPr>
-          <w:p>
-            <w:r>
-              <w:rPr>
-                <w:sz w:val="20"/>
+            <w:tcW w:w="2967" w:type="dxa"/>
+          </w:tcPr>
+          <w:p>
+            <w:r>
+              <w:rPr>
+                <w:sz w:val="19"/>
               </w:rPr>
               <w:t>E-09 Documentação</w:t>
             </w:r>
@@ -2139,12 +2262,12 @@
         </w:tc>
         <w:tc>
           <w:tcPr>
-            <w:tcW w:type="dxa" w:w="2928"/>
-          </w:tcPr>
-          <w:p>
-            <w:r>
-              <w:rPr>
-                <w:sz w:val="20"/>
+            <w:tcW w:w="2967" w:type="dxa"/>
+          </w:tcPr>
+          <w:p>
+            <w:r>
+              <w:rPr>
+                <w:sz w:val="19"/>
               </w:rPr>
               <w:t>Documento entregue antes do encerramento</w:t>
             </w:r>
@@ -2152,12 +2275,12 @@
         </w:tc>
         <w:tc>
           <w:tcPr>
-            <w:tcW w:type="dxa" w:w="2928"/>
-          </w:tcPr>
-          <w:p>
-            <w:r>
-              <w:rPr>
-                <w:sz w:val="20"/>
+            <w:tcW w:w="2967" w:type="dxa"/>
+          </w:tcPr>
+          <w:p>
+            <w:r>
+              <w:rPr>
+                <w:sz w:val="19"/>
               </w:rPr>
               <w:t>Documentação ausente no encerramento</w:t>
             </w:r>
@@ -2167,9 +2290,11 @@
     </w:tbl>
     <w:p/>
     <w:p>
-      <w:r>
-        <w:t>────────────────────────────────────────────────────────────</w:t>
-      </w:r>
+      <w:pPr>
+        <w:pBdr>
+          <w:bottom w:val="single" w:sz="6" w:space="1" w:color="CCCCCC"/>
+        </w:pBdr>
+      </w:pPr>
     </w:p>
     <w:p/>
     <w:p>
@@ -2178,8 +2303,11 @@
       </w:pPr>
       <w:r>
         <w:rPr>
-          <w:color w:val="2E74B5"/>
-          <w:sz w:val="28"/>
+          <w:rFonts w:ascii="Calibri" w:hAnsi="Calibri"/>
+          <w:b/>
+          <w:i w:val="0"/>
+          <w:color w:val="1E5296"/>
+          <w:sz w:val="25"/>
         </w:rPr>
         <w:t>9. Governança</w:t>
       </w:r>
@@ -2188,25 +2316,27 @@
     <w:tbl>
       <w:tblPr>
         <w:tblStyle w:val="TableGrid"/>
-        <w:tblW w:type="auto" w:w="0"/>
         <w:tblLook w:firstColumn="1" w:firstRow="1" w:lastColumn="0" w:lastRow="0" w:noHBand="0" w:noVBand="1" w:val="04A0"/>
+        <w:tblW w:w="8901" w:type="dxa"/>
+        <w:tblLayout w:type="fixed"/>
       </w:tblPr>
       <w:tblGrid>
-        <w:gridCol w:w="2928"/>
-        <w:gridCol w:w="2928"/>
-        <w:gridCol w:w="2928"/>
+        <w:gridCol w:w="2967"/>
+        <w:gridCol w:w="2967"/>
+        <w:gridCol w:w="2967"/>
       </w:tblGrid>
       <w:tr>
         <w:tc>
           <w:tcPr>
-            <w:tcW w:type="dxa" w:w="2928"/>
-            <w:shd w:val="clear" w:color="auto" w:fill="D6E4F0"/>
+            <w:tcW w:w="2967" w:type="dxa"/>
+            <w:shd w:val="clear" w:color="auto" w:fill="1A3A5C"/>
           </w:tcPr>
           <w:p>
             <w:r>
               <w:rPr>
                 <w:b/>
-                <w:sz w:val="20"/>
+                <w:color w:val="FFFFFF"/>
+                <w:sz w:val="19"/>
               </w:rPr>
               <w:t>Papel</w:t>
             </w:r>
@@ -2214,14 +2344,15 @@
         </w:tc>
         <w:tc>
           <w:tcPr>
-            <w:tcW w:type="dxa" w:w="2928"/>
-            <w:shd w:val="clear" w:color="auto" w:fill="D6E4F0"/>
+            <w:tcW w:w="2967" w:type="dxa"/>
+            <w:shd w:val="clear" w:color="auto" w:fill="1A3A5C"/>
           </w:tcPr>
           <w:p>
             <w:r>
               <w:rPr>
                 <w:b/>
-                <w:sz w:val="20"/>
+                <w:color w:val="FFFFFF"/>
+                <w:sz w:val="19"/>
               </w:rPr>
               <w:t>Nome</w:t>
             </w:r>
@@ -2229,14 +2360,15 @@
         </w:tc>
         <w:tc>
           <w:tcPr>
-            <w:tcW w:type="dxa" w:w="2928"/>
-            <w:shd w:val="clear" w:color="auto" w:fill="D6E4F0"/>
+            <w:tcW w:w="2967" w:type="dxa"/>
+            <w:shd w:val="clear" w:color="auto" w:fill="1A3A5C"/>
           </w:tcPr>
           <w:p>
             <w:r>
               <w:rPr>
                 <w:b/>
-                <w:sz w:val="20"/>
+                <w:color w:val="FFFFFF"/>
+                <w:sz w:val="19"/>
               </w:rPr>
               <w:t>Responsabilidade</w:t>
             </w:r>
@@ -2246,12 +2378,12 @@
       <w:tr>
         <w:tc>
           <w:tcPr>
-            <w:tcW w:type="dxa" w:w="2928"/>
-          </w:tcPr>
-          <w:p>
-            <w:r>
-              <w:rPr>
-                <w:sz w:val="20"/>
+            <w:tcW w:w="2967" w:type="dxa"/>
+          </w:tcPr>
+          <w:p>
+            <w:r>
+              <w:rPr>
+                <w:sz w:val="19"/>
               </w:rPr>
               <w:t>Sponsor provisório</w:t>
             </w:r>
@@ -2259,12 +2391,12 @@
         </w:tc>
         <w:tc>
           <w:tcPr>
-            <w:tcW w:type="dxa" w:w="2928"/>
-          </w:tcPr>
-          <w:p>
-            <w:r>
-              <w:rPr>
-                <w:sz w:val="20"/>
+            <w:tcW w:w="2967" w:type="dxa"/>
+          </w:tcPr>
+          <w:p>
+            <w:r>
+              <w:rPr>
+                <w:sz w:val="19"/>
               </w:rPr>
               <w:t>Gladston Campos</w:t>
             </w:r>
@@ -2272,12 +2404,12 @@
         </w:tc>
         <w:tc>
           <w:tcPr>
-            <w:tcW w:type="dxa" w:w="2928"/>
-          </w:tcPr>
-          <w:p>
-            <w:r>
-              <w:rPr>
-                <w:sz w:val="20"/>
+            <w:tcW w:w="2967" w:type="dxa"/>
+          </w:tcPr>
+          <w:p>
+            <w:r>
+              <w:rPr>
+                <w:sz w:val="19"/>
               </w:rPr>
               <w:t>Aprovar marcos, decidir sobre mudanças de escopo</w:t>
             </w:r>
@@ -2287,12 +2419,13 @@
       <w:tr>
         <w:tc>
           <w:tcPr>
-            <w:tcW w:type="dxa" w:w="2928"/>
-          </w:tcPr>
-          <w:p>
-            <w:r>
-              <w:rPr>
-                <w:sz w:val="20"/>
+            <w:tcW w:w="2967" w:type="dxa"/>
+            <w:shd w:val="clear" w:color="auto" w:fill="F0F5FB"/>
+          </w:tcPr>
+          <w:p>
+            <w:r>
+              <w:rPr>
+                <w:sz w:val="19"/>
               </w:rPr>
               <w:t>Ponto focal negócio</w:t>
             </w:r>
@@ -2300,12 +2433,13 @@
         </w:tc>
         <w:tc>
           <w:tcPr>
-            <w:tcW w:type="dxa" w:w="2928"/>
-          </w:tcPr>
-          <w:p>
-            <w:r>
-              <w:rPr>
-                <w:sz w:val="20"/>
+            <w:tcW w:w="2967" w:type="dxa"/>
+            <w:shd w:val="clear" w:color="auto" w:fill="F0F5FB"/>
+          </w:tcPr>
+          <w:p>
+            <w:r>
+              <w:rPr>
+                <w:sz w:val="19"/>
               </w:rPr>
               <w:t>Noemia Tambara</w:t>
             </w:r>
@@ -2313,12 +2447,13 @@
         </w:tc>
         <w:tc>
           <w:tcPr>
-            <w:tcW w:type="dxa" w:w="2928"/>
-          </w:tcPr>
-          <w:p>
-            <w:r>
-              <w:rPr>
-                <w:sz w:val="20"/>
+            <w:tcW w:w="2967" w:type="dxa"/>
+            <w:shd w:val="clear" w:color="auto" w:fill="F0F5FB"/>
+          </w:tcPr>
+          <w:p>
+            <w:r>
+              <w:rPr>
+                <w:sz w:val="19"/>
               </w:rPr>
               <w:t>Validar E-01, participar do UAT, assinar E-06</w:t>
             </w:r>
@@ -2328,12 +2463,12 @@
       <w:tr>
         <w:tc>
           <w:tcPr>
-            <w:tcW w:type="dxa" w:w="2928"/>
-          </w:tcPr>
-          <w:p>
-            <w:r>
-              <w:rPr>
-                <w:sz w:val="20"/>
+            <w:tcW w:w="2967" w:type="dxa"/>
+          </w:tcPr>
+          <w:p>
+            <w:r>
+              <w:rPr>
+                <w:sz w:val="19"/>
               </w:rPr>
               <w:t>GP (a designar)</w:t>
             </w:r>
@@ -2341,12 +2476,12 @@
         </w:tc>
         <w:tc>
           <w:tcPr>
-            <w:tcW w:type="dxa" w:w="2928"/>
-          </w:tcPr>
-          <w:p>
-            <w:r>
-              <w:rPr>
-                <w:sz w:val="20"/>
+            <w:tcW w:w="2967" w:type="dxa"/>
+          </w:tcPr>
+          <w:p>
+            <w:r>
+              <w:rPr>
+                <w:sz w:val="19"/>
               </w:rPr>
               <w:t>DTI</w:t>
             </w:r>
@@ -2354,12 +2489,12 @@
         </w:tc>
         <w:tc>
           <w:tcPr>
-            <w:tcW w:type="dxa" w:w="2928"/>
-          </w:tcPr>
-          <w:p>
-            <w:r>
-              <w:rPr>
-                <w:sz w:val="20"/>
+            <w:tcW w:w="2967" w:type="dxa"/>
+          </w:tcPr>
+          <w:p>
+            <w:r>
+              <w:rPr>
+                <w:sz w:val="19"/>
               </w:rPr>
               <w:t>Gerenciar execução, status reports, gestão de riscos</w:t>
             </w:r>
@@ -2369,12 +2504,13 @@
       <w:tr>
         <w:tc>
           <w:tcPr>
-            <w:tcW w:type="dxa" w:w="2928"/>
-          </w:tcPr>
-          <w:p>
-            <w:r>
-              <w:rPr>
-                <w:sz w:val="20"/>
+            <w:tcW w:w="2967" w:type="dxa"/>
+            <w:shd w:val="clear" w:color="auto" w:fill="F0F5FB"/>
+          </w:tcPr>
+          <w:p>
+            <w:r>
+              <w:rPr>
+                <w:sz w:val="19"/>
               </w:rPr>
               <w:t>VMO</w:t>
             </w:r>
@@ -2382,12 +2518,13 @@
         </w:tc>
         <w:tc>
           <w:tcPr>
-            <w:tcW w:type="dxa" w:w="2928"/>
-          </w:tcPr>
-          <w:p>
-            <w:r>
-              <w:rPr>
-                <w:sz w:val="20"/>
+            <w:tcW w:w="2967" w:type="dxa"/>
+            <w:shd w:val="clear" w:color="auto" w:fill="F0F5FB"/>
+          </w:tcPr>
+          <w:p>
+            <w:r>
+              <w:rPr>
+                <w:sz w:val="19"/>
               </w:rPr>
               <w:t>—</w:t>
             </w:r>
@@ -2395,12 +2532,13 @@
         </w:tc>
         <w:tc>
           <w:tcPr>
-            <w:tcW w:type="dxa" w:w="2928"/>
-          </w:tcPr>
-          <w:p>
-            <w:r>
-              <w:rPr>
-                <w:sz w:val="20"/>
+            <w:tcW w:w="2967" w:type="dxa"/>
+            <w:shd w:val="clear" w:color="auto" w:fill="F0F5FB"/>
+          </w:tcPr>
+          <w:p>
+            <w:r>
+              <w:rPr>
+                <w:sz w:val="19"/>
               </w:rPr>
               <w:t>Governança, gate de kick-off, auditoria final</w:t>
             </w:r>
@@ -2435,9 +2573,11 @@
     </w:p>
     <w:p/>
     <w:p>
-      <w:r>
-        <w:t>────────────────────────────────────────────────────────────</w:t>
-      </w:r>
+      <w:pPr>
+        <w:pBdr>
+          <w:bottom w:val="single" w:sz="6" w:space="1" w:color="CCCCCC"/>
+        </w:pBdr>
+      </w:pPr>
     </w:p>
     <w:p/>
     <w:p>
@@ -2446,8 +2586,11 @@
       </w:pPr>
       <w:r>
         <w:rPr>
-          <w:color w:val="2E74B5"/>
-          <w:sz w:val="28"/>
+          <w:rFonts w:ascii="Calibri" w:hAnsi="Calibri"/>
+          <w:b/>
+          <w:i w:val="0"/>
+          <w:color w:val="1E5296"/>
+          <w:sz w:val="25"/>
         </w:rPr>
         <w:t>10. Condições Comerciais</w:t>
       </w:r>
@@ -2456,24 +2599,26 @@
     <w:tbl>
       <w:tblPr>
         <w:tblStyle w:val="TableGrid"/>
-        <w:tblW w:type="auto" w:w="0"/>
         <w:tblLook w:firstColumn="1" w:firstRow="1" w:lastColumn="0" w:lastRow="0" w:noHBand="0" w:noVBand="1" w:val="04A0"/>
+        <w:tblW w:w="8900" w:type="dxa"/>
+        <w:tblLayout w:type="fixed"/>
       </w:tblPr>
       <w:tblGrid>
-        <w:gridCol w:w="4392"/>
-        <w:gridCol w:w="4392"/>
+        <w:gridCol w:w="4450"/>
+        <w:gridCol w:w="4450"/>
       </w:tblGrid>
       <w:tr>
         <w:tc>
           <w:tcPr>
-            <w:tcW w:type="dxa" w:w="4392"/>
-            <w:shd w:val="clear" w:color="auto" w:fill="D6E4F0"/>
+            <w:tcW w:w="4450" w:type="dxa"/>
+            <w:shd w:val="clear" w:color="auto" w:fill="1A3A5C"/>
           </w:tcPr>
           <w:p>
             <w:r>
               <w:rPr>
                 <w:b/>
-                <w:sz w:val="20"/>
+                <w:color w:val="FFFFFF"/>
+                <w:sz w:val="19"/>
               </w:rPr>
               <w:t>Item</w:t>
             </w:r>
@@ -2481,14 +2626,15 @@
         </w:tc>
         <w:tc>
           <w:tcPr>
-            <w:tcW w:type="dxa" w:w="4392"/>
-            <w:shd w:val="clear" w:color="auto" w:fill="D6E4F0"/>
+            <w:tcW w:w="4450" w:type="dxa"/>
+            <w:shd w:val="clear" w:color="auto" w:fill="1A3A5C"/>
           </w:tcPr>
           <w:p>
             <w:r>
               <w:rPr>
                 <w:b/>
-                <w:sz w:val="20"/>
+                <w:color w:val="FFFFFF"/>
+                <w:sz w:val="19"/>
               </w:rPr>
               <w:t>Condição</w:t>
             </w:r>
@@ -2498,12 +2644,12 @@
       <w:tr>
         <w:tc>
           <w:tcPr>
-            <w:tcW w:type="dxa" w:w="4392"/>
-          </w:tcPr>
-          <w:p>
-            <w:r>
-              <w:rPr>
-                <w:sz w:val="20"/>
+            <w:tcW w:w="4450" w:type="dxa"/>
+          </w:tcPr>
+          <w:p>
+            <w:r>
+              <w:rPr>
+                <w:sz w:val="19"/>
               </w:rPr>
               <w:t>Modelo de execução</w:t>
             </w:r>
@@ -2511,12 +2657,12 @@
         </w:tc>
         <w:tc>
           <w:tcPr>
-            <w:tcW w:type="dxa" w:w="4392"/>
-          </w:tcPr>
-          <w:p>
-            <w:r>
-              <w:rPr>
-                <w:sz w:val="20"/>
+            <w:tcW w:w="4450" w:type="dxa"/>
+          </w:tcPr>
+          <w:p>
+            <w:r>
+              <w:rPr>
+                <w:sz w:val="19"/>
               </w:rPr>
               <w:t>Interno DTI — sem contrato externo (meta)</w:t>
             </w:r>
@@ -2526,12 +2672,13 @@
       <w:tr>
         <w:tc>
           <w:tcPr>
-            <w:tcW w:type="dxa" w:w="4392"/>
-          </w:tcPr>
-          <w:p>
-            <w:r>
-              <w:rPr>
-                <w:sz w:val="20"/>
+            <w:tcW w:w="4450" w:type="dxa"/>
+            <w:shd w:val="clear" w:color="auto" w:fill="F0F5FB"/>
+          </w:tcPr>
+          <w:p>
+            <w:r>
+              <w:rPr>
+                <w:sz w:val="19"/>
               </w:rPr>
               <w:t>Custo aprovado</w:t>
             </w:r>
@@ -2539,12 +2686,13 @@
         </w:tc>
         <w:tc>
           <w:tcPr>
-            <w:tcW w:type="dxa" w:w="4392"/>
-          </w:tcPr>
-          <w:p>
-            <w:r>
-              <w:rPr>
-                <w:sz w:val="20"/>
+            <w:tcW w:w="4450" w:type="dxa"/>
+            <w:shd w:val="clear" w:color="auto" w:fill="F0F5FB"/>
+          </w:tcPr>
+          <w:p>
+            <w:r>
+              <w:rPr>
+                <w:sz w:val="19"/>
               </w:rPr>
               <w:t>R$0 externo (horas internas DTI não contabilizadas como investimento)</w:t>
             </w:r>
@@ -2554,12 +2702,12 @@
       <w:tr>
         <w:tc>
           <w:tcPr>
-            <w:tcW w:type="dxa" w:w="4392"/>
-          </w:tcPr>
-          <w:p>
-            <w:r>
-              <w:rPr>
-                <w:sz w:val="20"/>
+            <w:tcW w:w="4450" w:type="dxa"/>
+          </w:tcPr>
+          <w:p>
+            <w:r>
+              <w:rPr>
+                <w:sz w:val="19"/>
               </w:rPr>
               <w:t>Reserva de contingência</w:t>
             </w:r>
@@ -2567,12 +2715,12 @@
         </w:tc>
         <w:tc>
           <w:tcPr>
-            <w:tcW w:type="dxa" w:w="4392"/>
-          </w:tcPr>
-          <w:p>
-            <w:r>
-              <w:rPr>
-                <w:sz w:val="20"/>
+            <w:tcW w:w="4450" w:type="dxa"/>
+          </w:tcPr>
+          <w:p>
+            <w:r>
+              <w:rPr>
+                <w:sz w:val="19"/>
               </w:rPr>
               <w:t>R$2.000 (somente para eventualidades imprevistas, com autorização prévia)</w:t>
             </w:r>
@@ -2582,12 +2730,13 @@
       <w:tr>
         <w:tc>
           <w:tcPr>
-            <w:tcW w:type="dxa" w:w="4392"/>
-          </w:tcPr>
-          <w:p>
-            <w:r>
-              <w:rPr>
-                <w:sz w:val="20"/>
+            <w:tcW w:w="4450" w:type="dxa"/>
+            <w:shd w:val="clear" w:color="auto" w:fill="F0F5FB"/>
+          </w:tcPr>
+          <w:p>
+            <w:r>
+              <w:rPr>
+                <w:sz w:val="19"/>
               </w:rPr>
               <w:t>Faturamento por marcos</w:t>
             </w:r>
@@ -2595,12 +2744,13 @@
         </w:tc>
         <w:tc>
           <w:tcPr>
-            <w:tcW w:type="dxa" w:w="4392"/>
-          </w:tcPr>
-          <w:p>
-            <w:r>
-              <w:rPr>
-                <w:sz w:val="20"/>
+            <w:tcW w:w="4450" w:type="dxa"/>
+            <w:shd w:val="clear" w:color="auto" w:fill="F0F5FB"/>
+          </w:tcPr>
+          <w:p>
+            <w:r>
+              <w:rPr>
+                <w:sz w:val="19"/>
               </w:rPr>
               <w:t>N/A — execução interna</w:t>
             </w:r>
@@ -2610,12 +2760,12 @@
       <w:tr>
         <w:tc>
           <w:tcPr>
-            <w:tcW w:type="dxa" w:w="4392"/>
-          </w:tcPr>
-          <w:p>
-            <w:r>
-              <w:rPr>
-                <w:sz w:val="20"/>
+            <w:tcW w:w="4450" w:type="dxa"/>
+          </w:tcPr>
+          <w:p>
+            <w:r>
+              <w:rPr>
+                <w:sz w:val="19"/>
               </w:rPr>
               <w:t>Penalidade por atraso</w:t>
             </w:r>
@@ -2623,12 +2773,12 @@
         </w:tc>
         <w:tc>
           <w:tcPr>
-            <w:tcW w:type="dxa" w:w="4392"/>
-          </w:tcPr>
-          <w:p>
-            <w:r>
-              <w:rPr>
-                <w:sz w:val="20"/>
+            <w:tcW w:w="4450" w:type="dxa"/>
+          </w:tcPr>
+          <w:p>
+            <w:r>
+              <w:rPr>
+                <w:sz w:val="19"/>
               </w:rPr>
               <w:t>N/A — DTI interna</w:t>
             </w:r>
@@ -2638,12 +2788,13 @@
       <w:tr>
         <w:tc>
           <w:tcPr>
-            <w:tcW w:type="dxa" w:w="4392"/>
-          </w:tcPr>
-          <w:p>
-            <w:r>
-              <w:rPr>
-                <w:sz w:val="20"/>
+            <w:tcW w:w="4450" w:type="dxa"/>
+            <w:shd w:val="clear" w:color="auto" w:fill="F0F5FB"/>
+          </w:tcPr>
+          <w:p>
+            <w:r>
+              <w:rPr>
+                <w:sz w:val="19"/>
               </w:rPr>
               <w:t>Garantia pós-go-live</w:t>
             </w:r>
@@ -2651,12 +2802,13 @@
         </w:tc>
         <w:tc>
           <w:tcPr>
-            <w:tcW w:type="dxa" w:w="4392"/>
-          </w:tcPr>
-          <w:p>
-            <w:r>
-              <w:rPr>
-                <w:sz w:val="20"/>
+            <w:tcW w:w="4450" w:type="dxa"/>
+            <w:shd w:val="clear" w:color="auto" w:fill="F0F5FB"/>
+          </w:tcPr>
+          <w:p>
+            <w:r>
+              <w:rPr>
+                <w:sz w:val="19"/>
               </w:rPr>
               <w:t>30 dias de suporte pós-implantação incluídos no escopo (E-07)</w:t>
             </w:r>
@@ -2666,12 +2818,12 @@
       <w:tr>
         <w:tc>
           <w:tcPr>
-            <w:tcW w:type="dxa" w:w="4392"/>
-          </w:tcPr>
-          <w:p>
-            <w:r>
-              <w:rPr>
-                <w:sz w:val="20"/>
+            <w:tcW w:w="4450" w:type="dxa"/>
+          </w:tcPr>
+          <w:p>
+            <w:r>
+              <w:rPr>
+                <w:sz w:val="19"/>
               </w:rPr>
               <w:t>Condição de contratação externa</w:t>
             </w:r>
@@ -2679,12 +2831,12 @@
         </w:tc>
         <w:tc>
           <w:tcPr>
-            <w:tcW w:type="dxa" w:w="4392"/>
-          </w:tcPr>
-          <w:p>
-            <w:r>
-              <w:rPr>
-                <w:sz w:val="20"/>
+            <w:tcW w:w="4450" w:type="dxa"/>
+          </w:tcPr>
+          <w:p>
+            <w:r>
+              <w:rPr>
+                <w:sz w:val="19"/>
               </w:rPr>
               <w:t>Somente se E-01 identificar necessidade; exige re-autorização do Holding antes de qualquer contratação</w:t>
             </w:r>
@@ -2694,9 +2846,11 @@
     </w:tbl>
     <w:p/>
     <w:p>
-      <w:r>
-        <w:t>────────────────────────────────────────────────────────────</w:t>
-      </w:r>
+      <w:pPr>
+        <w:pBdr>
+          <w:bottom w:val="single" w:sz="6" w:space="1" w:color="CCCCCC"/>
+        </w:pBdr>
+      </w:pPr>
     </w:p>
     <w:p/>
     <w:p>
@@ -2705,8 +2859,11 @@
       </w:pPr>
       <w:r>
         <w:rPr>
-          <w:color w:val="2E74B5"/>
-          <w:sz w:val="28"/>
+          <w:rFonts w:ascii="Calibri" w:hAnsi="Calibri"/>
+          <w:b/>
+          <w:i w:val="0"/>
+          <w:color w:val="1E5296"/>
+          <w:sz w:val="25"/>
         </w:rPr>
         <w:t>11. Artefato Obrigatório de Resposta</w:t>
       </w:r>
@@ -2721,28 +2878,30 @@
     <w:tbl>
       <w:tblPr>
         <w:tblStyle w:val="TableGrid"/>
-        <w:tblW w:type="auto" w:w="0"/>
         <w:tblLook w:firstColumn="1" w:firstRow="1" w:lastColumn="0" w:lastRow="0" w:noHBand="0" w:noVBand="1" w:val="04A0"/>
+        <w:tblW w:w="8900" w:type="dxa"/>
+        <w:tblLayout w:type="fixed"/>
       </w:tblPr>
       <w:tblGrid>
-        <w:gridCol w:w="1464"/>
-        <w:gridCol w:w="1464"/>
-        <w:gridCol w:w="1464"/>
-        <w:gridCol w:w="1464"/>
-        <w:gridCol w:w="1464"/>
-        <w:gridCol w:w="1464"/>
+        <w:gridCol w:w="1020"/>
+        <w:gridCol w:w="1576"/>
+        <w:gridCol w:w="1576"/>
+        <w:gridCol w:w="1576"/>
+        <w:gridCol w:w="1576"/>
+        <w:gridCol w:w="1576"/>
       </w:tblGrid>
       <w:tr>
         <w:tc>
           <w:tcPr>
-            <w:tcW w:type="dxa" w:w="1464"/>
-            <w:shd w:val="clear" w:color="auto" w:fill="D6E4F0"/>
+            <w:tcW w:w="1020" w:type="dxa"/>
+            <w:shd w:val="clear" w:color="auto" w:fill="1A3A5C"/>
           </w:tcPr>
           <w:p>
             <w:r>
               <w:rPr>
                 <w:b/>
-                <w:sz w:val="20"/>
+                <w:color w:val="FFFFFF"/>
+                <w:sz w:val="19"/>
               </w:rPr>
               <w:t>#</w:t>
             </w:r>
@@ -2750,14 +2909,15 @@
         </w:tc>
         <w:tc>
           <w:tcPr>
-            <w:tcW w:type="dxa" w:w="1464"/>
-            <w:shd w:val="clear" w:color="auto" w:fill="D6E4F0"/>
+            <w:tcW w:w="1576" w:type="dxa"/>
+            <w:shd w:val="clear" w:color="auto" w:fill="1A3A5C"/>
           </w:tcPr>
           <w:p>
             <w:r>
               <w:rPr>
                 <w:b/>
-                <w:sz w:val="20"/>
+                <w:color w:val="FFFFFF"/>
+                <w:sz w:val="19"/>
               </w:rPr>
               <w:t>Grupo</w:t>
             </w:r>
@@ -2765,14 +2925,15 @@
         </w:tc>
         <w:tc>
           <w:tcPr>
-            <w:tcW w:type="dxa" w:w="1464"/>
-            <w:shd w:val="clear" w:color="auto" w:fill="D6E4F0"/>
+            <w:tcW w:w="1576" w:type="dxa"/>
+            <w:shd w:val="clear" w:color="auto" w:fill="1A3A5C"/>
           </w:tcPr>
           <w:p>
             <w:r>
               <w:rPr>
                 <w:b/>
-                <w:sz w:val="20"/>
+                <w:color w:val="FFFFFF"/>
+                <w:sz w:val="19"/>
               </w:rPr>
               <w:t>Item</w:t>
             </w:r>
@@ -2780,14 +2941,15 @@
         </w:tc>
         <w:tc>
           <w:tcPr>
-            <w:tcW w:type="dxa" w:w="1464"/>
-            <w:shd w:val="clear" w:color="auto" w:fill="D6E4F0"/>
+            <w:tcW w:w="1576" w:type="dxa"/>
+            <w:shd w:val="clear" w:color="auto" w:fill="1A3A5C"/>
           </w:tcPr>
           <w:p>
             <w:r>
               <w:rPr>
                 <w:b/>
-                <w:sz w:val="20"/>
+                <w:color w:val="FFFFFF"/>
+                <w:sz w:val="19"/>
               </w:rPr>
               <w:t>OK</w:t>
             </w:r>
@@ -2795,14 +2957,15 @@
         </w:tc>
         <w:tc>
           <w:tcPr>
-            <w:tcW w:type="dxa" w:w="1464"/>
-            <w:shd w:val="clear" w:color="auto" w:fill="D6E4F0"/>
+            <w:tcW w:w="1576" w:type="dxa"/>
+            <w:shd w:val="clear" w:color="auto" w:fill="1A3A5C"/>
           </w:tcPr>
           <w:p>
             <w:r>
               <w:rPr>
                 <w:b/>
-                <w:sz w:val="20"/>
+                <w:color w:val="FFFFFF"/>
+                <w:sz w:val="19"/>
               </w:rPr>
               <w:t>NOK</w:t>
             </w:r>
@@ -2810,14 +2973,15 @@
         </w:tc>
         <w:tc>
           <w:tcPr>
-            <w:tcW w:type="dxa" w:w="1464"/>
-            <w:shd w:val="clear" w:color="auto" w:fill="D6E4F0"/>
+            <w:tcW w:w="1576" w:type="dxa"/>
+            <w:shd w:val="clear" w:color="auto" w:fill="1A3A5C"/>
           </w:tcPr>
           <w:p>
             <w:r>
               <w:rPr>
                 <w:b/>
-                <w:sz w:val="20"/>
+                <w:color w:val="FFFFFF"/>
+                <w:sz w:val="19"/>
               </w:rPr>
               <w:t>Observações</w:t>
             </w:r>
@@ -2827,12 +2991,12 @@
       <w:tr>
         <w:tc>
           <w:tcPr>
-            <w:tcW w:type="dxa" w:w="1464"/>
-          </w:tcPr>
-          <w:p>
-            <w:r>
-              <w:rPr>
-                <w:sz w:val="20"/>
+            <w:tcW w:w="1020" w:type="dxa"/>
+          </w:tcPr>
+          <w:p>
+            <w:r>
+              <w:rPr>
+                <w:sz w:val="19"/>
               </w:rPr>
               <w:t>G1</w:t>
             </w:r>
@@ -2840,12 +3004,12 @@
         </w:tc>
         <w:tc>
           <w:tcPr>
-            <w:tcW w:type="dxa" w:w="1464"/>
-          </w:tcPr>
-          <w:p>
-            <w:r>
-              <w:rPr>
-                <w:sz w:val="20"/>
+            <w:tcW w:w="1576" w:type="dxa"/>
+          </w:tcPr>
+          <w:p>
+            <w:r>
+              <w:rPr>
+                <w:sz w:val="19"/>
               </w:rPr>
               <w:t>Viabilidade Técnica</w:t>
             </w:r>
@@ -2853,48 +3017,48 @@
         </w:tc>
         <w:tc>
           <w:tcPr>
-            <w:tcW w:type="dxa" w:w="1464"/>
-          </w:tcPr>
-          <w:p>
-            <w:r>
-              <w:rPr>
-                <w:sz w:val="20"/>
-              </w:rPr>
-            </w:r>
-          </w:p>
-        </w:tc>
-        <w:tc>
-          <w:tcPr>
-            <w:tcW w:type="dxa" w:w="1464"/>
-          </w:tcPr>
-          <w:p>
-            <w:r>
-              <w:rPr>
-                <w:sz w:val="20"/>
-              </w:rPr>
-            </w:r>
-          </w:p>
-        </w:tc>
-        <w:tc>
-          <w:tcPr>
-            <w:tcW w:type="dxa" w:w="1464"/>
-          </w:tcPr>
-          <w:p>
-            <w:r>
-              <w:rPr>
-                <w:sz w:val="20"/>
-              </w:rPr>
-            </w:r>
-          </w:p>
-        </w:tc>
-        <w:tc>
-          <w:tcPr>
-            <w:tcW w:type="dxa" w:w="1464"/>
-          </w:tcPr>
-          <w:p>
-            <w:r>
-              <w:rPr>
-                <w:sz w:val="20"/>
+            <w:tcW w:w="1576" w:type="dxa"/>
+          </w:tcPr>
+          <w:p>
+            <w:r>
+              <w:rPr>
+                <w:sz w:val="19"/>
+              </w:rPr>
+            </w:r>
+          </w:p>
+        </w:tc>
+        <w:tc>
+          <w:tcPr>
+            <w:tcW w:w="1576" w:type="dxa"/>
+          </w:tcPr>
+          <w:p>
+            <w:r>
+              <w:rPr>
+                <w:sz w:val="19"/>
+              </w:rPr>
+            </w:r>
+          </w:p>
+        </w:tc>
+        <w:tc>
+          <w:tcPr>
+            <w:tcW w:w="1576" w:type="dxa"/>
+          </w:tcPr>
+          <w:p>
+            <w:r>
+              <w:rPr>
+                <w:sz w:val="19"/>
+              </w:rPr>
+            </w:r>
+          </w:p>
+        </w:tc>
+        <w:tc>
+          <w:tcPr>
+            <w:tcW w:w="1576" w:type="dxa"/>
+          </w:tcPr>
+          <w:p>
+            <w:r>
+              <w:rPr>
+                <w:sz w:val="19"/>
               </w:rPr>
             </w:r>
           </w:p>
@@ -2903,12 +3067,13 @@
       <w:tr>
         <w:tc>
           <w:tcPr>
-            <w:tcW w:type="dxa" w:w="1464"/>
-          </w:tcPr>
-          <w:p>
-            <w:r>
-              <w:rPr>
-                <w:sz w:val="20"/>
+            <w:tcW w:w="1020" w:type="dxa"/>
+            <w:shd w:val="clear" w:color="auto" w:fill="F0F5FB"/>
+          </w:tcPr>
+          <w:p>
+            <w:r>
+              <w:rPr>
+                <w:sz w:val="19"/>
               </w:rPr>
               <w:t>1.1</w:t>
             </w:r>
@@ -2916,12 +3081,13 @@
         </w:tc>
         <w:tc>
           <w:tcPr>
-            <w:tcW w:type="dxa" w:w="1464"/>
-          </w:tcPr>
-          <w:p>
-            <w:r>
-              <w:rPr>
-                <w:sz w:val="20"/>
+            <w:tcW w:w="1576" w:type="dxa"/>
+            <w:shd w:val="clear" w:color="auto" w:fill="F0F5FB"/>
+          </w:tcPr>
+          <w:p>
+            <w:r>
+              <w:rPr>
+                <w:sz w:val="19"/>
               </w:rPr>
               <w:t>Técnica</w:t>
             </w:r>
@@ -2929,12 +3095,13 @@
         </w:tc>
         <w:tc>
           <w:tcPr>
-            <w:tcW w:type="dxa" w:w="1464"/>
-          </w:tcPr>
-          <w:p>
-            <w:r>
-              <w:rPr>
-                <w:sz w:val="20"/>
+            <w:tcW w:w="1576" w:type="dxa"/>
+            <w:shd w:val="clear" w:color="auto" w:fill="F0F5FB"/>
+          </w:tcPr>
+          <w:p>
+            <w:r>
+              <w:rPr>
+                <w:sz w:val="19"/>
               </w:rPr>
               <w:t>Configuração DDA FEBAN já conhecida pela equipe</w:t>
             </w:r>
@@ -2942,12 +3109,13 @@
         </w:tc>
         <w:tc>
           <w:tcPr>
-            <w:tcW w:type="dxa" w:w="1464"/>
-          </w:tcPr>
-          <w:p>
-            <w:r>
-              <w:rPr>
-                <w:sz w:val="20"/>
+            <w:tcW w:w="1576" w:type="dxa"/>
+            <w:shd w:val="clear" w:color="auto" w:fill="F0F5FB"/>
+          </w:tcPr>
+          <w:p>
+            <w:r>
+              <w:rPr>
+                <w:sz w:val="19"/>
               </w:rPr>
               <w:t>☐</w:t>
             </w:r>
@@ -2955,12 +3123,13 @@
         </w:tc>
         <w:tc>
           <w:tcPr>
-            <w:tcW w:type="dxa" w:w="1464"/>
-          </w:tcPr>
-          <w:p>
-            <w:r>
-              <w:rPr>
-                <w:sz w:val="20"/>
+            <w:tcW w:w="1576" w:type="dxa"/>
+            <w:shd w:val="clear" w:color="auto" w:fill="F0F5FB"/>
+          </w:tcPr>
+          <w:p>
+            <w:r>
+              <w:rPr>
+                <w:sz w:val="19"/>
               </w:rPr>
               <w:t>☐</w:t>
             </w:r>
@@ -2968,12 +3137,13 @@
         </w:tc>
         <w:tc>
           <w:tcPr>
-            <w:tcW w:type="dxa" w:w="1464"/>
-          </w:tcPr>
-          <w:p>
-            <w:r>
-              <w:rPr>
-                <w:sz w:val="20"/>
+            <w:tcW w:w="1576" w:type="dxa"/>
+            <w:shd w:val="clear" w:color="auto" w:fill="F0F5FB"/>
+          </w:tcPr>
+          <w:p>
+            <w:r>
+              <w:rPr>
+                <w:sz w:val="19"/>
               </w:rPr>
             </w:r>
           </w:p>
@@ -2982,12 +3152,12 @@
       <w:tr>
         <w:tc>
           <w:tcPr>
-            <w:tcW w:type="dxa" w:w="1464"/>
-          </w:tcPr>
-          <w:p>
-            <w:r>
-              <w:rPr>
-                <w:sz w:val="20"/>
+            <w:tcW w:w="1020" w:type="dxa"/>
+          </w:tcPr>
+          <w:p>
+            <w:r>
+              <w:rPr>
+                <w:sz w:val="19"/>
               </w:rPr>
               <w:t>1.2</w:t>
             </w:r>
@@ -2995,12 +3165,12 @@
         </w:tc>
         <w:tc>
           <w:tcPr>
-            <w:tcW w:type="dxa" w:w="1464"/>
-          </w:tcPr>
-          <w:p>
-            <w:r>
-              <w:rPr>
-                <w:sz w:val="20"/>
+            <w:tcW w:w="1576" w:type="dxa"/>
+          </w:tcPr>
+          <w:p>
+            <w:r>
+              <w:rPr>
+                <w:sz w:val="19"/>
               </w:rPr>
               <w:t>Técnica</w:t>
             </w:r>
@@ -3008,12 +3178,12 @@
         </w:tc>
         <w:tc>
           <w:tcPr>
-            <w:tcW w:type="dxa" w:w="1464"/>
-          </w:tcPr>
-          <w:p>
-            <w:r>
-              <w:rPr>
-                <w:sz w:val="20"/>
+            <w:tcW w:w="1576" w:type="dxa"/>
+          </w:tcPr>
+          <w:p>
+            <w:r>
+              <w:rPr>
+                <w:sz w:val="19"/>
               </w:rPr>
               <w:t>Versão SAP VAB compatível com config Div. Logística</w:t>
             </w:r>
@@ -3021,12 +3191,12 @@
         </w:tc>
         <w:tc>
           <w:tcPr>
-            <w:tcW w:type="dxa" w:w="1464"/>
-          </w:tcPr>
-          <w:p>
-            <w:r>
-              <w:rPr>
-                <w:sz w:val="20"/>
+            <w:tcW w:w="1576" w:type="dxa"/>
+          </w:tcPr>
+          <w:p>
+            <w:r>
+              <w:rPr>
+                <w:sz w:val="19"/>
               </w:rPr>
               <w:t>☐</w:t>
             </w:r>
@@ -3034,12 +3204,12 @@
         </w:tc>
         <w:tc>
           <w:tcPr>
-            <w:tcW w:type="dxa" w:w="1464"/>
-          </w:tcPr>
-          <w:p>
-            <w:r>
-              <w:rPr>
-                <w:sz w:val="20"/>
+            <w:tcW w:w="1576" w:type="dxa"/>
+          </w:tcPr>
+          <w:p>
+            <w:r>
+              <w:rPr>
+                <w:sz w:val="19"/>
               </w:rPr>
               <w:t>☐</w:t>
             </w:r>
@@ -3047,12 +3217,12 @@
         </w:tc>
         <w:tc>
           <w:tcPr>
-            <w:tcW w:type="dxa" w:w="1464"/>
-          </w:tcPr>
-          <w:p>
-            <w:r>
-              <w:rPr>
-                <w:sz w:val="20"/>
+            <w:tcW w:w="1576" w:type="dxa"/>
+          </w:tcPr>
+          <w:p>
+            <w:r>
+              <w:rPr>
+                <w:sz w:val="19"/>
               </w:rPr>
             </w:r>
           </w:p>
@@ -3061,12 +3231,13 @@
       <w:tr>
         <w:tc>
           <w:tcPr>
-            <w:tcW w:type="dxa" w:w="1464"/>
-          </w:tcPr>
-          <w:p>
-            <w:r>
-              <w:rPr>
-                <w:sz w:val="20"/>
+            <w:tcW w:w="1020" w:type="dxa"/>
+            <w:shd w:val="clear" w:color="auto" w:fill="F0F5FB"/>
+          </w:tcPr>
+          <w:p>
+            <w:r>
+              <w:rPr>
+                <w:sz w:val="19"/>
               </w:rPr>
               <w:t>1.3</w:t>
             </w:r>
@@ -3074,12 +3245,13 @@
         </w:tc>
         <w:tc>
           <w:tcPr>
-            <w:tcW w:type="dxa" w:w="1464"/>
-          </w:tcPr>
-          <w:p>
-            <w:r>
-              <w:rPr>
-                <w:sz w:val="20"/>
+            <w:tcW w:w="1576" w:type="dxa"/>
+            <w:shd w:val="clear" w:color="auto" w:fill="F0F5FB"/>
+          </w:tcPr>
+          <w:p>
+            <w:r>
+              <w:rPr>
+                <w:sz w:val="19"/>
               </w:rPr>
               <w:t>Técnica</w:t>
             </w:r>
@@ -3087,12 +3259,13 @@
         </w:tc>
         <w:tc>
           <w:tcPr>
-            <w:tcW w:type="dxa" w:w="1464"/>
-          </w:tcPr>
-          <w:p>
-            <w:r>
-              <w:rPr>
-                <w:sz w:val="20"/>
+            <w:tcW w:w="1576" w:type="dxa"/>
+            <w:shd w:val="clear" w:color="auto" w:fill="F0F5FB"/>
+          </w:tcPr>
+          <w:p>
+            <w:r>
+              <w:rPr>
+                <w:sz w:val="19"/>
               </w:rPr>
               <w:t>Layout CNAB 240 Santander disponível para análise</w:t>
             </w:r>
@@ -3100,12 +3273,13 @@
         </w:tc>
         <w:tc>
           <w:tcPr>
-            <w:tcW w:type="dxa" w:w="1464"/>
-          </w:tcPr>
-          <w:p>
-            <w:r>
-              <w:rPr>
-                <w:sz w:val="20"/>
+            <w:tcW w:w="1576" w:type="dxa"/>
+            <w:shd w:val="clear" w:color="auto" w:fill="F0F5FB"/>
+          </w:tcPr>
+          <w:p>
+            <w:r>
+              <w:rPr>
+                <w:sz w:val="19"/>
               </w:rPr>
               <w:t>☐</w:t>
             </w:r>
@@ -3113,12 +3287,13 @@
         </w:tc>
         <w:tc>
           <w:tcPr>
-            <w:tcW w:type="dxa" w:w="1464"/>
-          </w:tcPr>
-          <w:p>
-            <w:r>
-              <w:rPr>
-                <w:sz w:val="20"/>
+            <w:tcW w:w="1576" w:type="dxa"/>
+            <w:shd w:val="clear" w:color="auto" w:fill="F0F5FB"/>
+          </w:tcPr>
+          <w:p>
+            <w:r>
+              <w:rPr>
+                <w:sz w:val="19"/>
               </w:rPr>
               <w:t>☐</w:t>
             </w:r>
@@ -3126,12 +3301,13 @@
         </w:tc>
         <w:tc>
           <w:tcPr>
-            <w:tcW w:type="dxa" w:w="1464"/>
-          </w:tcPr>
-          <w:p>
-            <w:r>
-              <w:rPr>
-                <w:sz w:val="20"/>
+            <w:tcW w:w="1576" w:type="dxa"/>
+            <w:shd w:val="clear" w:color="auto" w:fill="F0F5FB"/>
+          </w:tcPr>
+          <w:p>
+            <w:r>
+              <w:rPr>
+                <w:sz w:val="19"/>
               </w:rPr>
             </w:r>
           </w:p>
@@ -3140,12 +3316,12 @@
       <w:tr>
         <w:tc>
           <w:tcPr>
-            <w:tcW w:type="dxa" w:w="1464"/>
-          </w:tcPr>
-          <w:p>
-            <w:r>
-              <w:rPr>
-                <w:sz w:val="20"/>
+            <w:tcW w:w="1020" w:type="dxa"/>
+          </w:tcPr>
+          <w:p>
+            <w:r>
+              <w:rPr>
+                <w:sz w:val="19"/>
               </w:rPr>
               <w:t>1.4</w:t>
             </w:r>
@@ -3153,12 +3329,12 @@
         </w:tc>
         <w:tc>
           <w:tcPr>
-            <w:tcW w:type="dxa" w:w="1464"/>
-          </w:tcPr>
-          <w:p>
-            <w:r>
-              <w:rPr>
-                <w:sz w:val="20"/>
+            <w:tcW w:w="1576" w:type="dxa"/>
+          </w:tcPr>
+          <w:p>
+            <w:r>
+              <w:rPr>
+                <w:sz w:val="19"/>
               </w:rPr>
               <w:t>Técnica</w:t>
             </w:r>
@@ -3166,12 +3342,12 @@
         </w:tc>
         <w:tc>
           <w:tcPr>
-            <w:tcW w:type="dxa" w:w="1464"/>
-          </w:tcPr>
-          <w:p>
-            <w:r>
-              <w:rPr>
-                <w:sz w:val="20"/>
+            <w:tcW w:w="1576" w:type="dxa"/>
+          </w:tcPr>
+          <w:p>
+            <w:r>
+              <w:rPr>
+                <w:sz w:val="19"/>
               </w:rPr>
               <w:t>Ajustes necessários são apenas parametrização (sem ABAP)</w:t>
             </w:r>
@@ -3179,12 +3355,12 @@
         </w:tc>
         <w:tc>
           <w:tcPr>
-            <w:tcW w:type="dxa" w:w="1464"/>
-          </w:tcPr>
-          <w:p>
-            <w:r>
-              <w:rPr>
-                <w:sz w:val="20"/>
+            <w:tcW w:w="1576" w:type="dxa"/>
+          </w:tcPr>
+          <w:p>
+            <w:r>
+              <w:rPr>
+                <w:sz w:val="19"/>
               </w:rPr>
               <w:t>☐</w:t>
             </w:r>
@@ -3192,12 +3368,12 @@
         </w:tc>
         <w:tc>
           <w:tcPr>
-            <w:tcW w:type="dxa" w:w="1464"/>
-          </w:tcPr>
-          <w:p>
-            <w:r>
-              <w:rPr>
-                <w:sz w:val="20"/>
+            <w:tcW w:w="1576" w:type="dxa"/>
+          </w:tcPr>
+          <w:p>
+            <w:r>
+              <w:rPr>
+                <w:sz w:val="19"/>
               </w:rPr>
               <w:t>☐</w:t>
             </w:r>
@@ -3205,12 +3381,12 @@
         </w:tc>
         <w:tc>
           <w:tcPr>
-            <w:tcW w:type="dxa" w:w="1464"/>
-          </w:tcPr>
-          <w:p>
-            <w:r>
-              <w:rPr>
-                <w:sz w:val="20"/>
+            <w:tcW w:w="1576" w:type="dxa"/>
+          </w:tcPr>
+          <w:p>
+            <w:r>
+              <w:rPr>
+                <w:sz w:val="19"/>
               </w:rPr>
               <w:t>Se NOK: detalhar no campo observações</w:t>
             </w:r>
@@ -3220,12 +3396,13 @@
       <w:tr>
         <w:tc>
           <w:tcPr>
-            <w:tcW w:type="dxa" w:w="1464"/>
-          </w:tcPr>
-          <w:p>
-            <w:r>
-              <w:rPr>
-                <w:sz w:val="20"/>
+            <w:tcW w:w="1020" w:type="dxa"/>
+            <w:shd w:val="clear" w:color="auto" w:fill="F0F5FB"/>
+          </w:tcPr>
+          <w:p>
+            <w:r>
+              <w:rPr>
+                <w:sz w:val="19"/>
               </w:rPr>
               <w:t>1.5</w:t>
             </w:r>
@@ -3233,12 +3410,13 @@
         </w:tc>
         <w:tc>
           <w:tcPr>
-            <w:tcW w:type="dxa" w:w="1464"/>
-          </w:tcPr>
-          <w:p>
-            <w:r>
-              <w:rPr>
-                <w:sz w:val="20"/>
+            <w:tcW w:w="1576" w:type="dxa"/>
+            <w:shd w:val="clear" w:color="auto" w:fill="F0F5FB"/>
+          </w:tcPr>
+          <w:p>
+            <w:r>
+              <w:rPr>
+                <w:sz w:val="19"/>
               </w:rPr>
               <w:t>Técnica</w:t>
             </w:r>
@@ -3246,12 +3424,13 @@
         </w:tc>
         <w:tc>
           <w:tcPr>
-            <w:tcW w:type="dxa" w:w="1464"/>
-          </w:tcPr>
-          <w:p>
-            <w:r>
-              <w:rPr>
-                <w:sz w:val="20"/>
+            <w:tcW w:w="1576" w:type="dxa"/>
+            <w:shd w:val="clear" w:color="auto" w:fill="F0F5FB"/>
+          </w:tcPr>
+          <w:p>
+            <w:r>
+              <w:rPr>
+                <w:sz w:val="19"/>
               </w:rPr>
               <w:t>Estimativa de esforço total por fase viável em ≤ 10 semanas</w:t>
             </w:r>
@@ -3259,12 +3438,13 @@
         </w:tc>
         <w:tc>
           <w:tcPr>
-            <w:tcW w:type="dxa" w:w="1464"/>
-          </w:tcPr>
-          <w:p>
-            <w:r>
-              <w:rPr>
-                <w:sz w:val="20"/>
+            <w:tcW w:w="1576" w:type="dxa"/>
+            <w:shd w:val="clear" w:color="auto" w:fill="F0F5FB"/>
+          </w:tcPr>
+          <w:p>
+            <w:r>
+              <w:rPr>
+                <w:sz w:val="19"/>
               </w:rPr>
               <w:t>☐</w:t>
             </w:r>
@@ -3272,12 +3452,13 @@
         </w:tc>
         <w:tc>
           <w:tcPr>
-            <w:tcW w:type="dxa" w:w="1464"/>
-          </w:tcPr>
-          <w:p>
-            <w:r>
-              <w:rPr>
-                <w:sz w:val="20"/>
+            <w:tcW w:w="1576" w:type="dxa"/>
+            <w:shd w:val="clear" w:color="auto" w:fill="F0F5FB"/>
+          </w:tcPr>
+          <w:p>
+            <w:r>
+              <w:rPr>
+                <w:sz w:val="19"/>
               </w:rPr>
               <w:t>☐</w:t>
             </w:r>
@@ -3285,12 +3466,13 @@
         </w:tc>
         <w:tc>
           <w:tcPr>
-            <w:tcW w:type="dxa" w:w="1464"/>
-          </w:tcPr>
-          <w:p>
-            <w:r>
-              <w:rPr>
-                <w:sz w:val="20"/>
+            <w:tcW w:w="1576" w:type="dxa"/>
+            <w:shd w:val="clear" w:color="auto" w:fill="F0F5FB"/>
+          </w:tcPr>
+          <w:p>
+            <w:r>
+              <w:rPr>
+                <w:sz w:val="19"/>
               </w:rPr>
             </w:r>
           </w:p>
@@ -3299,12 +3481,12 @@
       <w:tr>
         <w:tc>
           <w:tcPr>
-            <w:tcW w:type="dxa" w:w="1464"/>
-          </w:tcPr>
-          <w:p>
-            <w:r>
-              <w:rPr>
-                <w:sz w:val="20"/>
+            <w:tcW w:w="1020" w:type="dxa"/>
+          </w:tcPr>
+          <w:p>
+            <w:r>
+              <w:rPr>
+                <w:sz w:val="19"/>
               </w:rPr>
               <w:t>G2</w:t>
             </w:r>
@@ -3312,12 +3494,12 @@
         </w:tc>
         <w:tc>
           <w:tcPr>
-            <w:tcW w:type="dxa" w:w="1464"/>
-          </w:tcPr>
-          <w:p>
-            <w:r>
-              <w:rPr>
-                <w:sz w:val="20"/>
+            <w:tcW w:w="1576" w:type="dxa"/>
+          </w:tcPr>
+          <w:p>
+            <w:r>
+              <w:rPr>
+                <w:sz w:val="19"/>
               </w:rPr>
               <w:t>Habilitação Bancária</w:t>
             </w:r>
@@ -3325,48 +3507,48 @@
         </w:tc>
         <w:tc>
           <w:tcPr>
-            <w:tcW w:type="dxa" w:w="1464"/>
-          </w:tcPr>
-          <w:p>
-            <w:r>
-              <w:rPr>
-                <w:sz w:val="20"/>
-              </w:rPr>
-            </w:r>
-          </w:p>
-        </w:tc>
-        <w:tc>
-          <w:tcPr>
-            <w:tcW w:type="dxa" w:w="1464"/>
-          </w:tcPr>
-          <w:p>
-            <w:r>
-              <w:rPr>
-                <w:sz w:val="20"/>
-              </w:rPr>
-            </w:r>
-          </w:p>
-        </w:tc>
-        <w:tc>
-          <w:tcPr>
-            <w:tcW w:type="dxa" w:w="1464"/>
-          </w:tcPr>
-          <w:p>
-            <w:r>
-              <w:rPr>
-                <w:sz w:val="20"/>
-              </w:rPr>
-            </w:r>
-          </w:p>
-        </w:tc>
-        <w:tc>
-          <w:tcPr>
-            <w:tcW w:type="dxa" w:w="1464"/>
-          </w:tcPr>
-          <w:p>
-            <w:r>
-              <w:rPr>
-                <w:sz w:val="20"/>
+            <w:tcW w:w="1576" w:type="dxa"/>
+          </w:tcPr>
+          <w:p>
+            <w:r>
+              <w:rPr>
+                <w:sz w:val="19"/>
+              </w:rPr>
+            </w:r>
+          </w:p>
+        </w:tc>
+        <w:tc>
+          <w:tcPr>
+            <w:tcW w:w="1576" w:type="dxa"/>
+          </w:tcPr>
+          <w:p>
+            <w:r>
+              <w:rPr>
+                <w:sz w:val="19"/>
+              </w:rPr>
+            </w:r>
+          </w:p>
+        </w:tc>
+        <w:tc>
+          <w:tcPr>
+            <w:tcW w:w="1576" w:type="dxa"/>
+          </w:tcPr>
+          <w:p>
+            <w:r>
+              <w:rPr>
+                <w:sz w:val="19"/>
+              </w:rPr>
+            </w:r>
+          </w:p>
+        </w:tc>
+        <w:tc>
+          <w:tcPr>
+            <w:tcW w:w="1576" w:type="dxa"/>
+          </w:tcPr>
+          <w:p>
+            <w:r>
+              <w:rPr>
+                <w:sz w:val="19"/>
               </w:rPr>
             </w:r>
           </w:p>
@@ -3375,12 +3557,13 @@
       <w:tr>
         <w:tc>
           <w:tcPr>
-            <w:tcW w:type="dxa" w:w="1464"/>
-          </w:tcPr>
-          <w:p>
-            <w:r>
-              <w:rPr>
-                <w:sz w:val="20"/>
+            <w:tcW w:w="1020" w:type="dxa"/>
+            <w:shd w:val="clear" w:color="auto" w:fill="F0F5FB"/>
+          </w:tcPr>
+          <w:p>
+            <w:r>
+              <w:rPr>
+                <w:sz w:val="19"/>
               </w:rPr>
               <w:t>2.1</w:t>
             </w:r>
@@ -3388,12 +3571,13 @@
         </w:tc>
         <w:tc>
           <w:tcPr>
-            <w:tcW w:type="dxa" w:w="1464"/>
-          </w:tcPr>
-          <w:p>
-            <w:r>
-              <w:rPr>
-                <w:sz w:val="20"/>
+            <w:tcW w:w="1576" w:type="dxa"/>
+            <w:shd w:val="clear" w:color="auto" w:fill="F0F5FB"/>
+          </w:tcPr>
+          <w:p>
+            <w:r>
+              <w:rPr>
+                <w:sz w:val="19"/>
               </w:rPr>
               <w:t>Banco</w:t>
             </w:r>
@@ -3401,12 +3585,13 @@
         </w:tc>
         <w:tc>
           <w:tcPr>
-            <w:tcW w:type="dxa" w:w="1464"/>
-          </w:tcPr>
-          <w:p>
-            <w:r>
-              <w:rPr>
-                <w:sz w:val="20"/>
+            <w:tcW w:w="1576" w:type="dxa"/>
+            <w:shd w:val="clear" w:color="auto" w:fill="F0F5FB"/>
+          </w:tcPr>
+          <w:p>
+            <w:r>
+              <w:rPr>
+                <w:sz w:val="19"/>
               </w:rPr>
               <w:t>Conta Santander VAB habilitada para DDA</w:t>
             </w:r>
@@ -3414,12 +3599,13 @@
         </w:tc>
         <w:tc>
           <w:tcPr>
-            <w:tcW w:type="dxa" w:w="1464"/>
-          </w:tcPr>
-          <w:p>
-            <w:r>
-              <w:rPr>
-                <w:sz w:val="20"/>
+            <w:tcW w:w="1576" w:type="dxa"/>
+            <w:shd w:val="clear" w:color="auto" w:fill="F0F5FB"/>
+          </w:tcPr>
+          <w:p>
+            <w:r>
+              <w:rPr>
+                <w:sz w:val="19"/>
               </w:rPr>
               <w:t>☐</w:t>
             </w:r>
@@ -3427,12 +3613,13 @@
         </w:tc>
         <w:tc>
           <w:tcPr>
-            <w:tcW w:type="dxa" w:w="1464"/>
-          </w:tcPr>
-          <w:p>
-            <w:r>
-              <w:rPr>
-                <w:sz w:val="20"/>
+            <w:tcW w:w="1576" w:type="dxa"/>
+            <w:shd w:val="clear" w:color="auto" w:fill="F0F5FB"/>
+          </w:tcPr>
+          <w:p>
+            <w:r>
+              <w:rPr>
+                <w:sz w:val="19"/>
               </w:rPr>
               <w:t>☐</w:t>
             </w:r>
@@ -3440,12 +3627,13 @@
         </w:tc>
         <w:tc>
           <w:tcPr>
-            <w:tcW w:type="dxa" w:w="1464"/>
-          </w:tcPr>
-          <w:p>
-            <w:r>
-              <w:rPr>
-                <w:sz w:val="20"/>
+            <w:tcW w:w="1576" w:type="dxa"/>
+            <w:shd w:val="clear" w:color="auto" w:fill="F0F5FB"/>
+          </w:tcPr>
+          <w:p>
+            <w:r>
+              <w:rPr>
+                <w:sz w:val="19"/>
               </w:rPr>
             </w:r>
           </w:p>
@@ -3454,12 +3642,12 @@
       <w:tr>
         <w:tc>
           <w:tcPr>
-            <w:tcW w:type="dxa" w:w="1464"/>
-          </w:tcPr>
-          <w:p>
-            <w:r>
-              <w:rPr>
-                <w:sz w:val="20"/>
+            <w:tcW w:w="1020" w:type="dxa"/>
+          </w:tcPr>
+          <w:p>
+            <w:r>
+              <w:rPr>
+                <w:sz w:val="19"/>
               </w:rPr>
               <w:t>2.2</w:t>
             </w:r>
@@ -3467,12 +3655,12 @@
         </w:tc>
         <w:tc>
           <w:tcPr>
-            <w:tcW w:type="dxa" w:w="1464"/>
-          </w:tcPr>
-          <w:p>
-            <w:r>
-              <w:rPr>
-                <w:sz w:val="20"/>
+            <w:tcW w:w="1576" w:type="dxa"/>
+          </w:tcPr>
+          <w:p>
+            <w:r>
+              <w:rPr>
+                <w:sz w:val="19"/>
               </w:rPr>
               <w:t>Banco</w:t>
             </w:r>
@@ -3480,12 +3668,12 @@
         </w:tc>
         <w:tc>
           <w:tcPr>
-            <w:tcW w:type="dxa" w:w="1464"/>
-          </w:tcPr>
-          <w:p>
-            <w:r>
-              <w:rPr>
-                <w:sz w:val="20"/>
+            <w:tcW w:w="1576" w:type="dxa"/>
+          </w:tcPr>
+          <w:p>
+            <w:r>
+              <w:rPr>
+                <w:sz w:val="19"/>
               </w:rPr>
               <w:t>Contato Santander identificado para habilitação</w:t>
             </w:r>
@@ -3493,12 +3681,12 @@
         </w:tc>
         <w:tc>
           <w:tcPr>
-            <w:tcW w:type="dxa" w:w="1464"/>
-          </w:tcPr>
-          <w:p>
-            <w:r>
-              <w:rPr>
-                <w:sz w:val="20"/>
+            <w:tcW w:w="1576" w:type="dxa"/>
+          </w:tcPr>
+          <w:p>
+            <w:r>
+              <w:rPr>
+                <w:sz w:val="19"/>
               </w:rPr>
               <w:t>☐</w:t>
             </w:r>
@@ -3506,12 +3694,12 @@
         </w:tc>
         <w:tc>
           <w:tcPr>
-            <w:tcW w:type="dxa" w:w="1464"/>
-          </w:tcPr>
-          <w:p>
-            <w:r>
-              <w:rPr>
-                <w:sz w:val="20"/>
+            <w:tcW w:w="1576" w:type="dxa"/>
+          </w:tcPr>
+          <w:p>
+            <w:r>
+              <w:rPr>
+                <w:sz w:val="19"/>
               </w:rPr>
               <w:t>☐</w:t>
             </w:r>
@@ -3519,12 +3707,12 @@
         </w:tc>
         <w:tc>
           <w:tcPr>
-            <w:tcW w:type="dxa" w:w="1464"/>
-          </w:tcPr>
-          <w:p>
-            <w:r>
-              <w:rPr>
-                <w:sz w:val="20"/>
+            <w:tcW w:w="1576" w:type="dxa"/>
+          </w:tcPr>
+          <w:p>
+            <w:r>
+              <w:rPr>
+                <w:sz w:val="19"/>
               </w:rPr>
             </w:r>
           </w:p>
@@ -3533,12 +3721,13 @@
       <w:tr>
         <w:tc>
           <w:tcPr>
-            <w:tcW w:type="dxa" w:w="1464"/>
-          </w:tcPr>
-          <w:p>
-            <w:r>
-              <w:rPr>
-                <w:sz w:val="20"/>
+            <w:tcW w:w="1020" w:type="dxa"/>
+            <w:shd w:val="clear" w:color="auto" w:fill="F0F5FB"/>
+          </w:tcPr>
+          <w:p>
+            <w:r>
+              <w:rPr>
+                <w:sz w:val="19"/>
               </w:rPr>
               <w:t>2.3</w:t>
             </w:r>
@@ -3546,12 +3735,13 @@
         </w:tc>
         <w:tc>
           <w:tcPr>
-            <w:tcW w:type="dxa" w:w="1464"/>
-          </w:tcPr>
-          <w:p>
-            <w:r>
-              <w:rPr>
-                <w:sz w:val="20"/>
+            <w:tcW w:w="1576" w:type="dxa"/>
+            <w:shd w:val="clear" w:color="auto" w:fill="F0F5FB"/>
+          </w:tcPr>
+          <w:p>
+            <w:r>
+              <w:rPr>
+                <w:sz w:val="19"/>
               </w:rPr>
               <w:t>Banco</w:t>
             </w:r>
@@ -3559,12 +3749,13 @@
         </w:tc>
         <w:tc>
           <w:tcPr>
-            <w:tcW w:type="dxa" w:w="1464"/>
-          </w:tcPr>
-          <w:p>
-            <w:r>
-              <w:rPr>
-                <w:sz w:val="20"/>
+            <w:tcW w:w="1576" w:type="dxa"/>
+            <w:shd w:val="clear" w:color="auto" w:fill="F0F5FB"/>
+          </w:tcPr>
+          <w:p>
+            <w:r>
+              <w:rPr>
+                <w:sz w:val="19"/>
               </w:rPr>
               <w:t>Prazo de habilitação Santander: ≤ 15 dias úteis</w:t>
             </w:r>
@@ -3572,12 +3763,13 @@
         </w:tc>
         <w:tc>
           <w:tcPr>
-            <w:tcW w:type="dxa" w:w="1464"/>
-          </w:tcPr>
-          <w:p>
-            <w:r>
-              <w:rPr>
-                <w:sz w:val="20"/>
+            <w:tcW w:w="1576" w:type="dxa"/>
+            <w:shd w:val="clear" w:color="auto" w:fill="F0F5FB"/>
+          </w:tcPr>
+          <w:p>
+            <w:r>
+              <w:rPr>
+                <w:sz w:val="19"/>
               </w:rPr>
               <w:t>☐</w:t>
             </w:r>
@@ -3585,12 +3777,13 @@
         </w:tc>
         <w:tc>
           <w:tcPr>
-            <w:tcW w:type="dxa" w:w="1464"/>
-          </w:tcPr>
-          <w:p>
-            <w:r>
-              <w:rPr>
-                <w:sz w:val="20"/>
+            <w:tcW w:w="1576" w:type="dxa"/>
+            <w:shd w:val="clear" w:color="auto" w:fill="F0F5FB"/>
+          </w:tcPr>
+          <w:p>
+            <w:r>
+              <w:rPr>
+                <w:sz w:val="19"/>
               </w:rPr>
               <w:t>☐</w:t>
             </w:r>
@@ -3598,12 +3791,13 @@
         </w:tc>
         <w:tc>
           <w:tcPr>
-            <w:tcW w:type="dxa" w:w="1464"/>
-          </w:tcPr>
-          <w:p>
-            <w:r>
-              <w:rPr>
-                <w:sz w:val="20"/>
+            <w:tcW w:w="1576" w:type="dxa"/>
+            <w:shd w:val="clear" w:color="auto" w:fill="F0F5FB"/>
+          </w:tcPr>
+          <w:p>
+            <w:r>
+              <w:rPr>
+                <w:sz w:val="19"/>
               </w:rPr>
             </w:r>
           </w:p>
@@ -3612,12 +3806,12 @@
       <w:tr>
         <w:tc>
           <w:tcPr>
-            <w:tcW w:type="dxa" w:w="1464"/>
-          </w:tcPr>
-          <w:p>
-            <w:r>
-              <w:rPr>
-                <w:sz w:val="20"/>
+            <w:tcW w:w="1020" w:type="dxa"/>
+          </w:tcPr>
+          <w:p>
+            <w:r>
+              <w:rPr>
+                <w:sz w:val="19"/>
               </w:rPr>
               <w:t>G3</w:t>
             </w:r>
@@ -3625,12 +3819,12 @@
         </w:tc>
         <w:tc>
           <w:tcPr>
-            <w:tcW w:type="dxa" w:w="1464"/>
-          </w:tcPr>
-          <w:p>
-            <w:r>
-              <w:rPr>
-                <w:sz w:val="20"/>
+            <w:tcW w:w="1576" w:type="dxa"/>
+          </w:tcPr>
+          <w:p>
+            <w:r>
+              <w:rPr>
+                <w:sz w:val="19"/>
               </w:rPr>
               <w:t>Recursos</w:t>
             </w:r>
@@ -3638,48 +3832,48 @@
         </w:tc>
         <w:tc>
           <w:tcPr>
-            <w:tcW w:type="dxa" w:w="1464"/>
-          </w:tcPr>
-          <w:p>
-            <w:r>
-              <w:rPr>
-                <w:sz w:val="20"/>
-              </w:rPr>
-            </w:r>
-          </w:p>
-        </w:tc>
-        <w:tc>
-          <w:tcPr>
-            <w:tcW w:type="dxa" w:w="1464"/>
-          </w:tcPr>
-          <w:p>
-            <w:r>
-              <w:rPr>
-                <w:sz w:val="20"/>
-              </w:rPr>
-            </w:r>
-          </w:p>
-        </w:tc>
-        <w:tc>
-          <w:tcPr>
-            <w:tcW w:type="dxa" w:w="1464"/>
-          </w:tcPr>
-          <w:p>
-            <w:r>
-              <w:rPr>
-                <w:sz w:val="20"/>
-              </w:rPr>
-            </w:r>
-          </w:p>
-        </w:tc>
-        <w:tc>
-          <w:tcPr>
-            <w:tcW w:type="dxa" w:w="1464"/>
-          </w:tcPr>
-          <w:p>
-            <w:r>
-              <w:rPr>
-                <w:sz w:val="20"/>
+            <w:tcW w:w="1576" w:type="dxa"/>
+          </w:tcPr>
+          <w:p>
+            <w:r>
+              <w:rPr>
+                <w:sz w:val="19"/>
+              </w:rPr>
+            </w:r>
+          </w:p>
+        </w:tc>
+        <w:tc>
+          <w:tcPr>
+            <w:tcW w:w="1576" w:type="dxa"/>
+          </w:tcPr>
+          <w:p>
+            <w:r>
+              <w:rPr>
+                <w:sz w:val="19"/>
+              </w:rPr>
+            </w:r>
+          </w:p>
+        </w:tc>
+        <w:tc>
+          <w:tcPr>
+            <w:tcW w:w="1576" w:type="dxa"/>
+          </w:tcPr>
+          <w:p>
+            <w:r>
+              <w:rPr>
+                <w:sz w:val="19"/>
+              </w:rPr>
+            </w:r>
+          </w:p>
+        </w:tc>
+        <w:tc>
+          <w:tcPr>
+            <w:tcW w:w="1576" w:type="dxa"/>
+          </w:tcPr>
+          <w:p>
+            <w:r>
+              <w:rPr>
+                <w:sz w:val="19"/>
               </w:rPr>
             </w:r>
           </w:p>
@@ -3688,12 +3882,13 @@
       <w:tr>
         <w:tc>
           <w:tcPr>
-            <w:tcW w:type="dxa" w:w="1464"/>
-          </w:tcPr>
-          <w:p>
-            <w:r>
-              <w:rPr>
-                <w:sz w:val="20"/>
+            <w:tcW w:w="1020" w:type="dxa"/>
+            <w:shd w:val="clear" w:color="auto" w:fill="F0F5FB"/>
+          </w:tcPr>
+          <w:p>
+            <w:r>
+              <w:rPr>
+                <w:sz w:val="19"/>
               </w:rPr>
               <w:t>3.1</w:t>
             </w:r>
@@ -3701,12 +3896,13 @@
         </w:tc>
         <w:tc>
           <w:tcPr>
-            <w:tcW w:type="dxa" w:w="1464"/>
-          </w:tcPr>
-          <w:p>
-            <w:r>
-              <w:rPr>
-                <w:sz w:val="20"/>
+            <w:tcW w:w="1576" w:type="dxa"/>
+            <w:shd w:val="clear" w:color="auto" w:fill="F0F5FB"/>
+          </w:tcPr>
+          <w:p>
+            <w:r>
+              <w:rPr>
+                <w:sz w:val="19"/>
               </w:rPr>
               <w:t>Recursos</w:t>
             </w:r>
@@ -3714,12 +3910,13 @@
         </w:tc>
         <w:tc>
           <w:tcPr>
-            <w:tcW w:type="dxa" w:w="1464"/>
-          </w:tcPr>
-          <w:p>
-            <w:r>
-              <w:rPr>
-                <w:sz w:val="20"/>
+            <w:tcW w:w="1576" w:type="dxa"/>
+            <w:shd w:val="clear" w:color="auto" w:fill="F0F5FB"/>
+          </w:tcPr>
+          <w:p>
+            <w:r>
+              <w:rPr>
+                <w:sz w:val="19"/>
               </w:rPr>
               <w:t>Recurso técnico DTI FI designado</w:t>
             </w:r>
@@ -3727,12 +3924,13 @@
         </w:tc>
         <w:tc>
           <w:tcPr>
-            <w:tcW w:type="dxa" w:w="1464"/>
-          </w:tcPr>
-          <w:p>
-            <w:r>
-              <w:rPr>
-                <w:sz w:val="20"/>
+            <w:tcW w:w="1576" w:type="dxa"/>
+            <w:shd w:val="clear" w:color="auto" w:fill="F0F5FB"/>
+          </w:tcPr>
+          <w:p>
+            <w:r>
+              <w:rPr>
+                <w:sz w:val="19"/>
               </w:rPr>
               <w:t>☐</w:t>
             </w:r>
@@ -3740,12 +3938,13 @@
         </w:tc>
         <w:tc>
           <w:tcPr>
-            <w:tcW w:type="dxa" w:w="1464"/>
-          </w:tcPr>
-          <w:p>
-            <w:r>
-              <w:rPr>
-                <w:sz w:val="20"/>
+            <w:tcW w:w="1576" w:type="dxa"/>
+            <w:shd w:val="clear" w:color="auto" w:fill="F0F5FB"/>
+          </w:tcPr>
+          <w:p>
+            <w:r>
+              <w:rPr>
+                <w:sz w:val="19"/>
               </w:rPr>
               <w:t>☐</w:t>
             </w:r>
@@ -3753,12 +3952,13 @@
         </w:tc>
         <w:tc>
           <w:tcPr>
-            <w:tcW w:type="dxa" w:w="1464"/>
-          </w:tcPr>
-          <w:p>
-            <w:r>
-              <w:rPr>
-                <w:sz w:val="20"/>
+            <w:tcW w:w="1576" w:type="dxa"/>
+            <w:shd w:val="clear" w:color="auto" w:fill="F0F5FB"/>
+          </w:tcPr>
+          <w:p>
+            <w:r>
+              <w:rPr>
+                <w:sz w:val="19"/>
               </w:rPr>
               <w:t>Nome: ________</w:t>
             </w:r>
@@ -3768,12 +3968,12 @@
       <w:tr>
         <w:tc>
           <w:tcPr>
-            <w:tcW w:type="dxa" w:w="1464"/>
-          </w:tcPr>
-          <w:p>
-            <w:r>
-              <w:rPr>
-                <w:sz w:val="20"/>
+            <w:tcW w:w="1020" w:type="dxa"/>
+          </w:tcPr>
+          <w:p>
+            <w:r>
+              <w:rPr>
+                <w:sz w:val="19"/>
               </w:rPr>
               <w:t>3.2</w:t>
             </w:r>
@@ -3781,12 +3981,12 @@
         </w:tc>
         <w:tc>
           <w:tcPr>
-            <w:tcW w:type="dxa" w:w="1464"/>
-          </w:tcPr>
-          <w:p>
-            <w:r>
-              <w:rPr>
-                <w:sz w:val="20"/>
+            <w:tcW w:w="1576" w:type="dxa"/>
+          </w:tcPr>
+          <w:p>
+            <w:r>
+              <w:rPr>
+                <w:sz w:val="19"/>
               </w:rPr>
               <w:t>Recursos</w:t>
             </w:r>
@@ -3794,12 +3994,12 @@
         </w:tc>
         <w:tc>
           <w:tcPr>
-            <w:tcW w:type="dxa" w:w="1464"/>
-          </w:tcPr>
-          <w:p>
-            <w:r>
-              <w:rPr>
-                <w:sz w:val="20"/>
+            <w:tcW w:w="1576" w:type="dxa"/>
+          </w:tcPr>
+          <w:p>
+            <w:r>
+              <w:rPr>
+                <w:sz w:val="19"/>
               </w:rPr>
               <w:t>Disponibilidade confirmada para o prazo proposto</w:t>
             </w:r>
@@ -3807,12 +4007,12 @@
         </w:tc>
         <w:tc>
           <w:tcPr>
-            <w:tcW w:type="dxa" w:w="1464"/>
-          </w:tcPr>
-          <w:p>
-            <w:r>
-              <w:rPr>
-                <w:sz w:val="20"/>
+            <w:tcW w:w="1576" w:type="dxa"/>
+          </w:tcPr>
+          <w:p>
+            <w:r>
+              <w:rPr>
+                <w:sz w:val="19"/>
               </w:rPr>
               <w:t>☐</w:t>
             </w:r>
@@ -3820,12 +4020,12 @@
         </w:tc>
         <w:tc>
           <w:tcPr>
-            <w:tcW w:type="dxa" w:w="1464"/>
-          </w:tcPr>
-          <w:p>
-            <w:r>
-              <w:rPr>
-                <w:sz w:val="20"/>
+            <w:tcW w:w="1576" w:type="dxa"/>
+          </w:tcPr>
+          <w:p>
+            <w:r>
+              <w:rPr>
+                <w:sz w:val="19"/>
               </w:rPr>
               <w:t>☐</w:t>
             </w:r>
@@ -3833,12 +4033,12 @@
         </w:tc>
         <w:tc>
           <w:tcPr>
-            <w:tcW w:type="dxa" w:w="1464"/>
-          </w:tcPr>
-          <w:p>
-            <w:r>
-              <w:rPr>
-                <w:sz w:val="20"/>
+            <w:tcW w:w="1576" w:type="dxa"/>
+          </w:tcPr>
+          <w:p>
+            <w:r>
+              <w:rPr>
+                <w:sz w:val="19"/>
               </w:rPr>
               <w:t>% disponibilidade: __</w:t>
             </w:r>
@@ -3848,12 +4048,13 @@
       <w:tr>
         <w:tc>
           <w:tcPr>
-            <w:tcW w:type="dxa" w:w="1464"/>
-          </w:tcPr>
-          <w:p>
-            <w:r>
-              <w:rPr>
-                <w:sz w:val="20"/>
+            <w:tcW w:w="1020" w:type="dxa"/>
+            <w:shd w:val="clear" w:color="auto" w:fill="F0F5FB"/>
+          </w:tcPr>
+          <w:p>
+            <w:r>
+              <w:rPr>
+                <w:sz w:val="19"/>
               </w:rPr>
               <w:t>3.3</w:t>
             </w:r>
@@ -3861,12 +4062,13 @@
         </w:tc>
         <w:tc>
           <w:tcPr>
-            <w:tcW w:type="dxa" w:w="1464"/>
-          </w:tcPr>
-          <w:p>
-            <w:r>
-              <w:rPr>
-                <w:sz w:val="20"/>
+            <w:tcW w:w="1576" w:type="dxa"/>
+            <w:shd w:val="clear" w:color="auto" w:fill="F0F5FB"/>
+          </w:tcPr>
+          <w:p>
+            <w:r>
+              <w:rPr>
+                <w:sz w:val="19"/>
               </w:rPr>
               <w:t>Recursos</w:t>
             </w:r>
@@ -3874,12 +4076,13 @@
         </w:tc>
         <w:tc>
           <w:tcPr>
-            <w:tcW w:type="dxa" w:w="1464"/>
-          </w:tcPr>
-          <w:p>
-            <w:r>
-              <w:rPr>
-                <w:sz w:val="20"/>
+            <w:tcW w:w="1576" w:type="dxa"/>
+            <w:shd w:val="clear" w:color="auto" w:fill="F0F5FB"/>
+          </w:tcPr>
+          <w:p>
+            <w:r>
+              <w:rPr>
+                <w:sz w:val="19"/>
               </w:rPr>
               <w:t>Sem conflito de portfólio identificado</w:t>
             </w:r>
@@ -3887,12 +4090,13 @@
         </w:tc>
         <w:tc>
           <w:tcPr>
-            <w:tcW w:type="dxa" w:w="1464"/>
-          </w:tcPr>
-          <w:p>
-            <w:r>
-              <w:rPr>
-                <w:sz w:val="20"/>
+            <w:tcW w:w="1576" w:type="dxa"/>
+            <w:shd w:val="clear" w:color="auto" w:fill="F0F5FB"/>
+          </w:tcPr>
+          <w:p>
+            <w:r>
+              <w:rPr>
+                <w:sz w:val="19"/>
               </w:rPr>
               <w:t>☐</w:t>
             </w:r>
@@ -3900,12 +4104,13 @@
         </w:tc>
         <w:tc>
           <w:tcPr>
-            <w:tcW w:type="dxa" w:w="1464"/>
-          </w:tcPr>
-          <w:p>
-            <w:r>
-              <w:rPr>
-                <w:sz w:val="20"/>
+            <w:tcW w:w="1576" w:type="dxa"/>
+            <w:shd w:val="clear" w:color="auto" w:fill="F0F5FB"/>
+          </w:tcPr>
+          <w:p>
+            <w:r>
+              <w:rPr>
+                <w:sz w:val="19"/>
               </w:rPr>
               <w:t>☐</w:t>
             </w:r>
@@ -3913,12 +4118,13 @@
         </w:tc>
         <w:tc>
           <w:tcPr>
-            <w:tcW w:type="dxa" w:w="1464"/>
-          </w:tcPr>
-          <w:p>
-            <w:r>
-              <w:rPr>
-                <w:sz w:val="20"/>
+            <w:tcW w:w="1576" w:type="dxa"/>
+            <w:shd w:val="clear" w:color="auto" w:fill="F0F5FB"/>
+          </w:tcPr>
+          <w:p>
+            <w:r>
+              <w:rPr>
+                <w:sz w:val="19"/>
               </w:rPr>
             </w:r>
           </w:p>
@@ -3927,12 +4133,12 @@
       <w:tr>
         <w:tc>
           <w:tcPr>
-            <w:tcW w:type="dxa" w:w="1464"/>
-          </w:tcPr>
-          <w:p>
-            <w:r>
-              <w:rPr>
-                <w:sz w:val="20"/>
+            <w:tcW w:w="1020" w:type="dxa"/>
+          </w:tcPr>
+          <w:p>
+            <w:r>
+              <w:rPr>
+                <w:sz w:val="19"/>
               </w:rPr>
               <w:t>G4</w:t>
             </w:r>
@@ -3940,12 +4146,12 @@
         </w:tc>
         <w:tc>
           <w:tcPr>
-            <w:tcW w:type="dxa" w:w="1464"/>
-          </w:tcPr>
-          <w:p>
-            <w:r>
-              <w:rPr>
-                <w:sz w:val="20"/>
+            <w:tcW w:w="1576" w:type="dxa"/>
+          </w:tcPr>
+          <w:p>
+            <w:r>
+              <w:rPr>
+                <w:sz w:val="19"/>
               </w:rPr>
               <w:t>Referência Logística</w:t>
             </w:r>
@@ -3953,48 +4159,48 @@
         </w:tc>
         <w:tc>
           <w:tcPr>
-            <w:tcW w:type="dxa" w:w="1464"/>
-          </w:tcPr>
-          <w:p>
-            <w:r>
-              <w:rPr>
-                <w:sz w:val="20"/>
-              </w:rPr>
-            </w:r>
-          </w:p>
-        </w:tc>
-        <w:tc>
-          <w:tcPr>
-            <w:tcW w:type="dxa" w:w="1464"/>
-          </w:tcPr>
-          <w:p>
-            <w:r>
-              <w:rPr>
-                <w:sz w:val="20"/>
-              </w:rPr>
-            </w:r>
-          </w:p>
-        </w:tc>
-        <w:tc>
-          <w:tcPr>
-            <w:tcW w:type="dxa" w:w="1464"/>
-          </w:tcPr>
-          <w:p>
-            <w:r>
-              <w:rPr>
-                <w:sz w:val="20"/>
-              </w:rPr>
-            </w:r>
-          </w:p>
-        </w:tc>
-        <w:tc>
-          <w:tcPr>
-            <w:tcW w:type="dxa" w:w="1464"/>
-          </w:tcPr>
-          <w:p>
-            <w:r>
-              <w:rPr>
-                <w:sz w:val="20"/>
+            <w:tcW w:w="1576" w:type="dxa"/>
+          </w:tcPr>
+          <w:p>
+            <w:r>
+              <w:rPr>
+                <w:sz w:val="19"/>
+              </w:rPr>
+            </w:r>
+          </w:p>
+        </w:tc>
+        <w:tc>
+          <w:tcPr>
+            <w:tcW w:w="1576" w:type="dxa"/>
+          </w:tcPr>
+          <w:p>
+            <w:r>
+              <w:rPr>
+                <w:sz w:val="19"/>
+              </w:rPr>
+            </w:r>
+          </w:p>
+        </w:tc>
+        <w:tc>
+          <w:tcPr>
+            <w:tcW w:w="1576" w:type="dxa"/>
+          </w:tcPr>
+          <w:p>
+            <w:r>
+              <w:rPr>
+                <w:sz w:val="19"/>
+              </w:rPr>
+            </w:r>
+          </w:p>
+        </w:tc>
+        <w:tc>
+          <w:tcPr>
+            <w:tcW w:w="1576" w:type="dxa"/>
+          </w:tcPr>
+          <w:p>
+            <w:r>
+              <w:rPr>
+                <w:sz w:val="19"/>
               </w:rPr>
             </w:r>
           </w:p>
@@ -4003,12 +4209,13 @@
       <w:tr>
         <w:tc>
           <w:tcPr>
-            <w:tcW w:type="dxa" w:w="1464"/>
-          </w:tcPr>
-          <w:p>
-            <w:r>
-              <w:rPr>
-                <w:sz w:val="20"/>
+            <w:tcW w:w="1020" w:type="dxa"/>
+            <w:shd w:val="clear" w:color="auto" w:fill="F0F5FB"/>
+          </w:tcPr>
+          <w:p>
+            <w:r>
+              <w:rPr>
+                <w:sz w:val="19"/>
               </w:rPr>
               <w:t>4.1</w:t>
             </w:r>
@@ -4016,12 +4223,13 @@
         </w:tc>
         <w:tc>
           <w:tcPr>
-            <w:tcW w:type="dxa" w:w="1464"/>
-          </w:tcPr>
-          <w:p>
-            <w:r>
-              <w:rPr>
-                <w:sz w:val="20"/>
+            <w:tcW w:w="1576" w:type="dxa"/>
+            <w:shd w:val="clear" w:color="auto" w:fill="F0F5FB"/>
+          </w:tcPr>
+          <w:p>
+            <w:r>
+              <w:rPr>
+                <w:sz w:val="19"/>
               </w:rPr>
               <w:t>Referência</w:t>
             </w:r>
@@ -4029,12 +4237,13 @@
         </w:tc>
         <w:tc>
           <w:tcPr>
-            <w:tcW w:type="dxa" w:w="1464"/>
-          </w:tcPr>
-          <w:p>
-            <w:r>
-              <w:rPr>
-                <w:sz w:val="20"/>
+            <w:tcW w:w="1576" w:type="dxa"/>
+            <w:shd w:val="clear" w:color="auto" w:fill="F0F5FB"/>
+          </w:tcPr>
+          <w:p>
+            <w:r>
+              <w:rPr>
+                <w:sz w:val="19"/>
               </w:rPr>
               <w:t>Documentação técnica Div. Logística disponível</w:t>
             </w:r>
@@ -4042,12 +4251,13 @@
         </w:tc>
         <w:tc>
           <w:tcPr>
-            <w:tcW w:type="dxa" w:w="1464"/>
-          </w:tcPr>
-          <w:p>
-            <w:r>
-              <w:rPr>
-                <w:sz w:val="20"/>
+            <w:tcW w:w="1576" w:type="dxa"/>
+            <w:shd w:val="clear" w:color="auto" w:fill="F0F5FB"/>
+          </w:tcPr>
+          <w:p>
+            <w:r>
+              <w:rPr>
+                <w:sz w:val="19"/>
               </w:rPr>
               <w:t>☐</w:t>
             </w:r>
@@ -4055,12 +4265,13 @@
         </w:tc>
         <w:tc>
           <w:tcPr>
-            <w:tcW w:type="dxa" w:w="1464"/>
-          </w:tcPr>
-          <w:p>
-            <w:r>
-              <w:rPr>
-                <w:sz w:val="20"/>
+            <w:tcW w:w="1576" w:type="dxa"/>
+            <w:shd w:val="clear" w:color="auto" w:fill="F0F5FB"/>
+          </w:tcPr>
+          <w:p>
+            <w:r>
+              <w:rPr>
+                <w:sz w:val="19"/>
               </w:rPr>
               <w:t>☐</w:t>
             </w:r>
@@ -4068,12 +4279,13 @@
         </w:tc>
         <w:tc>
           <w:tcPr>
-            <w:tcW w:type="dxa" w:w="1464"/>
-          </w:tcPr>
-          <w:p>
-            <w:r>
-              <w:rPr>
-                <w:sz w:val="20"/>
+            <w:tcW w:w="1576" w:type="dxa"/>
+            <w:shd w:val="clear" w:color="auto" w:fill="F0F5FB"/>
+          </w:tcPr>
+          <w:p>
+            <w:r>
+              <w:rPr>
+                <w:sz w:val="19"/>
               </w:rPr>
             </w:r>
           </w:p>
@@ -4082,12 +4294,12 @@
       <w:tr>
         <w:tc>
           <w:tcPr>
-            <w:tcW w:type="dxa" w:w="1464"/>
-          </w:tcPr>
-          <w:p>
-            <w:r>
-              <w:rPr>
-                <w:sz w:val="20"/>
+            <w:tcW w:w="1020" w:type="dxa"/>
+          </w:tcPr>
+          <w:p>
+            <w:r>
+              <w:rPr>
+                <w:sz w:val="19"/>
               </w:rPr>
               <w:t>4.2</w:t>
             </w:r>
@@ -4095,12 +4307,12 @@
         </w:tc>
         <w:tc>
           <w:tcPr>
-            <w:tcW w:type="dxa" w:w="1464"/>
-          </w:tcPr>
-          <w:p>
-            <w:r>
-              <w:rPr>
-                <w:sz w:val="20"/>
+            <w:tcW w:w="1576" w:type="dxa"/>
+          </w:tcPr>
+          <w:p>
+            <w:r>
+              <w:rPr>
+                <w:sz w:val="19"/>
               </w:rPr>
               <w:t>Referência</w:t>
             </w:r>
@@ -4108,12 +4320,12 @@
         </w:tc>
         <w:tc>
           <w:tcPr>
-            <w:tcW w:type="dxa" w:w="1464"/>
-          </w:tcPr>
-          <w:p>
-            <w:r>
-              <w:rPr>
-                <w:sz w:val="20"/>
+            <w:tcW w:w="1576" w:type="dxa"/>
+          </w:tcPr>
+          <w:p>
+            <w:r>
+              <w:rPr>
+                <w:sz w:val="19"/>
               </w:rPr>
               <w:t>Responsável técnico Logística disponível para consulta</w:t>
             </w:r>
@@ -4121,12 +4333,12 @@
         </w:tc>
         <w:tc>
           <w:tcPr>
-            <w:tcW w:type="dxa" w:w="1464"/>
-          </w:tcPr>
-          <w:p>
-            <w:r>
-              <w:rPr>
-                <w:sz w:val="20"/>
+            <w:tcW w:w="1576" w:type="dxa"/>
+          </w:tcPr>
+          <w:p>
+            <w:r>
+              <w:rPr>
+                <w:sz w:val="19"/>
               </w:rPr>
               <w:t>☐</w:t>
             </w:r>
@@ -4134,12 +4346,12 @@
         </w:tc>
         <w:tc>
           <w:tcPr>
-            <w:tcW w:type="dxa" w:w="1464"/>
-          </w:tcPr>
-          <w:p>
-            <w:r>
-              <w:rPr>
-                <w:sz w:val="20"/>
+            <w:tcW w:w="1576" w:type="dxa"/>
+          </w:tcPr>
+          <w:p>
+            <w:r>
+              <w:rPr>
+                <w:sz w:val="19"/>
               </w:rPr>
               <w:t>☐</w:t>
             </w:r>
@@ -4147,12 +4359,12 @@
         </w:tc>
         <w:tc>
           <w:tcPr>
-            <w:tcW w:type="dxa" w:w="1464"/>
-          </w:tcPr>
-          <w:p>
-            <w:r>
-              <w:rPr>
-                <w:sz w:val="20"/>
+            <w:tcW w:w="1576" w:type="dxa"/>
+          </w:tcPr>
+          <w:p>
+            <w:r>
+              <w:rPr>
+                <w:sz w:val="19"/>
               </w:rPr>
             </w:r>
           </w:p>
@@ -4161,12 +4373,13 @@
       <w:tr>
         <w:tc>
           <w:tcPr>
-            <w:tcW w:type="dxa" w:w="1464"/>
-          </w:tcPr>
-          <w:p>
-            <w:r>
-              <w:rPr>
-                <w:sz w:val="20"/>
+            <w:tcW w:w="1020" w:type="dxa"/>
+            <w:shd w:val="clear" w:color="auto" w:fill="F0F5FB"/>
+          </w:tcPr>
+          <w:p>
+            <w:r>
+              <w:rPr>
+                <w:sz w:val="19"/>
               </w:rPr>
               <w:t>4.3</w:t>
             </w:r>
@@ -4174,12 +4387,13 @@
         </w:tc>
         <w:tc>
           <w:tcPr>
-            <w:tcW w:type="dxa" w:w="1464"/>
-          </w:tcPr>
-          <w:p>
-            <w:r>
-              <w:rPr>
-                <w:sz w:val="20"/>
+            <w:tcW w:w="1576" w:type="dxa"/>
+            <w:shd w:val="clear" w:color="auto" w:fill="F0F5FB"/>
+          </w:tcPr>
+          <w:p>
+            <w:r>
+              <w:rPr>
+                <w:sz w:val="19"/>
               </w:rPr>
               <w:t>Referência</w:t>
             </w:r>
@@ -4187,12 +4401,13 @@
         </w:tc>
         <w:tc>
           <w:tcPr>
-            <w:tcW w:type="dxa" w:w="1464"/>
-          </w:tcPr>
-          <w:p>
-            <w:r>
-              <w:rPr>
-                <w:sz w:val="20"/>
+            <w:tcW w:w="1576" w:type="dxa"/>
+            <w:shd w:val="clear" w:color="auto" w:fill="F0F5FB"/>
+          </w:tcPr>
+          <w:p>
+            <w:r>
+              <w:rPr>
+                <w:sz w:val="19"/>
               </w:rPr>
               <w:t>Parâmetros de config FEBAN da Logística compartilháveis</w:t>
             </w:r>
@@ -4200,12 +4415,13 @@
         </w:tc>
         <w:tc>
           <w:tcPr>
-            <w:tcW w:type="dxa" w:w="1464"/>
-          </w:tcPr>
-          <w:p>
-            <w:r>
-              <w:rPr>
-                <w:sz w:val="20"/>
+            <w:tcW w:w="1576" w:type="dxa"/>
+            <w:shd w:val="clear" w:color="auto" w:fill="F0F5FB"/>
+          </w:tcPr>
+          <w:p>
+            <w:r>
+              <w:rPr>
+                <w:sz w:val="19"/>
               </w:rPr>
               <w:t>☐</w:t>
             </w:r>
@@ -4213,12 +4429,13 @@
         </w:tc>
         <w:tc>
           <w:tcPr>
-            <w:tcW w:type="dxa" w:w="1464"/>
-          </w:tcPr>
-          <w:p>
-            <w:r>
-              <w:rPr>
-                <w:sz w:val="20"/>
+            <w:tcW w:w="1576" w:type="dxa"/>
+            <w:shd w:val="clear" w:color="auto" w:fill="F0F5FB"/>
+          </w:tcPr>
+          <w:p>
+            <w:r>
+              <w:rPr>
+                <w:sz w:val="19"/>
               </w:rPr>
               <w:t>☐</w:t>
             </w:r>
@@ -4226,12 +4443,13 @@
         </w:tc>
         <w:tc>
           <w:tcPr>
-            <w:tcW w:type="dxa" w:w="1464"/>
-          </w:tcPr>
-          <w:p>
-            <w:r>
-              <w:rPr>
-                <w:sz w:val="20"/>
+            <w:tcW w:w="1576" w:type="dxa"/>
+            <w:shd w:val="clear" w:color="auto" w:fill="F0F5FB"/>
+          </w:tcPr>
+          <w:p>
+            <w:r>
+              <w:rPr>
+                <w:sz w:val="19"/>
               </w:rPr>
             </w:r>
           </w:p>
@@ -4240,12 +4458,12 @@
       <w:tr>
         <w:tc>
           <w:tcPr>
-            <w:tcW w:type="dxa" w:w="1464"/>
-          </w:tcPr>
-          <w:p>
-            <w:r>
-              <w:rPr>
-                <w:sz w:val="20"/>
+            <w:tcW w:w="1020" w:type="dxa"/>
+          </w:tcPr>
+          <w:p>
+            <w:r>
+              <w:rPr>
+                <w:sz w:val="19"/>
               </w:rPr>
               <w:t>G5</w:t>
             </w:r>
@@ -4253,12 +4471,12 @@
         </w:tc>
         <w:tc>
           <w:tcPr>
-            <w:tcW w:type="dxa" w:w="1464"/>
-          </w:tcPr>
-          <w:p>
-            <w:r>
-              <w:rPr>
-                <w:sz w:val="20"/>
+            <w:tcW w:w="1576" w:type="dxa"/>
+          </w:tcPr>
+          <w:p>
+            <w:r>
+              <w:rPr>
+                <w:sz w:val="19"/>
               </w:rPr>
               <w:t>Escopo e Ajustes</w:t>
             </w:r>
@@ -4266,48 +4484,48 @@
         </w:tc>
         <w:tc>
           <w:tcPr>
-            <w:tcW w:type="dxa" w:w="1464"/>
-          </w:tcPr>
-          <w:p>
-            <w:r>
-              <w:rPr>
-                <w:sz w:val="20"/>
-              </w:rPr>
-            </w:r>
-          </w:p>
-        </w:tc>
-        <w:tc>
-          <w:tcPr>
-            <w:tcW w:type="dxa" w:w="1464"/>
-          </w:tcPr>
-          <w:p>
-            <w:r>
-              <w:rPr>
-                <w:sz w:val="20"/>
-              </w:rPr>
-            </w:r>
-          </w:p>
-        </w:tc>
-        <w:tc>
-          <w:tcPr>
-            <w:tcW w:type="dxa" w:w="1464"/>
-          </w:tcPr>
-          <w:p>
-            <w:r>
-              <w:rPr>
-                <w:sz w:val="20"/>
-              </w:rPr>
-            </w:r>
-          </w:p>
-        </w:tc>
-        <w:tc>
-          <w:tcPr>
-            <w:tcW w:type="dxa" w:w="1464"/>
-          </w:tcPr>
-          <w:p>
-            <w:r>
-              <w:rPr>
-                <w:sz w:val="20"/>
+            <w:tcW w:w="1576" w:type="dxa"/>
+          </w:tcPr>
+          <w:p>
+            <w:r>
+              <w:rPr>
+                <w:sz w:val="19"/>
+              </w:rPr>
+            </w:r>
+          </w:p>
+        </w:tc>
+        <w:tc>
+          <w:tcPr>
+            <w:tcW w:w="1576" w:type="dxa"/>
+          </w:tcPr>
+          <w:p>
+            <w:r>
+              <w:rPr>
+                <w:sz w:val="19"/>
+              </w:rPr>
+            </w:r>
+          </w:p>
+        </w:tc>
+        <w:tc>
+          <w:tcPr>
+            <w:tcW w:w="1576" w:type="dxa"/>
+          </w:tcPr>
+          <w:p>
+            <w:r>
+              <w:rPr>
+                <w:sz w:val="19"/>
+              </w:rPr>
+            </w:r>
+          </w:p>
+        </w:tc>
+        <w:tc>
+          <w:tcPr>
+            <w:tcW w:w="1576" w:type="dxa"/>
+          </w:tcPr>
+          <w:p>
+            <w:r>
+              <w:rPr>
+                <w:sz w:val="19"/>
               </w:rPr>
             </w:r>
           </w:p>
@@ -4316,12 +4534,13 @@
       <w:tr>
         <w:tc>
           <w:tcPr>
-            <w:tcW w:type="dxa" w:w="1464"/>
-          </w:tcPr>
-          <w:p>
-            <w:r>
-              <w:rPr>
-                <w:sz w:val="20"/>
+            <w:tcW w:w="1020" w:type="dxa"/>
+            <w:shd w:val="clear" w:color="auto" w:fill="F0F5FB"/>
+          </w:tcPr>
+          <w:p>
+            <w:r>
+              <w:rPr>
+                <w:sz w:val="19"/>
               </w:rPr>
               <w:t>5.1</w:t>
             </w:r>
@@ -4329,12 +4548,13 @@
         </w:tc>
         <w:tc>
           <w:tcPr>
-            <w:tcW w:type="dxa" w:w="1464"/>
-          </w:tcPr>
-          <w:p>
-            <w:r>
-              <w:rPr>
-                <w:sz w:val="20"/>
+            <w:tcW w:w="1576" w:type="dxa"/>
+            <w:shd w:val="clear" w:color="auto" w:fill="F0F5FB"/>
+          </w:tcPr>
+          <w:p>
+            <w:r>
+              <w:rPr>
+                <w:sz w:val="19"/>
               </w:rPr>
               <w:t>Escopo</w:t>
             </w:r>
@@ -4342,12 +4562,13 @@
         </w:tc>
         <w:tc>
           <w:tcPr>
-            <w:tcW w:type="dxa" w:w="1464"/>
-          </w:tcPr>
-          <w:p>
-            <w:r>
-              <w:rPr>
-                <w:sz w:val="20"/>
+            <w:tcW w:w="1576" w:type="dxa"/>
+            <w:shd w:val="clear" w:color="auto" w:fill="F0F5FB"/>
+          </w:tcPr>
+          <w:p>
+            <w:r>
+              <w:rPr>
+                <w:sz w:val="19"/>
               </w:rPr>
               <w:t>Lista preliminar de ajustes necessários para CP VAB</w:t>
             </w:r>
@@ -4355,12 +4576,13 @@
         </w:tc>
         <w:tc>
           <w:tcPr>
-            <w:tcW w:type="dxa" w:w="1464"/>
-          </w:tcPr>
-          <w:p>
-            <w:r>
-              <w:rPr>
-                <w:sz w:val="20"/>
+            <w:tcW w:w="1576" w:type="dxa"/>
+            <w:shd w:val="clear" w:color="auto" w:fill="F0F5FB"/>
+          </w:tcPr>
+          <w:p>
+            <w:r>
+              <w:rPr>
+                <w:sz w:val="19"/>
               </w:rPr>
               <w:t>☐</w:t>
             </w:r>
@@ -4368,12 +4590,13 @@
         </w:tc>
         <w:tc>
           <w:tcPr>
-            <w:tcW w:type="dxa" w:w="1464"/>
-          </w:tcPr>
-          <w:p>
-            <w:r>
-              <w:rPr>
-                <w:sz w:val="20"/>
+            <w:tcW w:w="1576" w:type="dxa"/>
+            <w:shd w:val="clear" w:color="auto" w:fill="F0F5FB"/>
+          </w:tcPr>
+          <w:p>
+            <w:r>
+              <w:rPr>
+                <w:sz w:val="19"/>
               </w:rPr>
               <w:t>☐</w:t>
             </w:r>
@@ -4381,12 +4604,13 @@
         </w:tc>
         <w:tc>
           <w:tcPr>
-            <w:tcW w:type="dxa" w:w="1464"/>
-          </w:tcPr>
-          <w:p>
-            <w:r>
-              <w:rPr>
-                <w:sz w:val="20"/>
+            <w:tcW w:w="1576" w:type="dxa"/>
+            <w:shd w:val="clear" w:color="auto" w:fill="F0F5FB"/>
+          </w:tcPr>
+          <w:p>
+            <w:r>
+              <w:rPr>
+                <w:sz w:val="19"/>
               </w:rPr>
             </w:r>
           </w:p>
@@ -4395,12 +4619,12 @@
       <w:tr>
         <w:tc>
           <w:tcPr>
-            <w:tcW w:type="dxa" w:w="1464"/>
-          </w:tcPr>
-          <w:p>
-            <w:r>
-              <w:rPr>
-                <w:sz w:val="20"/>
+            <w:tcW w:w="1020" w:type="dxa"/>
+          </w:tcPr>
+          <w:p>
+            <w:r>
+              <w:rPr>
+                <w:sz w:val="19"/>
               </w:rPr>
               <w:t>5.2</w:t>
             </w:r>
@@ -4408,12 +4632,12 @@
         </w:tc>
         <w:tc>
           <w:tcPr>
-            <w:tcW w:type="dxa" w:w="1464"/>
-          </w:tcPr>
-          <w:p>
-            <w:r>
-              <w:rPr>
-                <w:sz w:val="20"/>
+            <w:tcW w:w="1576" w:type="dxa"/>
+          </w:tcPr>
+          <w:p>
+            <w:r>
+              <w:rPr>
+                <w:sz w:val="19"/>
               </w:rPr>
               <w:t>Escopo</w:t>
             </w:r>
@@ -4421,12 +4645,12 @@
         </w:tc>
         <w:tc>
           <w:tcPr>
-            <w:tcW w:type="dxa" w:w="1464"/>
-          </w:tcPr>
-          <w:p>
-            <w:r>
-              <w:rPr>
-                <w:sz w:val="20"/>
+            <w:tcW w:w="1576" w:type="dxa"/>
+          </w:tcPr>
+          <w:p>
+            <w:r>
+              <w:rPr>
+                <w:sz w:val="19"/>
               </w:rPr>
               <w:t>Nenhum ajuste identificado exige desenvolvimento ABAP novo</w:t>
             </w:r>
@@ -4434,12 +4658,12 @@
         </w:tc>
         <w:tc>
           <w:tcPr>
-            <w:tcW w:type="dxa" w:w="1464"/>
-          </w:tcPr>
-          <w:p>
-            <w:r>
-              <w:rPr>
-                <w:sz w:val="20"/>
+            <w:tcW w:w="1576" w:type="dxa"/>
+          </w:tcPr>
+          <w:p>
+            <w:r>
+              <w:rPr>
+                <w:sz w:val="19"/>
               </w:rPr>
               <w:t>☐</w:t>
             </w:r>
@@ -4447,12 +4671,12 @@
         </w:tc>
         <w:tc>
           <w:tcPr>
-            <w:tcW w:type="dxa" w:w="1464"/>
-          </w:tcPr>
-          <w:p>
-            <w:r>
-              <w:rPr>
-                <w:sz w:val="20"/>
+            <w:tcW w:w="1576" w:type="dxa"/>
+          </w:tcPr>
+          <w:p>
+            <w:r>
+              <w:rPr>
+                <w:sz w:val="19"/>
               </w:rPr>
               <w:t>☐</w:t>
             </w:r>
@@ -4460,12 +4684,12 @@
         </w:tc>
         <w:tc>
           <w:tcPr>
-            <w:tcW w:type="dxa" w:w="1464"/>
-          </w:tcPr>
-          <w:p>
-            <w:r>
-              <w:rPr>
-                <w:sz w:val="20"/>
+            <w:tcW w:w="1576" w:type="dxa"/>
+          </w:tcPr>
+          <w:p>
+            <w:r>
+              <w:rPr>
+                <w:sz w:val="19"/>
               </w:rPr>
               <w:t>Se NOK: impacto em prazo e custo</w:t>
             </w:r>
@@ -4475,12 +4699,13 @@
       <w:tr>
         <w:tc>
           <w:tcPr>
-            <w:tcW w:type="dxa" w:w="1464"/>
-          </w:tcPr>
-          <w:p>
-            <w:r>
-              <w:rPr>
-                <w:sz w:val="20"/>
+            <w:tcW w:w="1020" w:type="dxa"/>
+            <w:shd w:val="clear" w:color="auto" w:fill="F0F5FB"/>
+          </w:tcPr>
+          <w:p>
+            <w:r>
+              <w:rPr>
+                <w:sz w:val="19"/>
               </w:rPr>
               <w:t>5.3</w:t>
             </w:r>
@@ -4488,12 +4713,13 @@
         </w:tc>
         <w:tc>
           <w:tcPr>
-            <w:tcW w:type="dxa" w:w="1464"/>
-          </w:tcPr>
-          <w:p>
-            <w:r>
-              <w:rPr>
-                <w:sz w:val="20"/>
+            <w:tcW w:w="1576" w:type="dxa"/>
+            <w:shd w:val="clear" w:color="auto" w:fill="F0F5FB"/>
+          </w:tcPr>
+          <w:p>
+            <w:r>
+              <w:rPr>
+                <w:sz w:val="19"/>
               </w:rPr>
               <w:t>Escopo</w:t>
             </w:r>
@@ -4501,12 +4727,13 @@
         </w:tc>
         <w:tc>
           <w:tcPr>
-            <w:tcW w:type="dxa" w:w="1464"/>
-          </w:tcPr>
-          <w:p>
-            <w:r>
-              <w:rPr>
-                <w:sz w:val="20"/>
+            <w:tcW w:w="1576" w:type="dxa"/>
+            <w:shd w:val="clear" w:color="auto" w:fill="F0F5FB"/>
+          </w:tcPr>
+          <w:p>
+            <w:r>
+              <w:rPr>
+                <w:sz w:val="19"/>
               </w:rPr>
               <w:t>Escopo dentro do prazo de 8–10 semanas</w:t>
             </w:r>
@@ -4514,12 +4741,13 @@
         </w:tc>
         <w:tc>
           <w:tcPr>
-            <w:tcW w:type="dxa" w:w="1464"/>
-          </w:tcPr>
-          <w:p>
-            <w:r>
-              <w:rPr>
-                <w:sz w:val="20"/>
+            <w:tcW w:w="1576" w:type="dxa"/>
+            <w:shd w:val="clear" w:color="auto" w:fill="F0F5FB"/>
+          </w:tcPr>
+          <w:p>
+            <w:r>
+              <w:rPr>
+                <w:sz w:val="19"/>
               </w:rPr>
               <w:t>☐</w:t>
             </w:r>
@@ -4527,12 +4755,13 @@
         </w:tc>
         <w:tc>
           <w:tcPr>
-            <w:tcW w:type="dxa" w:w="1464"/>
-          </w:tcPr>
-          <w:p>
-            <w:r>
-              <w:rPr>
-                <w:sz w:val="20"/>
+            <w:tcW w:w="1576" w:type="dxa"/>
+            <w:shd w:val="clear" w:color="auto" w:fill="F0F5FB"/>
+          </w:tcPr>
+          <w:p>
+            <w:r>
+              <w:rPr>
+                <w:sz w:val="19"/>
               </w:rPr>
               <w:t>☐</w:t>
             </w:r>
@@ -4540,12 +4769,13 @@
         </w:tc>
         <w:tc>
           <w:tcPr>
-            <w:tcW w:type="dxa" w:w="1464"/>
-          </w:tcPr>
-          <w:p>
-            <w:r>
-              <w:rPr>
-                <w:sz w:val="20"/>
+            <w:tcW w:w="1576" w:type="dxa"/>
+            <w:shd w:val="clear" w:color="auto" w:fill="F0F5FB"/>
+          </w:tcPr>
+          <w:p>
+            <w:r>
+              <w:rPr>
+                <w:sz w:val="19"/>
               </w:rPr>
             </w:r>
           </w:p>
@@ -4554,12 +4784,12 @@
       <w:tr>
         <w:tc>
           <w:tcPr>
-            <w:tcW w:type="dxa" w:w="1464"/>
-          </w:tcPr>
-          <w:p>
-            <w:r>
-              <w:rPr>
-                <w:sz w:val="20"/>
+            <w:tcW w:w="1020" w:type="dxa"/>
+          </w:tcPr>
+          <w:p>
+            <w:r>
+              <w:rPr>
+                <w:sz w:val="19"/>
               </w:rPr>
               <w:t>G6</w:t>
             </w:r>
@@ -4567,12 +4797,12 @@
         </w:tc>
         <w:tc>
           <w:tcPr>
-            <w:tcW w:type="dxa" w:w="1464"/>
-          </w:tcPr>
-          <w:p>
-            <w:r>
-              <w:rPr>
-                <w:sz w:val="20"/>
+            <w:tcW w:w="1576" w:type="dxa"/>
+          </w:tcPr>
+          <w:p>
+            <w:r>
+              <w:rPr>
+                <w:sz w:val="19"/>
               </w:rPr>
               <w:t>Custos</w:t>
             </w:r>
@@ -4580,48 +4810,48 @@
         </w:tc>
         <w:tc>
           <w:tcPr>
-            <w:tcW w:type="dxa" w:w="1464"/>
-          </w:tcPr>
-          <w:p>
-            <w:r>
-              <w:rPr>
-                <w:sz w:val="20"/>
-              </w:rPr>
-            </w:r>
-          </w:p>
-        </w:tc>
-        <w:tc>
-          <w:tcPr>
-            <w:tcW w:type="dxa" w:w="1464"/>
-          </w:tcPr>
-          <w:p>
-            <w:r>
-              <w:rPr>
-                <w:sz w:val="20"/>
-              </w:rPr>
-            </w:r>
-          </w:p>
-        </w:tc>
-        <w:tc>
-          <w:tcPr>
-            <w:tcW w:type="dxa" w:w="1464"/>
-          </w:tcPr>
-          <w:p>
-            <w:r>
-              <w:rPr>
-                <w:sz w:val="20"/>
-              </w:rPr>
-            </w:r>
-          </w:p>
-        </w:tc>
-        <w:tc>
-          <w:tcPr>
-            <w:tcW w:type="dxa" w:w="1464"/>
-          </w:tcPr>
-          <w:p>
-            <w:r>
-              <w:rPr>
-                <w:sz w:val="20"/>
+            <w:tcW w:w="1576" w:type="dxa"/>
+          </w:tcPr>
+          <w:p>
+            <w:r>
+              <w:rPr>
+                <w:sz w:val="19"/>
+              </w:rPr>
+            </w:r>
+          </w:p>
+        </w:tc>
+        <w:tc>
+          <w:tcPr>
+            <w:tcW w:w="1576" w:type="dxa"/>
+          </w:tcPr>
+          <w:p>
+            <w:r>
+              <w:rPr>
+                <w:sz w:val="19"/>
+              </w:rPr>
+            </w:r>
+          </w:p>
+        </w:tc>
+        <w:tc>
+          <w:tcPr>
+            <w:tcW w:w="1576" w:type="dxa"/>
+          </w:tcPr>
+          <w:p>
+            <w:r>
+              <w:rPr>
+                <w:sz w:val="19"/>
+              </w:rPr>
+            </w:r>
+          </w:p>
+        </w:tc>
+        <w:tc>
+          <w:tcPr>
+            <w:tcW w:w="1576" w:type="dxa"/>
+          </w:tcPr>
+          <w:p>
+            <w:r>
+              <w:rPr>
+                <w:sz w:val="19"/>
               </w:rPr>
             </w:r>
           </w:p>
@@ -4630,12 +4860,13 @@
       <w:tr>
         <w:tc>
           <w:tcPr>
-            <w:tcW w:type="dxa" w:w="1464"/>
-          </w:tcPr>
-          <w:p>
-            <w:r>
-              <w:rPr>
-                <w:sz w:val="20"/>
+            <w:tcW w:w="1020" w:type="dxa"/>
+            <w:shd w:val="clear" w:color="auto" w:fill="F0F5FB"/>
+          </w:tcPr>
+          <w:p>
+            <w:r>
+              <w:rPr>
+                <w:sz w:val="19"/>
               </w:rPr>
               <w:t>6.1</w:t>
             </w:r>
@@ -4643,12 +4874,13 @@
         </w:tc>
         <w:tc>
           <w:tcPr>
-            <w:tcW w:type="dxa" w:w="1464"/>
-          </w:tcPr>
-          <w:p>
-            <w:r>
-              <w:rPr>
-                <w:sz w:val="20"/>
+            <w:tcW w:w="1576" w:type="dxa"/>
+            <w:shd w:val="clear" w:color="auto" w:fill="F0F5FB"/>
+          </w:tcPr>
+          <w:p>
+            <w:r>
+              <w:rPr>
+                <w:sz w:val="19"/>
               </w:rPr>
               <w:t>Custo</w:t>
             </w:r>
@@ -4656,12 +4888,13 @@
         </w:tc>
         <w:tc>
           <w:tcPr>
-            <w:tcW w:type="dxa" w:w="1464"/>
-          </w:tcPr>
-          <w:p>
-            <w:r>
-              <w:rPr>
-                <w:sz w:val="20"/>
+            <w:tcW w:w="1576" w:type="dxa"/>
+            <w:shd w:val="clear" w:color="auto" w:fill="F0F5FB"/>
+          </w:tcPr>
+          <w:p>
+            <w:r>
+              <w:rPr>
+                <w:sz w:val="19"/>
               </w:rPr>
               <w:t>Implementação realizável sem custo externo (DTI interna)</w:t>
             </w:r>
@@ -4669,12 +4902,13 @@
         </w:tc>
         <w:tc>
           <w:tcPr>
-            <w:tcW w:type="dxa" w:w="1464"/>
-          </w:tcPr>
-          <w:p>
-            <w:r>
-              <w:rPr>
-                <w:sz w:val="20"/>
+            <w:tcW w:w="1576" w:type="dxa"/>
+            <w:shd w:val="clear" w:color="auto" w:fill="F0F5FB"/>
+          </w:tcPr>
+          <w:p>
+            <w:r>
+              <w:rPr>
+                <w:sz w:val="19"/>
               </w:rPr>
               <w:t>☐</w:t>
             </w:r>
@@ -4682,12 +4916,13 @@
         </w:tc>
         <w:tc>
           <w:tcPr>
-            <w:tcW w:type="dxa" w:w="1464"/>
-          </w:tcPr>
-          <w:p>
-            <w:r>
-              <w:rPr>
-                <w:sz w:val="20"/>
+            <w:tcW w:w="1576" w:type="dxa"/>
+            <w:shd w:val="clear" w:color="auto" w:fill="F0F5FB"/>
+          </w:tcPr>
+          <w:p>
+            <w:r>
+              <w:rPr>
+                <w:sz w:val="19"/>
               </w:rPr>
               <w:t>☐</w:t>
             </w:r>
@@ -4695,12 +4930,13 @@
         </w:tc>
         <w:tc>
           <w:tcPr>
-            <w:tcW w:type="dxa" w:w="1464"/>
-          </w:tcPr>
-          <w:p>
-            <w:r>
-              <w:rPr>
-                <w:sz w:val="20"/>
+            <w:tcW w:w="1576" w:type="dxa"/>
+            <w:shd w:val="clear" w:color="auto" w:fill="F0F5FB"/>
+          </w:tcPr>
+          <w:p>
+            <w:r>
+              <w:rPr>
+                <w:sz w:val="19"/>
               </w:rPr>
             </w:r>
           </w:p>
@@ -4709,12 +4945,12 @@
       <w:tr>
         <w:tc>
           <w:tcPr>
-            <w:tcW w:type="dxa" w:w="1464"/>
-          </w:tcPr>
-          <w:p>
-            <w:r>
-              <w:rPr>
-                <w:sz w:val="20"/>
+            <w:tcW w:w="1020" w:type="dxa"/>
+          </w:tcPr>
+          <w:p>
+            <w:r>
+              <w:rPr>
+                <w:sz w:val="19"/>
               </w:rPr>
               <w:t>6.2</w:t>
             </w:r>
@@ -4722,12 +4958,12 @@
         </w:tc>
         <w:tc>
           <w:tcPr>
-            <w:tcW w:type="dxa" w:w="1464"/>
-          </w:tcPr>
-          <w:p>
-            <w:r>
-              <w:rPr>
-                <w:sz w:val="20"/>
+            <w:tcW w:w="1576" w:type="dxa"/>
+          </w:tcPr>
+          <w:p>
+            <w:r>
+              <w:rPr>
+                <w:sz w:val="19"/>
               </w:rPr>
               <w:t>Custo</w:t>
             </w:r>
@@ -4735,12 +4971,12 @@
         </w:tc>
         <w:tc>
           <w:tcPr>
-            <w:tcW w:type="dxa" w:w="1464"/>
-          </w:tcPr>
-          <w:p>
-            <w:r>
-              <w:rPr>
-                <w:sz w:val="20"/>
+            <w:tcW w:w="1576" w:type="dxa"/>
+          </w:tcPr>
+          <w:p>
+            <w:r>
+              <w:rPr>
+                <w:sz w:val="19"/>
               </w:rPr>
               <w:t>Sem necessidade de novas licenças SAP ou bancárias</w:t>
             </w:r>
@@ -4748,12 +4984,12 @@
         </w:tc>
         <w:tc>
           <w:tcPr>
-            <w:tcW w:type="dxa" w:w="1464"/>
-          </w:tcPr>
-          <w:p>
-            <w:r>
-              <w:rPr>
-                <w:sz w:val="20"/>
+            <w:tcW w:w="1576" w:type="dxa"/>
+          </w:tcPr>
+          <w:p>
+            <w:r>
+              <w:rPr>
+                <w:sz w:val="19"/>
               </w:rPr>
               <w:t>☐</w:t>
             </w:r>
@@ -4761,12 +4997,12 @@
         </w:tc>
         <w:tc>
           <w:tcPr>
-            <w:tcW w:type="dxa" w:w="1464"/>
-          </w:tcPr>
-          <w:p>
-            <w:r>
-              <w:rPr>
-                <w:sz w:val="20"/>
+            <w:tcW w:w="1576" w:type="dxa"/>
+          </w:tcPr>
+          <w:p>
+            <w:r>
+              <w:rPr>
+                <w:sz w:val="19"/>
               </w:rPr>
               <w:t>☐</w:t>
             </w:r>
@@ -4774,12 +5010,12 @@
         </w:tc>
         <w:tc>
           <w:tcPr>
-            <w:tcW w:type="dxa" w:w="1464"/>
-          </w:tcPr>
-          <w:p>
-            <w:r>
-              <w:rPr>
-                <w:sz w:val="20"/>
+            <w:tcW w:w="1576" w:type="dxa"/>
+          </w:tcPr>
+          <w:p>
+            <w:r>
+              <w:rPr>
+                <w:sz w:val="19"/>
               </w:rPr>
             </w:r>
           </w:p>
@@ -4788,12 +5024,13 @@
       <w:tr>
         <w:tc>
           <w:tcPr>
-            <w:tcW w:type="dxa" w:w="1464"/>
-          </w:tcPr>
-          <w:p>
-            <w:r>
-              <w:rPr>
-                <w:sz w:val="20"/>
+            <w:tcW w:w="1020" w:type="dxa"/>
+            <w:shd w:val="clear" w:color="auto" w:fill="F0F5FB"/>
+          </w:tcPr>
+          <w:p>
+            <w:r>
+              <w:rPr>
+                <w:sz w:val="19"/>
               </w:rPr>
               <w:t>6.3</w:t>
             </w:r>
@@ -4801,12 +5038,13 @@
         </w:tc>
         <w:tc>
           <w:tcPr>
-            <w:tcW w:type="dxa" w:w="1464"/>
-          </w:tcPr>
-          <w:p>
-            <w:r>
-              <w:rPr>
-                <w:sz w:val="20"/>
+            <w:tcW w:w="1576" w:type="dxa"/>
+            <w:shd w:val="clear" w:color="auto" w:fill="F0F5FB"/>
+          </w:tcPr>
+          <w:p>
+            <w:r>
+              <w:rPr>
+                <w:sz w:val="19"/>
               </w:rPr>
               <w:t>Custo</w:t>
             </w:r>
@@ -4814,12 +5052,13 @@
         </w:tc>
         <w:tc>
           <w:tcPr>
-            <w:tcW w:type="dxa" w:w="1464"/>
-          </w:tcPr>
-          <w:p>
-            <w:r>
-              <w:rPr>
-                <w:sz w:val="20"/>
+            <w:tcW w:w="1576" w:type="dxa"/>
+            <w:shd w:val="clear" w:color="auto" w:fill="F0F5FB"/>
+          </w:tcPr>
+          <w:p>
+            <w:r>
+              <w:rPr>
+                <w:sz w:val="19"/>
               </w:rPr>
               <w:t>Custo externo: R$0 (ou valor específico se NOK em 6.1/6.2)</w:t>
             </w:r>
@@ -4827,12 +5066,13 @@
         </w:tc>
         <w:tc>
           <w:tcPr>
-            <w:tcW w:type="dxa" w:w="1464"/>
-          </w:tcPr>
-          <w:p>
-            <w:r>
-              <w:rPr>
-                <w:sz w:val="20"/>
+            <w:tcW w:w="1576" w:type="dxa"/>
+            <w:shd w:val="clear" w:color="auto" w:fill="F0F5FB"/>
+          </w:tcPr>
+          <w:p>
+            <w:r>
+              <w:rPr>
+                <w:sz w:val="19"/>
               </w:rPr>
               <w:t>☐</w:t>
             </w:r>
@@ -4840,12 +5080,13 @@
         </w:tc>
         <w:tc>
           <w:tcPr>
-            <w:tcW w:type="dxa" w:w="1464"/>
-          </w:tcPr>
-          <w:p>
-            <w:r>
-              <w:rPr>
-                <w:sz w:val="20"/>
+            <w:tcW w:w="1576" w:type="dxa"/>
+            <w:shd w:val="clear" w:color="auto" w:fill="F0F5FB"/>
+          </w:tcPr>
+          <w:p>
+            <w:r>
+              <w:rPr>
+                <w:sz w:val="19"/>
               </w:rPr>
               <w:t>☐</w:t>
             </w:r>
@@ -4853,12 +5094,13 @@
         </w:tc>
         <w:tc>
           <w:tcPr>
-            <w:tcW w:type="dxa" w:w="1464"/>
-          </w:tcPr>
-          <w:p>
-            <w:r>
-              <w:rPr>
-                <w:sz w:val="20"/>
+            <w:tcW w:w="1576" w:type="dxa"/>
+            <w:shd w:val="clear" w:color="auto" w:fill="F0F5FB"/>
+          </w:tcPr>
+          <w:p>
+            <w:r>
+              <w:rPr>
+                <w:sz w:val="19"/>
               </w:rPr>
               <w:t>Valor: R$_____</w:t>
             </w:r>
@@ -4868,12 +5110,12 @@
       <w:tr>
         <w:tc>
           <w:tcPr>
-            <w:tcW w:type="dxa" w:w="1464"/>
-          </w:tcPr>
-          <w:p>
-            <w:r>
-              <w:rPr>
-                <w:sz w:val="20"/>
+            <w:tcW w:w="1020" w:type="dxa"/>
+          </w:tcPr>
+          <w:p>
+            <w:r>
+              <w:rPr>
+                <w:sz w:val="19"/>
               </w:rPr>
               <w:t>G7</w:t>
             </w:r>
@@ -4881,12 +5123,12 @@
         </w:tc>
         <w:tc>
           <w:tcPr>
-            <w:tcW w:type="dxa" w:w="1464"/>
-          </w:tcPr>
-          <w:p>
-            <w:r>
-              <w:rPr>
-                <w:sz w:val="20"/>
+            <w:tcW w:w="1576" w:type="dxa"/>
+          </w:tcPr>
+          <w:p>
+            <w:r>
+              <w:rPr>
+                <w:sz w:val="19"/>
               </w:rPr>
               <w:t>Testes e Qualidade</w:t>
             </w:r>
@@ -4894,48 +5136,48 @@
         </w:tc>
         <w:tc>
           <w:tcPr>
-            <w:tcW w:type="dxa" w:w="1464"/>
-          </w:tcPr>
-          <w:p>
-            <w:r>
-              <w:rPr>
-                <w:sz w:val="20"/>
-              </w:rPr>
-            </w:r>
-          </w:p>
-        </w:tc>
-        <w:tc>
-          <w:tcPr>
-            <w:tcW w:type="dxa" w:w="1464"/>
-          </w:tcPr>
-          <w:p>
-            <w:r>
-              <w:rPr>
-                <w:sz w:val="20"/>
-              </w:rPr>
-            </w:r>
-          </w:p>
-        </w:tc>
-        <w:tc>
-          <w:tcPr>
-            <w:tcW w:type="dxa" w:w="1464"/>
-          </w:tcPr>
-          <w:p>
-            <w:r>
-              <w:rPr>
-                <w:sz w:val="20"/>
-              </w:rPr>
-            </w:r>
-          </w:p>
-        </w:tc>
-        <w:tc>
-          <w:tcPr>
-            <w:tcW w:type="dxa" w:w="1464"/>
-          </w:tcPr>
-          <w:p>
-            <w:r>
-              <w:rPr>
-                <w:sz w:val="20"/>
+            <w:tcW w:w="1576" w:type="dxa"/>
+          </w:tcPr>
+          <w:p>
+            <w:r>
+              <w:rPr>
+                <w:sz w:val="19"/>
+              </w:rPr>
+            </w:r>
+          </w:p>
+        </w:tc>
+        <w:tc>
+          <w:tcPr>
+            <w:tcW w:w="1576" w:type="dxa"/>
+          </w:tcPr>
+          <w:p>
+            <w:r>
+              <w:rPr>
+                <w:sz w:val="19"/>
+              </w:rPr>
+            </w:r>
+          </w:p>
+        </w:tc>
+        <w:tc>
+          <w:tcPr>
+            <w:tcW w:w="1576" w:type="dxa"/>
+          </w:tcPr>
+          <w:p>
+            <w:r>
+              <w:rPr>
+                <w:sz w:val="19"/>
+              </w:rPr>
+            </w:r>
+          </w:p>
+        </w:tc>
+        <w:tc>
+          <w:tcPr>
+            <w:tcW w:w="1576" w:type="dxa"/>
+          </w:tcPr>
+          <w:p>
+            <w:r>
+              <w:rPr>
+                <w:sz w:val="19"/>
               </w:rPr>
             </w:r>
           </w:p>
@@ -4944,12 +5186,13 @@
       <w:tr>
         <w:tc>
           <w:tcPr>
-            <w:tcW w:type="dxa" w:w="1464"/>
-          </w:tcPr>
-          <w:p>
-            <w:r>
-              <w:rPr>
-                <w:sz w:val="20"/>
+            <w:tcW w:w="1020" w:type="dxa"/>
+            <w:shd w:val="clear" w:color="auto" w:fill="F0F5FB"/>
+          </w:tcPr>
+          <w:p>
+            <w:r>
+              <w:rPr>
+                <w:sz w:val="19"/>
               </w:rPr>
               <w:t>7.1</w:t>
             </w:r>
@@ -4957,12 +5200,13 @@
         </w:tc>
         <w:tc>
           <w:tcPr>
-            <w:tcW w:type="dxa" w:w="1464"/>
-          </w:tcPr>
-          <w:p>
-            <w:r>
-              <w:rPr>
-                <w:sz w:val="20"/>
+            <w:tcW w:w="1576" w:type="dxa"/>
+            <w:shd w:val="clear" w:color="auto" w:fill="F0F5FB"/>
+          </w:tcPr>
+          <w:p>
+            <w:r>
+              <w:rPr>
+                <w:sz w:val="19"/>
               </w:rPr>
               <w:t>Qualidade</w:t>
             </w:r>
@@ -4970,12 +5214,13 @@
         </w:tc>
         <w:tc>
           <w:tcPr>
-            <w:tcW w:type="dxa" w:w="1464"/>
-          </w:tcPr>
-          <w:p>
-            <w:r>
-              <w:rPr>
-                <w:sz w:val="20"/>
+            <w:tcW w:w="1576" w:type="dxa"/>
+            <w:shd w:val="clear" w:color="auto" w:fill="F0F5FB"/>
+          </w:tcPr>
+          <w:p>
+            <w:r>
+              <w:rPr>
+                <w:sz w:val="19"/>
               </w:rPr>
               <w:t>Ambiente de homologação SAP disponível</w:t>
             </w:r>
@@ -4983,12 +5228,13 @@
         </w:tc>
         <w:tc>
           <w:tcPr>
-            <w:tcW w:type="dxa" w:w="1464"/>
-          </w:tcPr>
-          <w:p>
-            <w:r>
-              <w:rPr>
-                <w:sz w:val="20"/>
+            <w:tcW w:w="1576" w:type="dxa"/>
+            <w:shd w:val="clear" w:color="auto" w:fill="F0F5FB"/>
+          </w:tcPr>
+          <w:p>
+            <w:r>
+              <w:rPr>
+                <w:sz w:val="19"/>
               </w:rPr>
               <w:t>☐</w:t>
             </w:r>
@@ -4996,12 +5242,13 @@
         </w:tc>
         <w:tc>
           <w:tcPr>
-            <w:tcW w:type="dxa" w:w="1464"/>
-          </w:tcPr>
-          <w:p>
-            <w:r>
-              <w:rPr>
-                <w:sz w:val="20"/>
+            <w:tcW w:w="1576" w:type="dxa"/>
+            <w:shd w:val="clear" w:color="auto" w:fill="F0F5FB"/>
+          </w:tcPr>
+          <w:p>
+            <w:r>
+              <w:rPr>
+                <w:sz w:val="19"/>
               </w:rPr>
               <w:t>☐</w:t>
             </w:r>
@@ -5009,12 +5256,13 @@
         </w:tc>
         <w:tc>
           <w:tcPr>
-            <w:tcW w:type="dxa" w:w="1464"/>
-          </w:tcPr>
-          <w:p>
-            <w:r>
-              <w:rPr>
-                <w:sz w:val="20"/>
+            <w:tcW w:w="1576" w:type="dxa"/>
+            <w:shd w:val="clear" w:color="auto" w:fill="F0F5FB"/>
+          </w:tcPr>
+          <w:p>
+            <w:r>
+              <w:rPr>
+                <w:sz w:val="19"/>
               </w:rPr>
             </w:r>
           </w:p>
@@ -5023,12 +5271,12 @@
       <w:tr>
         <w:tc>
           <w:tcPr>
-            <w:tcW w:type="dxa" w:w="1464"/>
-          </w:tcPr>
-          <w:p>
-            <w:r>
-              <w:rPr>
-                <w:sz w:val="20"/>
+            <w:tcW w:w="1020" w:type="dxa"/>
+          </w:tcPr>
+          <w:p>
+            <w:r>
+              <w:rPr>
+                <w:sz w:val="19"/>
               </w:rPr>
               <w:t>7.2</w:t>
             </w:r>
@@ -5036,12 +5284,12 @@
         </w:tc>
         <w:tc>
           <w:tcPr>
-            <w:tcW w:type="dxa" w:w="1464"/>
-          </w:tcPr>
-          <w:p>
-            <w:r>
-              <w:rPr>
-                <w:sz w:val="20"/>
+            <w:tcW w:w="1576" w:type="dxa"/>
+          </w:tcPr>
+          <w:p>
+            <w:r>
+              <w:rPr>
+                <w:sz w:val="19"/>
               </w:rPr>
               <w:t>Qualidade</w:t>
             </w:r>
@@ -5049,12 +5297,12 @@
         </w:tc>
         <w:tc>
           <w:tcPr>
-            <w:tcW w:type="dxa" w:w="1464"/>
-          </w:tcPr>
-          <w:p>
-            <w:r>
-              <w:rPr>
-                <w:sz w:val="20"/>
+            <w:tcW w:w="1576" w:type="dxa"/>
+          </w:tcPr>
+          <w:p>
+            <w:r>
+              <w:rPr>
+                <w:sz w:val="19"/>
               </w:rPr>
               <w:t>Possibilidade de testes DDA com Santander em homologação</w:t>
             </w:r>
@@ -5062,12 +5310,12 @@
         </w:tc>
         <w:tc>
           <w:tcPr>
-            <w:tcW w:type="dxa" w:w="1464"/>
-          </w:tcPr>
-          <w:p>
-            <w:r>
-              <w:rPr>
-                <w:sz w:val="20"/>
+            <w:tcW w:w="1576" w:type="dxa"/>
+          </w:tcPr>
+          <w:p>
+            <w:r>
+              <w:rPr>
+                <w:sz w:val="19"/>
               </w:rPr>
               <w:t>☐</w:t>
             </w:r>
@@ -5075,12 +5323,12 @@
         </w:tc>
         <w:tc>
           <w:tcPr>
-            <w:tcW w:type="dxa" w:w="1464"/>
-          </w:tcPr>
-          <w:p>
-            <w:r>
-              <w:rPr>
-                <w:sz w:val="20"/>
+            <w:tcW w:w="1576" w:type="dxa"/>
+          </w:tcPr>
+          <w:p>
+            <w:r>
+              <w:rPr>
+                <w:sz w:val="19"/>
               </w:rPr>
               <w:t>☐</w:t>
             </w:r>
@@ -5088,12 +5336,12 @@
         </w:tc>
         <w:tc>
           <w:tcPr>
-            <w:tcW w:type="dxa" w:w="1464"/>
-          </w:tcPr>
-          <w:p>
-            <w:r>
-              <w:rPr>
-                <w:sz w:val="20"/>
+            <w:tcW w:w="1576" w:type="dxa"/>
+          </w:tcPr>
+          <w:p>
+            <w:r>
+              <w:rPr>
+                <w:sz w:val="19"/>
               </w:rPr>
             </w:r>
           </w:p>
@@ -5102,12 +5350,13 @@
       <w:tr>
         <w:tc>
           <w:tcPr>
-            <w:tcW w:type="dxa" w:w="1464"/>
-          </w:tcPr>
-          <w:p>
-            <w:r>
-              <w:rPr>
-                <w:sz w:val="20"/>
+            <w:tcW w:w="1020" w:type="dxa"/>
+            <w:shd w:val="clear" w:color="auto" w:fill="F0F5FB"/>
+          </w:tcPr>
+          <w:p>
+            <w:r>
+              <w:rPr>
+                <w:sz w:val="19"/>
               </w:rPr>
               <w:t>7.3</w:t>
             </w:r>
@@ -5115,12 +5364,13 @@
         </w:tc>
         <w:tc>
           <w:tcPr>
-            <w:tcW w:type="dxa" w:w="1464"/>
-          </w:tcPr>
-          <w:p>
-            <w:r>
-              <w:rPr>
-                <w:sz w:val="20"/>
+            <w:tcW w:w="1576" w:type="dxa"/>
+            <w:shd w:val="clear" w:color="auto" w:fill="F0F5FB"/>
+          </w:tcPr>
+          <w:p>
+            <w:r>
+              <w:rPr>
+                <w:sz w:val="19"/>
               </w:rPr>
               <w:t>Qualidade</w:t>
             </w:r>
@@ -5128,12 +5378,13 @@
         </w:tc>
         <w:tc>
           <w:tcPr>
-            <w:tcW w:type="dxa" w:w="1464"/>
-          </w:tcPr>
-          <w:p>
-            <w:r>
-              <w:rPr>
-                <w:sz w:val="20"/>
+            <w:tcW w:w="1576" w:type="dxa"/>
+            <w:shd w:val="clear" w:color="auto" w:fill="F0F5FB"/>
+          </w:tcPr>
+          <w:p>
+            <w:r>
+              <w:rPr>
+                <w:sz w:val="19"/>
               </w:rPr>
               <w:t>Equipe CP disponível para UAT (1 semana)</w:t>
             </w:r>
@@ -5141,12 +5392,13 @@
         </w:tc>
         <w:tc>
           <w:tcPr>
-            <w:tcW w:type="dxa" w:w="1464"/>
-          </w:tcPr>
-          <w:p>
-            <w:r>
-              <w:rPr>
-                <w:sz w:val="20"/>
+            <w:tcW w:w="1576" w:type="dxa"/>
+            <w:shd w:val="clear" w:color="auto" w:fill="F0F5FB"/>
+          </w:tcPr>
+          <w:p>
+            <w:r>
+              <w:rPr>
+                <w:sz w:val="19"/>
               </w:rPr>
               <w:t>☐</w:t>
             </w:r>
@@ -5154,12 +5406,13 @@
         </w:tc>
         <w:tc>
           <w:tcPr>
-            <w:tcW w:type="dxa" w:w="1464"/>
-          </w:tcPr>
-          <w:p>
-            <w:r>
-              <w:rPr>
-                <w:sz w:val="20"/>
+            <w:tcW w:w="1576" w:type="dxa"/>
+            <w:shd w:val="clear" w:color="auto" w:fill="F0F5FB"/>
+          </w:tcPr>
+          <w:p>
+            <w:r>
+              <w:rPr>
+                <w:sz w:val="19"/>
               </w:rPr>
               <w:t>☐</w:t>
             </w:r>
@@ -5167,12 +5420,13 @@
         </w:tc>
         <w:tc>
           <w:tcPr>
-            <w:tcW w:type="dxa" w:w="1464"/>
-          </w:tcPr>
-          <w:p>
-            <w:r>
-              <w:rPr>
-                <w:sz w:val="20"/>
+            <w:tcW w:w="1576" w:type="dxa"/>
+            <w:shd w:val="clear" w:color="auto" w:fill="F0F5FB"/>
+          </w:tcPr>
+          <w:p>
+            <w:r>
+              <w:rPr>
+                <w:sz w:val="19"/>
               </w:rPr>
             </w:r>
           </w:p>
@@ -5181,12 +5435,12 @@
       <w:tr>
         <w:tc>
           <w:tcPr>
-            <w:tcW w:type="dxa" w:w="1464"/>
-          </w:tcPr>
-          <w:p>
-            <w:r>
-              <w:rPr>
-                <w:sz w:val="20"/>
+            <w:tcW w:w="1020" w:type="dxa"/>
+          </w:tcPr>
+          <w:p>
+            <w:r>
+              <w:rPr>
+                <w:sz w:val="19"/>
               </w:rPr>
               <w:t>G8</w:t>
             </w:r>
@@ -5194,12 +5448,12 @@
         </w:tc>
         <w:tc>
           <w:tcPr>
-            <w:tcW w:type="dxa" w:w="1464"/>
-          </w:tcPr>
-          <w:p>
-            <w:r>
-              <w:rPr>
-                <w:sz w:val="20"/>
+            <w:tcW w:w="1576" w:type="dxa"/>
+          </w:tcPr>
+          <w:p>
+            <w:r>
+              <w:rPr>
+                <w:sz w:val="19"/>
               </w:rPr>
               <w:t>Documentação</w:t>
             </w:r>
@@ -5207,48 +5461,48 @@
         </w:tc>
         <w:tc>
           <w:tcPr>
-            <w:tcW w:type="dxa" w:w="1464"/>
-          </w:tcPr>
-          <w:p>
-            <w:r>
-              <w:rPr>
-                <w:sz w:val="20"/>
-              </w:rPr>
-            </w:r>
-          </w:p>
-        </w:tc>
-        <w:tc>
-          <w:tcPr>
-            <w:tcW w:type="dxa" w:w="1464"/>
-          </w:tcPr>
-          <w:p>
-            <w:r>
-              <w:rPr>
-                <w:sz w:val="20"/>
-              </w:rPr>
-            </w:r>
-          </w:p>
-        </w:tc>
-        <w:tc>
-          <w:tcPr>
-            <w:tcW w:type="dxa" w:w="1464"/>
-          </w:tcPr>
-          <w:p>
-            <w:r>
-              <w:rPr>
-                <w:sz w:val="20"/>
-              </w:rPr>
-            </w:r>
-          </w:p>
-        </w:tc>
-        <w:tc>
-          <w:tcPr>
-            <w:tcW w:type="dxa" w:w="1464"/>
-          </w:tcPr>
-          <w:p>
-            <w:r>
-              <w:rPr>
-                <w:sz w:val="20"/>
+            <w:tcW w:w="1576" w:type="dxa"/>
+          </w:tcPr>
+          <w:p>
+            <w:r>
+              <w:rPr>
+                <w:sz w:val="19"/>
+              </w:rPr>
+            </w:r>
+          </w:p>
+        </w:tc>
+        <w:tc>
+          <w:tcPr>
+            <w:tcW w:w="1576" w:type="dxa"/>
+          </w:tcPr>
+          <w:p>
+            <w:r>
+              <w:rPr>
+                <w:sz w:val="19"/>
+              </w:rPr>
+            </w:r>
+          </w:p>
+        </w:tc>
+        <w:tc>
+          <w:tcPr>
+            <w:tcW w:w="1576" w:type="dxa"/>
+          </w:tcPr>
+          <w:p>
+            <w:r>
+              <w:rPr>
+                <w:sz w:val="19"/>
+              </w:rPr>
+            </w:r>
+          </w:p>
+        </w:tc>
+        <w:tc>
+          <w:tcPr>
+            <w:tcW w:w="1576" w:type="dxa"/>
+          </w:tcPr>
+          <w:p>
+            <w:r>
+              <w:rPr>
+                <w:sz w:val="19"/>
               </w:rPr>
             </w:r>
           </w:p>
@@ -5257,12 +5511,13 @@
       <w:tr>
         <w:tc>
           <w:tcPr>
-            <w:tcW w:type="dxa" w:w="1464"/>
-          </w:tcPr>
-          <w:p>
-            <w:r>
-              <w:rPr>
-                <w:sz w:val="20"/>
+            <w:tcW w:w="1020" w:type="dxa"/>
+            <w:shd w:val="clear" w:color="auto" w:fill="F0F5FB"/>
+          </w:tcPr>
+          <w:p>
+            <w:r>
+              <w:rPr>
+                <w:sz w:val="19"/>
               </w:rPr>
               <w:t>8.1</w:t>
             </w:r>
@@ -5270,12 +5525,13 @@
         </w:tc>
         <w:tc>
           <w:tcPr>
-            <w:tcW w:type="dxa" w:w="1464"/>
-          </w:tcPr>
-          <w:p>
-            <w:r>
-              <w:rPr>
-                <w:sz w:val="20"/>
+            <w:tcW w:w="1576" w:type="dxa"/>
+            <w:shd w:val="clear" w:color="auto" w:fill="F0F5FB"/>
+          </w:tcPr>
+          <w:p>
+            <w:r>
+              <w:rPr>
+                <w:sz w:val="19"/>
               </w:rPr>
               <w:t>Docs</w:t>
             </w:r>
@@ -5283,12 +5539,13 @@
         </w:tc>
         <w:tc>
           <w:tcPr>
-            <w:tcW w:type="dxa" w:w="1464"/>
-          </w:tcPr>
-          <w:p>
-            <w:r>
-              <w:rPr>
-                <w:sz w:val="20"/>
+            <w:tcW w:w="1576" w:type="dxa"/>
+            <w:shd w:val="clear" w:color="auto" w:fill="F0F5FB"/>
+          </w:tcPr>
+          <w:p>
+            <w:r>
+              <w:rPr>
+                <w:sz w:val="19"/>
               </w:rPr>
               <w:t>Documentação técnica será produzida pelo executor</w:t>
             </w:r>
@@ -5296,12 +5553,13 @@
         </w:tc>
         <w:tc>
           <w:tcPr>
-            <w:tcW w:type="dxa" w:w="1464"/>
-          </w:tcPr>
-          <w:p>
-            <w:r>
-              <w:rPr>
-                <w:sz w:val="20"/>
+            <w:tcW w:w="1576" w:type="dxa"/>
+            <w:shd w:val="clear" w:color="auto" w:fill="F0F5FB"/>
+          </w:tcPr>
+          <w:p>
+            <w:r>
+              <w:rPr>
+                <w:sz w:val="19"/>
               </w:rPr>
               <w:t>☐</w:t>
             </w:r>
@@ -5309,12 +5567,13 @@
         </w:tc>
         <w:tc>
           <w:tcPr>
-            <w:tcW w:type="dxa" w:w="1464"/>
-          </w:tcPr>
-          <w:p>
-            <w:r>
-              <w:rPr>
-                <w:sz w:val="20"/>
+            <w:tcW w:w="1576" w:type="dxa"/>
+            <w:shd w:val="clear" w:color="auto" w:fill="F0F5FB"/>
+          </w:tcPr>
+          <w:p>
+            <w:r>
+              <w:rPr>
+                <w:sz w:val="19"/>
               </w:rPr>
               <w:t>☐</w:t>
             </w:r>
@@ -5322,12 +5581,13 @@
         </w:tc>
         <w:tc>
           <w:tcPr>
-            <w:tcW w:type="dxa" w:w="1464"/>
-          </w:tcPr>
-          <w:p>
-            <w:r>
-              <w:rPr>
-                <w:sz w:val="20"/>
+            <w:tcW w:w="1576" w:type="dxa"/>
+            <w:shd w:val="clear" w:color="auto" w:fill="F0F5FB"/>
+          </w:tcPr>
+          <w:p>
+            <w:r>
+              <w:rPr>
+                <w:sz w:val="19"/>
               </w:rPr>
             </w:r>
           </w:p>
@@ -5336,12 +5596,12 @@
       <w:tr>
         <w:tc>
           <w:tcPr>
-            <w:tcW w:type="dxa" w:w="1464"/>
-          </w:tcPr>
-          <w:p>
-            <w:r>
-              <w:rPr>
-                <w:sz w:val="20"/>
+            <w:tcW w:w="1020" w:type="dxa"/>
+          </w:tcPr>
+          <w:p>
+            <w:r>
+              <w:rPr>
+                <w:sz w:val="19"/>
               </w:rPr>
               <w:t>8.2</w:t>
             </w:r>
@@ -5349,12 +5609,12 @@
         </w:tc>
         <w:tc>
           <w:tcPr>
-            <w:tcW w:type="dxa" w:w="1464"/>
-          </w:tcPr>
-          <w:p>
-            <w:r>
-              <w:rPr>
-                <w:sz w:val="20"/>
+            <w:tcW w:w="1576" w:type="dxa"/>
+          </w:tcPr>
+          <w:p>
+            <w:r>
+              <w:rPr>
+                <w:sz w:val="19"/>
               </w:rPr>
               <w:t>Docs</w:t>
             </w:r>
@@ -5362,12 +5622,12 @@
         </w:tc>
         <w:tc>
           <w:tcPr>
-            <w:tcW w:type="dxa" w:w="1464"/>
-          </w:tcPr>
-          <w:p>
-            <w:r>
-              <w:rPr>
-                <w:sz w:val="20"/>
+            <w:tcW w:w="1576" w:type="dxa"/>
+          </w:tcPr>
+          <w:p>
+            <w:r>
+              <w:rPr>
+                <w:sz w:val="19"/>
               </w:rPr>
               <w:t>Treinamento da equipe CP incluído na proposta</w:t>
             </w:r>
@@ -5375,12 +5635,12 @@
         </w:tc>
         <w:tc>
           <w:tcPr>
-            <w:tcW w:type="dxa" w:w="1464"/>
-          </w:tcPr>
-          <w:p>
-            <w:r>
-              <w:rPr>
-                <w:sz w:val="20"/>
+            <w:tcW w:w="1576" w:type="dxa"/>
+          </w:tcPr>
+          <w:p>
+            <w:r>
+              <w:rPr>
+                <w:sz w:val="19"/>
               </w:rPr>
               <w:t>☐</w:t>
             </w:r>
@@ -5388,12 +5648,12 @@
         </w:tc>
         <w:tc>
           <w:tcPr>
-            <w:tcW w:type="dxa" w:w="1464"/>
-          </w:tcPr>
-          <w:p>
-            <w:r>
-              <w:rPr>
-                <w:sz w:val="20"/>
+            <w:tcW w:w="1576" w:type="dxa"/>
+          </w:tcPr>
+          <w:p>
+            <w:r>
+              <w:rPr>
+                <w:sz w:val="19"/>
               </w:rPr>
               <w:t>☐</w:t>
             </w:r>
@@ -5401,12 +5661,12 @@
         </w:tc>
         <w:tc>
           <w:tcPr>
-            <w:tcW w:type="dxa" w:w="1464"/>
-          </w:tcPr>
-          <w:p>
-            <w:r>
-              <w:rPr>
-                <w:sz w:val="20"/>
+            <w:tcW w:w="1576" w:type="dxa"/>
+          </w:tcPr>
+          <w:p>
+            <w:r>
+              <w:rPr>
+                <w:sz w:val="19"/>
               </w:rPr>
             </w:r>
           </w:p>
@@ -5415,12 +5675,13 @@
       <w:tr>
         <w:tc>
           <w:tcPr>
-            <w:tcW w:type="dxa" w:w="1464"/>
-          </w:tcPr>
-          <w:p>
-            <w:r>
-              <w:rPr>
-                <w:sz w:val="20"/>
+            <w:tcW w:w="1020" w:type="dxa"/>
+            <w:shd w:val="clear" w:color="auto" w:fill="F0F5FB"/>
+          </w:tcPr>
+          <w:p>
+            <w:r>
+              <w:rPr>
+                <w:sz w:val="19"/>
               </w:rPr>
               <w:t>G9</w:t>
             </w:r>
@@ -5428,12 +5689,13 @@
         </w:tc>
         <w:tc>
           <w:tcPr>
-            <w:tcW w:type="dxa" w:w="1464"/>
-          </w:tcPr>
-          <w:p>
-            <w:r>
-              <w:rPr>
-                <w:sz w:val="20"/>
+            <w:tcW w:w="1576" w:type="dxa"/>
+            <w:shd w:val="clear" w:color="auto" w:fill="F0F5FB"/>
+          </w:tcPr>
+          <w:p>
+            <w:r>
+              <w:rPr>
+                <w:sz w:val="19"/>
               </w:rPr>
               <w:t>Riscos</w:t>
             </w:r>
@@ -5441,48 +5703,52 @@
         </w:tc>
         <w:tc>
           <w:tcPr>
-            <w:tcW w:type="dxa" w:w="1464"/>
-          </w:tcPr>
-          <w:p>
-            <w:r>
-              <w:rPr>
-                <w:sz w:val="20"/>
-              </w:rPr>
-            </w:r>
-          </w:p>
-        </w:tc>
-        <w:tc>
-          <w:tcPr>
-            <w:tcW w:type="dxa" w:w="1464"/>
-          </w:tcPr>
-          <w:p>
-            <w:r>
-              <w:rPr>
-                <w:sz w:val="20"/>
-              </w:rPr>
-            </w:r>
-          </w:p>
-        </w:tc>
-        <w:tc>
-          <w:tcPr>
-            <w:tcW w:type="dxa" w:w="1464"/>
-          </w:tcPr>
-          <w:p>
-            <w:r>
-              <w:rPr>
-                <w:sz w:val="20"/>
-              </w:rPr>
-            </w:r>
-          </w:p>
-        </w:tc>
-        <w:tc>
-          <w:tcPr>
-            <w:tcW w:type="dxa" w:w="1464"/>
-          </w:tcPr>
-          <w:p>
-            <w:r>
-              <w:rPr>
-                <w:sz w:val="20"/>
+            <w:tcW w:w="1576" w:type="dxa"/>
+            <w:shd w:val="clear" w:color="auto" w:fill="F0F5FB"/>
+          </w:tcPr>
+          <w:p>
+            <w:r>
+              <w:rPr>
+                <w:sz w:val="19"/>
+              </w:rPr>
+            </w:r>
+          </w:p>
+        </w:tc>
+        <w:tc>
+          <w:tcPr>
+            <w:tcW w:w="1576" w:type="dxa"/>
+            <w:shd w:val="clear" w:color="auto" w:fill="F0F5FB"/>
+          </w:tcPr>
+          <w:p>
+            <w:r>
+              <w:rPr>
+                <w:sz w:val="19"/>
+              </w:rPr>
+            </w:r>
+          </w:p>
+        </w:tc>
+        <w:tc>
+          <w:tcPr>
+            <w:tcW w:w="1576" w:type="dxa"/>
+            <w:shd w:val="clear" w:color="auto" w:fill="F0F5FB"/>
+          </w:tcPr>
+          <w:p>
+            <w:r>
+              <w:rPr>
+                <w:sz w:val="19"/>
+              </w:rPr>
+            </w:r>
+          </w:p>
+        </w:tc>
+        <w:tc>
+          <w:tcPr>
+            <w:tcW w:w="1576" w:type="dxa"/>
+            <w:shd w:val="clear" w:color="auto" w:fill="F0F5FB"/>
+          </w:tcPr>
+          <w:p>
+            <w:r>
+              <w:rPr>
+                <w:sz w:val="19"/>
               </w:rPr>
             </w:r>
           </w:p>
@@ -5491,12 +5757,12 @@
       <w:tr>
         <w:tc>
           <w:tcPr>
-            <w:tcW w:type="dxa" w:w="1464"/>
-          </w:tcPr>
-          <w:p>
-            <w:r>
-              <w:rPr>
-                <w:sz w:val="20"/>
+            <w:tcW w:w="1020" w:type="dxa"/>
+          </w:tcPr>
+          <w:p>
+            <w:r>
+              <w:rPr>
+                <w:sz w:val="19"/>
               </w:rPr>
               <w:t>9.1</w:t>
             </w:r>
@@ -5504,12 +5770,12 @@
         </w:tc>
         <w:tc>
           <w:tcPr>
-            <w:tcW w:type="dxa" w:w="1464"/>
-          </w:tcPr>
-          <w:p>
-            <w:r>
-              <w:rPr>
-                <w:sz w:val="20"/>
+            <w:tcW w:w="1576" w:type="dxa"/>
+          </w:tcPr>
+          <w:p>
+            <w:r>
+              <w:rPr>
+                <w:sz w:val="19"/>
               </w:rPr>
               <w:t>Risco</w:t>
             </w:r>
@@ -5517,12 +5783,12 @@
         </w:tc>
         <w:tc>
           <w:tcPr>
-            <w:tcW w:type="dxa" w:w="1464"/>
-          </w:tcPr>
-          <w:p>
-            <w:r>
-              <w:rPr>
-                <w:sz w:val="20"/>
+            <w:tcW w:w="1576" w:type="dxa"/>
+          </w:tcPr>
+          <w:p>
+            <w:r>
+              <w:rPr>
+                <w:sz w:val="19"/>
               </w:rPr>
               <w:t>Executor confirmou ciência dos riscos R-001 a R-005 do plano</w:t>
             </w:r>
@@ -5530,12 +5796,12 @@
         </w:tc>
         <w:tc>
           <w:tcPr>
-            <w:tcW w:type="dxa" w:w="1464"/>
-          </w:tcPr>
-          <w:p>
-            <w:r>
-              <w:rPr>
-                <w:sz w:val="20"/>
+            <w:tcW w:w="1576" w:type="dxa"/>
+          </w:tcPr>
+          <w:p>
+            <w:r>
+              <w:rPr>
+                <w:sz w:val="19"/>
               </w:rPr>
               <w:t>☐</w:t>
             </w:r>
@@ -5543,12 +5809,12 @@
         </w:tc>
         <w:tc>
           <w:tcPr>
-            <w:tcW w:type="dxa" w:w="1464"/>
-          </w:tcPr>
-          <w:p>
-            <w:r>
-              <w:rPr>
-                <w:sz w:val="20"/>
+            <w:tcW w:w="1576" w:type="dxa"/>
+          </w:tcPr>
+          <w:p>
+            <w:r>
+              <w:rPr>
+                <w:sz w:val="19"/>
               </w:rPr>
               <w:t>☐</w:t>
             </w:r>
@@ -5556,12 +5822,12 @@
         </w:tc>
         <w:tc>
           <w:tcPr>
-            <w:tcW w:type="dxa" w:w="1464"/>
-          </w:tcPr>
-          <w:p>
-            <w:r>
-              <w:rPr>
-                <w:sz w:val="20"/>
+            <w:tcW w:w="1576" w:type="dxa"/>
+          </w:tcPr>
+          <w:p>
+            <w:r>
+              <w:rPr>
+                <w:sz w:val="19"/>
               </w:rPr>
             </w:r>
           </w:p>
@@ -5570,12 +5836,13 @@
       <w:tr>
         <w:tc>
           <w:tcPr>
-            <w:tcW w:type="dxa" w:w="1464"/>
-          </w:tcPr>
-          <w:p>
-            <w:r>
-              <w:rPr>
-                <w:sz w:val="20"/>
+            <w:tcW w:w="1020" w:type="dxa"/>
+            <w:shd w:val="clear" w:color="auto" w:fill="F0F5FB"/>
+          </w:tcPr>
+          <w:p>
+            <w:r>
+              <w:rPr>
+                <w:sz w:val="19"/>
               </w:rPr>
               <w:t>9.2</w:t>
             </w:r>
@@ -5583,12 +5850,13 @@
         </w:tc>
         <w:tc>
           <w:tcPr>
-            <w:tcW w:type="dxa" w:w="1464"/>
-          </w:tcPr>
-          <w:p>
-            <w:r>
-              <w:rPr>
-                <w:sz w:val="20"/>
+            <w:tcW w:w="1576" w:type="dxa"/>
+            <w:shd w:val="clear" w:color="auto" w:fill="F0F5FB"/>
+          </w:tcPr>
+          <w:p>
+            <w:r>
+              <w:rPr>
+                <w:sz w:val="19"/>
               </w:rPr>
               <w:t>Risco</w:t>
             </w:r>
@@ -5596,12 +5864,13 @@
         </w:tc>
         <w:tc>
           <w:tcPr>
-            <w:tcW w:type="dxa" w:w="1464"/>
-          </w:tcPr>
-          <w:p>
-            <w:r>
-              <w:rPr>
-                <w:sz w:val="20"/>
+            <w:tcW w:w="1576" w:type="dxa"/>
+            <w:shd w:val="clear" w:color="auto" w:fill="F0F5FB"/>
+          </w:tcPr>
+          <w:p>
+            <w:r>
+              <w:rPr>
+                <w:sz w:val="19"/>
               </w:rPr>
               <w:t>Nenhum risco crítico adicional identificado</w:t>
             </w:r>
@@ -5609,12 +5878,13 @@
         </w:tc>
         <w:tc>
           <w:tcPr>
-            <w:tcW w:type="dxa" w:w="1464"/>
-          </w:tcPr>
-          <w:p>
-            <w:r>
-              <w:rPr>
-                <w:sz w:val="20"/>
+            <w:tcW w:w="1576" w:type="dxa"/>
+            <w:shd w:val="clear" w:color="auto" w:fill="F0F5FB"/>
+          </w:tcPr>
+          <w:p>
+            <w:r>
+              <w:rPr>
+                <w:sz w:val="19"/>
               </w:rPr>
               <w:t>☐</w:t>
             </w:r>
@@ -5622,12 +5892,13 @@
         </w:tc>
         <w:tc>
           <w:tcPr>
-            <w:tcW w:type="dxa" w:w="1464"/>
-          </w:tcPr>
-          <w:p>
-            <w:r>
-              <w:rPr>
-                <w:sz w:val="20"/>
+            <w:tcW w:w="1576" w:type="dxa"/>
+            <w:shd w:val="clear" w:color="auto" w:fill="F0F5FB"/>
+          </w:tcPr>
+          <w:p>
+            <w:r>
+              <w:rPr>
+                <w:sz w:val="19"/>
               </w:rPr>
               <w:t>☐</w:t>
             </w:r>
@@ -5635,12 +5906,13 @@
         </w:tc>
         <w:tc>
           <w:tcPr>
-            <w:tcW w:type="dxa" w:w="1464"/>
-          </w:tcPr>
-          <w:p>
-            <w:r>
-              <w:rPr>
-                <w:sz w:val="20"/>
+            <w:tcW w:w="1576" w:type="dxa"/>
+            <w:shd w:val="clear" w:color="auto" w:fill="F0F5FB"/>
+          </w:tcPr>
+          <w:p>
+            <w:r>
+              <w:rPr>
+                <w:sz w:val="19"/>
               </w:rPr>
               <w:t>Se NOK: descrever</w:t>
             </w:r>
@@ -5650,12 +5922,12 @@
       <w:tr>
         <w:tc>
           <w:tcPr>
-            <w:tcW w:type="dxa" w:w="1464"/>
-          </w:tcPr>
-          <w:p>
-            <w:r>
-              <w:rPr>
-                <w:sz w:val="20"/>
+            <w:tcW w:w="1020" w:type="dxa"/>
+          </w:tcPr>
+          <w:p>
+            <w:r>
+              <w:rPr>
+                <w:sz w:val="19"/>
               </w:rPr>
               <w:t>G10</w:t>
             </w:r>
@@ -5663,12 +5935,12 @@
         </w:tc>
         <w:tc>
           <w:tcPr>
-            <w:tcW w:type="dxa" w:w="1464"/>
-          </w:tcPr>
-          <w:p>
-            <w:r>
-              <w:rPr>
-                <w:sz w:val="20"/>
+            <w:tcW w:w="1576" w:type="dxa"/>
+          </w:tcPr>
+          <w:p>
+            <w:r>
+              <w:rPr>
+                <w:sz w:val="19"/>
               </w:rPr>
               <w:t>Aprovações e Compliance</w:t>
             </w:r>
@@ -5676,48 +5948,48 @@
         </w:tc>
         <w:tc>
           <w:tcPr>
-            <w:tcW w:type="dxa" w:w="1464"/>
-          </w:tcPr>
-          <w:p>
-            <w:r>
-              <w:rPr>
-                <w:sz w:val="20"/>
-              </w:rPr>
-            </w:r>
-          </w:p>
-        </w:tc>
-        <w:tc>
-          <w:tcPr>
-            <w:tcW w:type="dxa" w:w="1464"/>
-          </w:tcPr>
-          <w:p>
-            <w:r>
-              <w:rPr>
-                <w:sz w:val="20"/>
-              </w:rPr>
-            </w:r>
-          </w:p>
-        </w:tc>
-        <w:tc>
-          <w:tcPr>
-            <w:tcW w:type="dxa" w:w="1464"/>
-          </w:tcPr>
-          <w:p>
-            <w:r>
-              <w:rPr>
-                <w:sz w:val="20"/>
-              </w:rPr>
-            </w:r>
-          </w:p>
-        </w:tc>
-        <w:tc>
-          <w:tcPr>
-            <w:tcW w:type="dxa" w:w="1464"/>
-          </w:tcPr>
-          <w:p>
-            <w:r>
-              <w:rPr>
-                <w:sz w:val="20"/>
+            <w:tcW w:w="1576" w:type="dxa"/>
+          </w:tcPr>
+          <w:p>
+            <w:r>
+              <w:rPr>
+                <w:sz w:val="19"/>
+              </w:rPr>
+            </w:r>
+          </w:p>
+        </w:tc>
+        <w:tc>
+          <w:tcPr>
+            <w:tcW w:w="1576" w:type="dxa"/>
+          </w:tcPr>
+          <w:p>
+            <w:r>
+              <w:rPr>
+                <w:sz w:val="19"/>
+              </w:rPr>
+            </w:r>
+          </w:p>
+        </w:tc>
+        <w:tc>
+          <w:tcPr>
+            <w:tcW w:w="1576" w:type="dxa"/>
+          </w:tcPr>
+          <w:p>
+            <w:r>
+              <w:rPr>
+                <w:sz w:val="19"/>
+              </w:rPr>
+            </w:r>
+          </w:p>
+        </w:tc>
+        <w:tc>
+          <w:tcPr>
+            <w:tcW w:w="1576" w:type="dxa"/>
+          </w:tcPr>
+          <w:p>
+            <w:r>
+              <w:rPr>
+                <w:sz w:val="19"/>
               </w:rPr>
             </w:r>
           </w:p>
@@ -5726,12 +5998,13 @@
       <w:tr>
         <w:tc>
           <w:tcPr>
-            <w:tcW w:type="dxa" w:w="1464"/>
-          </w:tcPr>
-          <w:p>
-            <w:r>
-              <w:rPr>
-                <w:sz w:val="20"/>
+            <w:tcW w:w="1020" w:type="dxa"/>
+            <w:shd w:val="clear" w:color="auto" w:fill="F0F5FB"/>
+          </w:tcPr>
+          <w:p>
+            <w:r>
+              <w:rPr>
+                <w:sz w:val="19"/>
               </w:rPr>
               <w:t>10.1</w:t>
             </w:r>
@@ -5739,12 +6012,13 @@
         </w:tc>
         <w:tc>
           <w:tcPr>
-            <w:tcW w:type="dxa" w:w="1464"/>
-          </w:tcPr>
-          <w:p>
-            <w:r>
-              <w:rPr>
-                <w:sz w:val="20"/>
+            <w:tcW w:w="1576" w:type="dxa"/>
+            <w:shd w:val="clear" w:color="auto" w:fill="F0F5FB"/>
+          </w:tcPr>
+          <w:p>
+            <w:r>
+              <w:rPr>
+                <w:sz w:val="19"/>
               </w:rPr>
               <w:t>Aprovação</w:t>
             </w:r>
@@ -5752,12 +6026,13 @@
         </w:tc>
         <w:tc>
           <w:tcPr>
-            <w:tcW w:type="dxa" w:w="1464"/>
-          </w:tcPr>
-          <w:p>
-            <w:r>
-              <w:rPr>
-                <w:sz w:val="20"/>
+            <w:tcW w:w="1576" w:type="dxa"/>
+            <w:shd w:val="clear" w:color="auto" w:fill="F0F5FB"/>
+          </w:tcPr>
+          <w:p>
+            <w:r>
+              <w:rPr>
+                <w:sz w:val="19"/>
               </w:rPr>
               <w:t>Aprovação do sponsor para início está confirmada</w:t>
             </w:r>
@@ -5765,12 +6040,13 @@
         </w:tc>
         <w:tc>
           <w:tcPr>
-            <w:tcW w:type="dxa" w:w="1464"/>
-          </w:tcPr>
-          <w:p>
-            <w:r>
-              <w:rPr>
-                <w:sz w:val="20"/>
+            <w:tcW w:w="1576" w:type="dxa"/>
+            <w:shd w:val="clear" w:color="auto" w:fill="F0F5FB"/>
+          </w:tcPr>
+          <w:p>
+            <w:r>
+              <w:rPr>
+                <w:sz w:val="19"/>
               </w:rPr>
               <w:t>☐</w:t>
             </w:r>
@@ -5778,12 +6054,13 @@
         </w:tc>
         <w:tc>
           <w:tcPr>
-            <w:tcW w:type="dxa" w:w="1464"/>
-          </w:tcPr>
-          <w:p>
-            <w:r>
-              <w:rPr>
-                <w:sz w:val="20"/>
+            <w:tcW w:w="1576" w:type="dxa"/>
+            <w:shd w:val="clear" w:color="auto" w:fill="F0F5FB"/>
+          </w:tcPr>
+          <w:p>
+            <w:r>
+              <w:rPr>
+                <w:sz w:val="19"/>
               </w:rPr>
               <w:t>☐</w:t>
             </w:r>
@@ -5791,12 +6068,13 @@
         </w:tc>
         <w:tc>
           <w:tcPr>
-            <w:tcW w:type="dxa" w:w="1464"/>
-          </w:tcPr>
-          <w:p>
-            <w:r>
-              <w:rPr>
-                <w:sz w:val="20"/>
+            <w:tcW w:w="1576" w:type="dxa"/>
+            <w:shd w:val="clear" w:color="auto" w:fill="F0F5FB"/>
+          </w:tcPr>
+          <w:p>
+            <w:r>
+              <w:rPr>
+                <w:sz w:val="19"/>
               </w:rPr>
             </w:r>
           </w:p>
@@ -5805,12 +6083,12 @@
       <w:tr>
         <w:tc>
           <w:tcPr>
-            <w:tcW w:type="dxa" w:w="1464"/>
-          </w:tcPr>
-          <w:p>
-            <w:r>
-              <w:rPr>
-                <w:sz w:val="20"/>
+            <w:tcW w:w="1020" w:type="dxa"/>
+          </w:tcPr>
+          <w:p>
+            <w:r>
+              <w:rPr>
+                <w:sz w:val="19"/>
               </w:rPr>
               <w:t>10.2</w:t>
             </w:r>
@@ -5818,12 +6096,12 @@
         </w:tc>
         <w:tc>
           <w:tcPr>
-            <w:tcW w:type="dxa" w:w="1464"/>
-          </w:tcPr>
-          <w:p>
-            <w:r>
-              <w:rPr>
-                <w:sz w:val="20"/>
+            <w:tcW w:w="1576" w:type="dxa"/>
+          </w:tcPr>
+          <w:p>
+            <w:r>
+              <w:rPr>
+                <w:sz w:val="19"/>
               </w:rPr>
               <w:t>Aprovação</w:t>
             </w:r>
@@ -5831,12 +6109,12 @@
         </w:tc>
         <w:tc>
           <w:tcPr>
-            <w:tcW w:type="dxa" w:w="1464"/>
-          </w:tcPr>
-          <w:p>
-            <w:r>
-              <w:rPr>
-                <w:sz w:val="20"/>
+            <w:tcW w:w="1576" w:type="dxa"/>
+          </w:tcPr>
+          <w:p>
+            <w:r>
+              <w:rPr>
+                <w:sz w:val="19"/>
               </w:rPr>
               <w:t>CB-3 (custo zero / autorização Holding) entendida e aceita</w:t>
             </w:r>
@@ -5844,12 +6122,12 @@
         </w:tc>
         <w:tc>
           <w:tcPr>
-            <w:tcW w:type="dxa" w:w="1464"/>
-          </w:tcPr>
-          <w:p>
-            <w:r>
-              <w:rPr>
-                <w:sz w:val="20"/>
+            <w:tcW w:w="1576" w:type="dxa"/>
+          </w:tcPr>
+          <w:p>
+            <w:r>
+              <w:rPr>
+                <w:sz w:val="19"/>
               </w:rPr>
               <w:t>☐</w:t>
             </w:r>
@@ -5857,12 +6135,12 @@
         </w:tc>
         <w:tc>
           <w:tcPr>
-            <w:tcW w:type="dxa" w:w="1464"/>
-          </w:tcPr>
-          <w:p>
-            <w:r>
-              <w:rPr>
-                <w:sz w:val="20"/>
+            <w:tcW w:w="1576" w:type="dxa"/>
+          </w:tcPr>
+          <w:p>
+            <w:r>
+              <w:rPr>
+                <w:sz w:val="19"/>
               </w:rPr>
               <w:t>☐</w:t>
             </w:r>
@@ -5870,12 +6148,12 @@
         </w:tc>
         <w:tc>
           <w:tcPr>
-            <w:tcW w:type="dxa" w:w="1464"/>
-          </w:tcPr>
-          <w:p>
-            <w:r>
-              <w:rPr>
-                <w:sz w:val="20"/>
+            <w:tcW w:w="1576" w:type="dxa"/>
+          </w:tcPr>
+          <w:p>
+            <w:r>
+              <w:rPr>
+                <w:sz w:val="19"/>
               </w:rPr>
             </w:r>
           </w:p>
@@ -5884,12 +6162,13 @@
       <w:tr>
         <w:tc>
           <w:tcPr>
-            <w:tcW w:type="dxa" w:w="1464"/>
-          </w:tcPr>
-          <w:p>
-            <w:r>
-              <w:rPr>
-                <w:sz w:val="20"/>
+            <w:tcW w:w="1020" w:type="dxa"/>
+            <w:shd w:val="clear" w:color="auto" w:fill="F0F5FB"/>
+          </w:tcPr>
+          <w:p>
+            <w:r>
+              <w:rPr>
+                <w:sz w:val="19"/>
               </w:rPr>
               <w:t>10.3</w:t>
             </w:r>
@@ -5897,12 +6176,13 @@
         </w:tc>
         <w:tc>
           <w:tcPr>
-            <w:tcW w:type="dxa" w:w="1464"/>
-          </w:tcPr>
-          <w:p>
-            <w:r>
-              <w:rPr>
-                <w:sz w:val="20"/>
+            <w:tcW w:w="1576" w:type="dxa"/>
+            <w:shd w:val="clear" w:color="auto" w:fill="F0F5FB"/>
+          </w:tcPr>
+          <w:p>
+            <w:r>
+              <w:rPr>
+                <w:sz w:val="19"/>
               </w:rPr>
               <w:t>Aprovação</w:t>
             </w:r>
@@ -5910,12 +6190,13 @@
         </w:tc>
         <w:tc>
           <w:tcPr>
-            <w:tcW w:type="dxa" w:w="1464"/>
-          </w:tcPr>
-          <w:p>
-            <w:r>
-              <w:rPr>
-                <w:sz w:val="20"/>
+            <w:tcW w:w="1576" w:type="dxa"/>
+            <w:shd w:val="clear" w:color="auto" w:fill="F0F5FB"/>
+          </w:tcPr>
+          <w:p>
+            <w:r>
+              <w:rPr>
+                <w:sz w:val="19"/>
               </w:rPr>
               <w:t>CB-Sponsor será resolvida antes do kick-off</w:t>
             </w:r>
@@ -5923,12 +6204,13 @@
         </w:tc>
         <w:tc>
           <w:tcPr>
-            <w:tcW w:type="dxa" w:w="1464"/>
-          </w:tcPr>
-          <w:p>
-            <w:r>
-              <w:rPr>
-                <w:sz w:val="20"/>
+            <w:tcW w:w="1576" w:type="dxa"/>
+            <w:shd w:val="clear" w:color="auto" w:fill="F0F5FB"/>
+          </w:tcPr>
+          <w:p>
+            <w:r>
+              <w:rPr>
+                <w:sz w:val="19"/>
               </w:rPr>
               <w:t>☐</w:t>
             </w:r>
@@ -5936,12 +6218,13 @@
         </w:tc>
         <w:tc>
           <w:tcPr>
-            <w:tcW w:type="dxa" w:w="1464"/>
-          </w:tcPr>
-          <w:p>
-            <w:r>
-              <w:rPr>
-                <w:sz w:val="20"/>
+            <w:tcW w:w="1576" w:type="dxa"/>
+            <w:shd w:val="clear" w:color="auto" w:fill="F0F5FB"/>
+          </w:tcPr>
+          <w:p>
+            <w:r>
+              <w:rPr>
+                <w:sz w:val="19"/>
               </w:rPr>
               <w:t>☐</w:t>
             </w:r>
@@ -5949,12 +6232,13 @@
         </w:tc>
         <w:tc>
           <w:tcPr>
-            <w:tcW w:type="dxa" w:w="1464"/>
-          </w:tcPr>
-          <w:p>
-            <w:r>
-              <w:rPr>
-                <w:sz w:val="20"/>
+            <w:tcW w:w="1576" w:type="dxa"/>
+            <w:shd w:val="clear" w:color="auto" w:fill="F0F5FB"/>
+          </w:tcPr>
+          <w:p>
+            <w:r>
+              <w:rPr>
+                <w:sz w:val="19"/>
               </w:rPr>
             </w:r>
           </w:p>
@@ -5963,9 +6247,11 @@
     </w:tbl>
     <w:p/>
     <w:p>
-      <w:r>
-        <w:t>────────────────────────────────────────────────────────────</w:t>
-      </w:r>
+      <w:pPr>
+        <w:pBdr>
+          <w:bottom w:val="single" w:sz="6" w:space="1" w:color="CCCCCC"/>
+        </w:pBdr>
+      </w:pPr>
     </w:p>
     <w:p/>
     <w:p>
@@ -5974,8 +6260,11 @@
       </w:pPr>
       <w:r>
         <w:rPr>
-          <w:color w:val="2E74B5"/>
-          <w:sz w:val="28"/>
+          <w:rFonts w:ascii="Calibri" w:hAnsi="Calibri"/>
+          <w:b/>
+          <w:i w:val="0"/>
+          <w:color w:val="1E5296"/>
+          <w:sz w:val="25"/>
         </w:rPr>
         <w:t>12. Processo de Submissão da Resposta</w:t>
       </w:r>
@@ -5984,24 +6273,26 @@
     <w:tbl>
       <w:tblPr>
         <w:tblStyle w:val="TableGrid"/>
-        <w:tblW w:type="auto" w:w="0"/>
         <w:tblLook w:firstColumn="1" w:firstRow="1" w:lastColumn="0" w:lastRow="0" w:noHBand="0" w:noVBand="1" w:val="04A0"/>
+        <w:tblW w:w="8900" w:type="dxa"/>
+        <w:tblLayout w:type="fixed"/>
       </w:tblPr>
       <w:tblGrid>
-        <w:gridCol w:w="4392"/>
-        <w:gridCol w:w="4392"/>
+        <w:gridCol w:w="4450"/>
+        <w:gridCol w:w="4450"/>
       </w:tblGrid>
       <w:tr>
         <w:tc>
           <w:tcPr>
-            <w:tcW w:type="dxa" w:w="4392"/>
-            <w:shd w:val="clear" w:color="auto" w:fill="D6E4F0"/>
+            <w:tcW w:w="4450" w:type="dxa"/>
+            <w:shd w:val="clear" w:color="auto" w:fill="1A3A5C"/>
           </w:tcPr>
           <w:p>
             <w:r>
               <w:rPr>
                 <w:b/>
-                <w:sz w:val="20"/>
+                <w:color w:val="FFFFFF"/>
+                <w:sz w:val="19"/>
               </w:rPr>
               <w:t>Item</w:t>
             </w:r>
@@ -6009,14 +6300,15 @@
         </w:tc>
         <w:tc>
           <w:tcPr>
-            <w:tcW w:type="dxa" w:w="4392"/>
-            <w:shd w:val="clear" w:color="auto" w:fill="D6E4F0"/>
+            <w:tcW w:w="4450" w:type="dxa"/>
+            <w:shd w:val="clear" w:color="auto" w:fill="1A3A5C"/>
           </w:tcPr>
           <w:p>
             <w:r>
               <w:rPr>
                 <w:b/>
-                <w:sz w:val="20"/>
+                <w:color w:val="FFFFFF"/>
+                <w:sz w:val="19"/>
               </w:rPr>
               <w:t>Detalhe</w:t>
             </w:r>
@@ -6026,12 +6318,12 @@
       <w:tr>
         <w:tc>
           <w:tcPr>
-            <w:tcW w:type="dxa" w:w="4392"/>
-          </w:tcPr>
-          <w:p>
-            <w:r>
-              <w:rPr>
-                <w:sz w:val="20"/>
+            <w:tcW w:w="4450" w:type="dxa"/>
+          </w:tcPr>
+          <w:p>
+            <w:r>
+              <w:rPr>
+                <w:sz w:val="19"/>
               </w:rPr>
               <w:t>Prazo de resposta</w:t>
             </w:r>
@@ -6039,12 +6331,12 @@
         </w:tc>
         <w:tc>
           <w:tcPr>
-            <w:tcW w:type="dxa" w:w="4392"/>
-          </w:tcPr>
-          <w:p>
-            <w:r>
-              <w:rPr>
-                <w:sz w:val="20"/>
+            <w:tcW w:w="4450" w:type="dxa"/>
+          </w:tcPr>
+          <w:p>
+            <w:r>
+              <w:rPr>
+                <w:sz w:val="19"/>
               </w:rPr>
               <w:t>Até 5 dias úteis após recebimento deste WR</w:t>
             </w:r>
@@ -6054,12 +6346,13 @@
       <w:tr>
         <w:tc>
           <w:tcPr>
-            <w:tcW w:type="dxa" w:w="4392"/>
-          </w:tcPr>
-          <w:p>
-            <w:r>
-              <w:rPr>
-                <w:sz w:val="20"/>
+            <w:tcW w:w="4450" w:type="dxa"/>
+            <w:shd w:val="clear" w:color="auto" w:fill="F0F5FB"/>
+          </w:tcPr>
+          <w:p>
+            <w:r>
+              <w:rPr>
+                <w:sz w:val="19"/>
               </w:rPr>
               <w:t>Canal de submissão</w:t>
             </w:r>
@@ -6067,12 +6360,13 @@
         </w:tc>
         <w:tc>
           <w:tcPr>
-            <w:tcW w:type="dxa" w:w="4392"/>
-          </w:tcPr>
-          <w:p>
-            <w:r>
-              <w:rPr>
-                <w:sz w:val="20"/>
+            <w:tcW w:w="4450" w:type="dxa"/>
+            <w:shd w:val="clear" w:color="auto" w:fill="F0F5FB"/>
+          </w:tcPr>
+          <w:p>
+            <w:r>
+              <w:rPr>
+                <w:sz w:val="19"/>
               </w:rPr>
               <w:t>E-mail para Noemia Tambara (coordenadora) com cópia para VMO e Gladston Campos</w:t>
             </w:r>
@@ -6082,12 +6376,12 @@
       <w:tr>
         <w:tc>
           <w:tcPr>
-            <w:tcW w:type="dxa" w:w="4392"/>
-          </w:tcPr>
-          <w:p>
-            <w:r>
-              <w:rPr>
-                <w:sz w:val="20"/>
+            <w:tcW w:w="4450" w:type="dxa"/>
+          </w:tcPr>
+          <w:p>
+            <w:r>
+              <w:rPr>
+                <w:sz w:val="19"/>
               </w:rPr>
               <w:t>Formato</w:t>
             </w:r>
@@ -6095,12 +6389,12 @@
         </w:tc>
         <w:tc>
           <w:tcPr>
-            <w:tcW w:type="dxa" w:w="4392"/>
-          </w:tcPr>
-          <w:p>
-            <w:r>
-              <w:rPr>
-                <w:sz w:val="20"/>
+            <w:tcW w:w="4450" w:type="dxa"/>
+          </w:tcPr>
+          <w:p>
+            <w:r>
+              <w:rPr>
+                <w:sz w:val="19"/>
               </w:rPr>
               <w:t>Artefato Obrigatório preenchido + estimativa de esforço por fase (E-01 preliminar) + confirmação de disponibilidade do recurso técnico DTI</w:t>
             </w:r>
@@ -6110,12 +6404,13 @@
       <w:tr>
         <w:tc>
           <w:tcPr>
-            <w:tcW w:type="dxa" w:w="4392"/>
-          </w:tcPr>
-          <w:p>
-            <w:r>
-              <w:rPr>
-                <w:sz w:val="20"/>
+            <w:tcW w:w="4450" w:type="dxa"/>
+            <w:shd w:val="clear" w:color="auto" w:fill="F0F5FB"/>
+          </w:tcPr>
+          <w:p>
+            <w:r>
+              <w:rPr>
+                <w:sz w:val="19"/>
               </w:rPr>
               <w:t>Dúvidas sobre o WR</w:t>
             </w:r>
@@ -6123,12 +6418,13 @@
         </w:tc>
         <w:tc>
           <w:tcPr>
-            <w:tcW w:type="dxa" w:w="4392"/>
-          </w:tcPr>
-          <w:p>
-            <w:r>
-              <w:rPr>
-                <w:sz w:val="20"/>
+            <w:tcW w:w="4450" w:type="dxa"/>
+            <w:shd w:val="clear" w:color="auto" w:fill="F0F5FB"/>
+          </w:tcPr>
+          <w:p>
+            <w:r>
+              <w:rPr>
+                <w:sz w:val="19"/>
               </w:rPr>
               <w:t>Contato: Noemia Tambara Cardoso Malini — VAB Matriz</w:t>
             </w:r>
@@ -6138,12 +6434,12 @@
       <w:tr>
         <w:tc>
           <w:tcPr>
-            <w:tcW w:type="dxa" w:w="4392"/>
-          </w:tcPr>
-          <w:p>
-            <w:r>
-              <w:rPr>
-                <w:sz w:val="20"/>
+            <w:tcW w:w="4450" w:type="dxa"/>
+          </w:tcPr>
+          <w:p>
+            <w:r>
+              <w:rPr>
+                <w:sz w:val="19"/>
               </w:rPr>
               <w:t>Data limite para kick-off</w:t>
             </w:r>
@@ -6151,12 +6447,12 @@
         </w:tc>
         <w:tc>
           <w:tcPr>
-            <w:tcW w:type="dxa" w:w="4392"/>
-          </w:tcPr>
-          <w:p>
-            <w:r>
-              <w:rPr>
-                <w:sz w:val="20"/>
+            <w:tcW w:w="4450" w:type="dxa"/>
+          </w:tcPr>
+          <w:p>
+            <w:r>
+              <w:rPr>
+                <w:sz w:val="19"/>
               </w:rPr>
               <w:t>Junho 2026 (após CBs resolvidas e artefato obrigatório aprovado)</w:t>
             </w:r>
@@ -6167,7 +6463,7 @@
     <w:p/>
     <w:sectPr>
       <w:pgSz w:w="12240" w:h="15840"/>
-      <w:pgMar w:top="1440" w:right="1728" w:bottom="1440" w:left="1728" w:header="720" w:footer="720" w:gutter="0"/>
+      <w:pgMar w:top="1417" w:right="1417" w:bottom="1417" w:left="1587" w:header="720" w:footer="720" w:gutter="0"/>
       <w:cols w:space="720"/>
       <w:docGrid w:linePitch="360"/>
     </w:sectPr>
@@ -6540,7 +6836,7 @@
     <w:rsid w:val="00FC693F"/>
     <w:rPr>
       <w:rFonts w:ascii="Calibri" w:hAnsi="Calibri"/>
-      <w:sz w:val="22"/>
+      <w:sz w:val="21"/>
     </w:rPr>
   </w:style>
   <w:style w:type="paragraph" w:styleId="Header">
